--- a/电磁式阻尼器深度强化学习/文书/小论文/基于时间感知GRUA-TD3的电磁式吸振器振动控制研究.docx
+++ b/电磁式阻尼器深度强化学习/文书/小论文/基于时间感知GRUA-TD3的电磁式吸振器振动控制研究.docx
@@ -77,50 +77,40 @@
         <w:pStyle w:val="32"/>
         <w:bidi w:val="0"/>
         <w:rPr>
+          <w:rFonts w:hint="default"/>
+        </w:rPr>
+      </w:pPr>
+      <w:r>
+        <w:rPr>
+          <w:rFonts w:hint="default"/>
+        </w:rPr>
+        <w:t>基于时间感知GRUA-TD3</w:t>
+      </w:r>
+      <w:r>
+        <w:rPr>
           <w:rFonts w:hint="eastAsia"/>
           <w:lang w:val="en-US" w:eastAsia="zh-CN"/>
         </w:rPr>
-      </w:pPr>
+        <w:t>的自适应</w:t>
+      </w:r>
       <w:r>
         <w:rPr>
           <w:rFonts w:hint="default"/>
         </w:rPr>
-        <w:t>基于时间感知</w:t>
+        <w:t>振动控制</w:t>
       </w:r>
       <w:r>
         <w:rPr>
           <w:rFonts w:hint="eastAsia"/>
           <w:lang w:val="en-US" w:eastAsia="zh-CN"/>
         </w:rPr>
-        <w:t>的</w:t>
+        <w:t>算法</w:t>
       </w:r>
       <w:r>
         <w:rPr>
           <w:rFonts w:hint="default"/>
         </w:rPr>
-        <w:t>GRUA-TD3</w:t>
-      </w:r>
-      <w:r>
-        <w:rPr>
-          <w:rFonts w:hint="eastAsia"/>
-          <w:lang w:val="en-US" w:eastAsia="zh-CN"/>
-        </w:rPr>
-        <w:t>算法</w:t>
-      </w:r>
-    </w:p>
-    <w:p>
-      <w:pPr>
-        <w:pStyle w:val="32"/>
-        <w:bidi w:val="0"/>
-        <w:rPr>
-          <w:rFonts w:hint="default"/>
-        </w:rPr>
-      </w:pPr>
-      <w:r>
-        <w:rPr>
-          <w:rFonts w:hint="default"/>
-        </w:rPr>
-        <w:t>振动控制研究</w:t>
+        <w:t>研究</w:t>
       </w:r>
     </w:p>
     <w:p>
@@ -794,8 +784,6 @@
             <w:ind w:left="0" w:leftChars="0" w:right="0" w:rightChars="0" w:firstLine="0" w:firstLineChars="0"/>
             <w:jc w:val="center"/>
           </w:pPr>
-          <w:bookmarkStart w:id="23" w:name="_GoBack"/>
-          <w:bookmarkEnd w:id="23"/>
           <w:r>
             <w:rPr>
               <w:rFonts w:ascii="宋体" w:hAnsi="宋体" w:eastAsia="宋体"/>
@@ -1917,8 +1905,8 @@
         </w:rPr>
       </w:pPr>
       <w:bookmarkStart w:id="3" w:name="_Toc357457998"/>
-      <w:bookmarkStart w:id="4" w:name="_Toc358408047"/>
-      <w:bookmarkStart w:id="5" w:name="_Toc18374"/>
+      <w:bookmarkStart w:id="4" w:name="_Toc18374"/>
+      <w:bookmarkStart w:id="5" w:name="_Toc358408047"/>
       <w:r>
         <w:rPr>
           <w:rFonts w:ascii="Times New Roman"/>
@@ -1944,7 +1932,7 @@
         <w:rPr>
           <w:rFonts w:hint="eastAsia"/>
         </w:rPr>
-        <w:t>系统建模与问题描述</w:t>
+        <w:t>问题描述</w:t>
       </w:r>
       <w:bookmarkEnd w:id="6"/>
     </w:p>
@@ -1952,691 +1940,12 @@
       <w:pPr>
         <w:pStyle w:val="3"/>
         <w:bidi w:val="0"/>
-      </w:pPr>
-      <w:bookmarkStart w:id="7" w:name="_Toc13393"/>
-      <w:r>
-        <w:rPr>
-          <w:rFonts w:hint="eastAsia"/>
-        </w:rPr>
-        <w:t>受控对象动力学模型</w:t>
-      </w:r>
-      <w:bookmarkEnd w:id="7"/>
-    </w:p>
-    <w:p>
-      <w:pPr>
-        <w:pStyle w:val="34"/>
-        <w:bidi w:val="0"/>
-        <w:rPr>
-          <w:rFonts w:hint="eastAsia"/>
-        </w:rPr>
-      </w:pPr>
-      <w:r>
-        <w:drawing>
-          <wp:inline distT="0" distB="0" distL="0" distR="0">
-            <wp:extent cx="3629660" cy="2278380"/>
-            <wp:effectExtent l="0" t="0" r="12700" b="7620"/>
-            <wp:docPr id="2" name="图片 2"/>
-            <wp:cNvGraphicFramePr>
-              <a:graphicFrameLocks xmlns:a="http://schemas.openxmlformats.org/drawingml/2006/main" noChangeAspect="1"/>
-            </wp:cNvGraphicFramePr>
-            <a:graphic xmlns:a="http://schemas.openxmlformats.org/drawingml/2006/main">
-              <a:graphicData uri="http://schemas.openxmlformats.org/drawingml/2006/picture">
-                <pic:pic xmlns:pic="http://schemas.openxmlformats.org/drawingml/2006/picture">
-                  <pic:nvPicPr>
-                    <pic:cNvPr id="2" name="图片 2"/>
-                    <pic:cNvPicPr>
-                      <a:picLocks noChangeAspect="1"/>
-                    </pic:cNvPicPr>
-                  </pic:nvPicPr>
-                  <pic:blipFill>
-                    <a:blip r:embed="rId12"/>
-                    <a:stretch>
-                      <a:fillRect/>
-                    </a:stretch>
-                  </pic:blipFill>
-                  <pic:spPr>
-                    <a:xfrm>
-                      <a:off x="0" y="0"/>
-                      <a:ext cx="3650562" cy="2291160"/>
-                    </a:xfrm>
-                    <a:prstGeom prst="rect">
-                      <a:avLst/>
-                    </a:prstGeom>
-                  </pic:spPr>
-                </pic:pic>
-              </a:graphicData>
-            </a:graphic>
-          </wp:inline>
-        </w:drawing>
-      </w:r>
-    </w:p>
-    <w:p>
-      <w:pPr>
-        <w:pStyle w:val="36"/>
-        <w:bidi w:val="0"/>
-        <w:rPr>
-          <w:rFonts w:hint="eastAsia"/>
-          <w:highlight w:val="yellow"/>
-        </w:rPr>
-      </w:pPr>
-      <w:r>
-        <w:rPr>
-          <w:rFonts w:hint="eastAsia"/>
-          <w:highlight w:val="yellow"/>
-        </w:rPr>
-        <w:t>图</w:t>
-      </w:r>
-      <w:r>
-        <w:rPr>
-          <w:rFonts w:hint="eastAsia"/>
-          <w:highlight w:val="yellow"/>
-          <w:lang w:val="en-US" w:eastAsia="zh-CN"/>
-        </w:rPr>
-        <w:t>2-1</w:t>
-      </w:r>
-      <w:r>
-        <w:rPr>
-          <w:rFonts w:hint="eastAsia"/>
-          <w:highlight w:val="yellow"/>
-        </w:rPr>
-        <w:t xml:space="preserve"> 二自由度结构系统示意图</w:t>
-      </w:r>
-    </w:p>
-    <w:p>
-      <w:pPr>
-        <w:bidi w:val="0"/>
-        <w:rPr>
-          <w:rFonts w:hint="eastAsia"/>
-        </w:rPr>
-      </w:pPr>
-      <w:r>
-        <w:rPr>
-          <w:rFonts w:hint="eastAsia"/>
-        </w:rPr>
-        <w:t>本文以如图所示的二自由度结构系统为例，其中，</w:t>
-      </w:r>
-      <w:r>
-        <w:rPr>
-          <w:rFonts w:hint="eastAsia"/>
-          <w:position w:val="-12"/>
-        </w:rPr>
-        <w:object>
-          <v:shape id="_x0000_i1025" o:spt="75" type="#_x0000_t75" style="height:18pt;width:15pt;" o:ole="t" filled="f" o:preferrelative="t" stroked="f" coordsize="21600,21600">
-            <v:path/>
-            <v:fill on="f" focussize="0,0"/>
-            <v:stroke on="f"/>
-            <v:imagedata r:id="rId14" o:title=""/>
-            <o:lock v:ext="edit" aspectratio="f"/>
-            <w10:wrap type="none"/>
-            <w10:anchorlock/>
-          </v:shape>
-          <o:OLEObject Type="Embed" ProgID="Equation.DSMT4" ShapeID="_x0000_i1025" DrawAspect="Content" ObjectID="_1468075725" r:id="rId13">
-            <o:LockedField>false</o:LockedField>
-          </o:OLEObject>
-        </w:object>
-      </w:r>
-      <w:r>
-        <w:rPr>
-          <w:rFonts w:hint="eastAsia"/>
-        </w:rPr>
-        <w:t>为电磁作动器质量，</w:t>
-      </w:r>
-      <w:r>
-        <w:rPr>
-          <w:rFonts w:hint="eastAsia"/>
-          <w:position w:val="-12"/>
-        </w:rPr>
-        <w:object>
-          <v:shape id="_x0000_i1026" o:spt="75" type="#_x0000_t75" style="height:18pt;width:16pt;" o:ole="t" filled="f" o:preferrelative="t" stroked="f" coordsize="21600,21600">
-            <v:path/>
-            <v:fill on="f" focussize="0,0"/>
-            <v:stroke on="f"/>
-            <v:imagedata r:id="rId16" o:title=""/>
-            <o:lock v:ext="edit" aspectratio="f"/>
-            <w10:wrap type="none"/>
-            <w10:anchorlock/>
-          </v:shape>
-          <o:OLEObject Type="Embed" ProgID="Equation.DSMT4" ShapeID="_x0000_i1026" DrawAspect="Content" ObjectID="_1468075726" r:id="rId15">
-            <o:LockedField>false</o:LockedField>
-          </o:OLEObject>
-        </w:object>
-      </w:r>
-      <w:r>
-        <w:rPr>
-          <w:rFonts w:hint="eastAsia"/>
-        </w:rPr>
-        <w:t>为待减振对象即主结构质量，</w:t>
-      </w:r>
-      <w:r>
-        <w:rPr>
-          <w:rFonts w:hint="eastAsia"/>
-          <w:position w:val="-12"/>
-        </w:rPr>
-        <w:object>
-          <v:shape id="_x0000_i1027" o:spt="75" type="#_x0000_t75" style="height:18pt;width:11pt;" o:ole="t" filled="f" o:preferrelative="t" stroked="f" coordsize="21600,21600">
-            <v:path/>
-            <v:fill on="f" focussize="0,0"/>
-            <v:stroke on="f"/>
-            <v:imagedata r:id="rId18" o:title=""/>
-            <o:lock v:ext="edit" aspectratio="f"/>
-            <w10:wrap type="none"/>
-            <w10:anchorlock/>
-          </v:shape>
-          <o:OLEObject Type="Embed" ProgID="Equation.DSMT4" ShapeID="_x0000_i1027" DrawAspect="Content" ObjectID="_1468075727" r:id="rId17">
-            <o:LockedField>false</o:LockedField>
-          </o:OLEObject>
-        </w:object>
-      </w:r>
-      <w:r>
-        <w:rPr>
-          <w:rFonts w:hint="eastAsia"/>
-        </w:rPr>
-        <w:t xml:space="preserve"> 和</w:t>
-      </w:r>
-      <w:r>
-        <w:rPr>
-          <w:rFonts w:hint="eastAsia"/>
-          <w:position w:val="-12"/>
-        </w:rPr>
-        <w:object>
-          <v:shape id="_x0000_i1028" o:spt="75" type="#_x0000_t75" style="height:18pt;width:12pt;" o:ole="t" filled="f" o:preferrelative="t" stroked="f" coordsize="21600,21600">
-            <v:path/>
-            <v:fill on="f" focussize="0,0"/>
-            <v:stroke on="f"/>
-            <v:imagedata r:id="rId20" o:title=""/>
-            <o:lock v:ext="edit" aspectratio="f"/>
-            <w10:wrap type="none"/>
-            <w10:anchorlock/>
-          </v:shape>
-          <o:OLEObject Type="Embed" ProgID="Equation.DSMT4" ShapeID="_x0000_i1028" DrawAspect="Content" ObjectID="_1468075728" r:id="rId19">
-            <o:LockedField>false</o:LockedField>
-          </o:OLEObject>
-        </w:object>
-      </w:r>
-      <w:r>
-        <w:rPr>
-          <w:rFonts w:hint="eastAsia"/>
-        </w:rPr>
-        <w:t>为分别为电磁吸振器阻尼和主结构阻尼，</w:t>
-      </w:r>
-      <w:r>
-        <w:rPr>
-          <w:rFonts w:hint="eastAsia"/>
-          <w:position w:val="-12"/>
-        </w:rPr>
-        <w:object>
-          <v:shape id="_x0000_i1029" o:spt="75" type="#_x0000_t75" style="height:18pt;width:12pt;" o:ole="t" filled="f" o:preferrelative="t" stroked="f" coordsize="21600,21600">
-            <v:path/>
-            <v:fill on="f" focussize="0,0"/>
-            <v:stroke on="f"/>
-            <v:imagedata r:id="rId22" o:title=""/>
-            <o:lock v:ext="edit" aspectratio="f"/>
-            <w10:wrap type="none"/>
-            <w10:anchorlock/>
-          </v:shape>
-          <o:OLEObject Type="Embed" ProgID="Equation.DSMT4" ShapeID="_x0000_i1029" DrawAspect="Content" ObjectID="_1468075729" r:id="rId21">
-            <o:LockedField>false</o:LockedField>
-          </o:OLEObject>
-        </w:object>
-      </w:r>
-      <w:r>
-        <w:rPr>
-          <w:rFonts w:hint="eastAsia"/>
-        </w:rPr>
-        <w:t xml:space="preserve"> 和</w:t>
-      </w:r>
-      <w:r>
-        <w:rPr>
-          <w:rFonts w:hint="eastAsia"/>
-          <w:position w:val="-12"/>
-        </w:rPr>
-        <w:object>
-          <v:shape id="_x0000_i1030" o:spt="75" type="#_x0000_t75" style="height:18pt;width:13pt;" o:ole="t" filled="f" o:preferrelative="t" stroked="f" coordsize="21600,21600">
-            <v:path/>
-            <v:fill on="f" focussize="0,0"/>
-            <v:stroke on="f"/>
-            <v:imagedata r:id="rId24" o:title=""/>
-            <o:lock v:ext="edit" aspectratio="f"/>
-            <w10:wrap type="none"/>
-            <w10:anchorlock/>
-          </v:shape>
-          <o:OLEObject Type="Embed" ProgID="Equation.DSMT4" ShapeID="_x0000_i1030" DrawAspect="Content" ObjectID="_1468075730" r:id="rId23">
-            <o:LockedField>false</o:LockedField>
-          </o:OLEObject>
-        </w:object>
-      </w:r>
-      <w:r>
-        <w:rPr>
-          <w:rFonts w:hint="eastAsia"/>
-        </w:rPr>
-        <w:t>为分别为电磁吸振器器刚度和主结构刚度，</w:t>
-      </w:r>
-      <w:r>
-        <w:rPr>
-          <w:rFonts w:hint="eastAsia"/>
-          <w:position w:val="-12"/>
-        </w:rPr>
-        <w:object>
-          <v:shape id="_x0000_i1031" o:spt="75" type="#_x0000_t75" style="height:18pt;width:13.95pt;" o:ole="t" filled="f" o:preferrelative="t" stroked="f" coordsize="21600,21600">
-            <v:path/>
-            <v:fill on="f" focussize="0,0"/>
-            <v:stroke on="f"/>
-            <v:imagedata r:id="rId26" o:title=""/>
-            <o:lock v:ext="edit" aspectratio="f"/>
-            <w10:wrap type="none"/>
-            <w10:anchorlock/>
-          </v:shape>
-          <o:OLEObject Type="Embed" ProgID="Equation.DSMT4" ShapeID="_x0000_i1031" DrawAspect="Content" ObjectID="_1468075731" r:id="rId25">
-            <o:LockedField>false</o:LockedField>
-          </o:OLEObject>
-        </w:object>
-      </w:r>
-      <w:r>
-        <w:rPr>
-          <w:rFonts w:hint="eastAsia"/>
-        </w:rPr>
-        <w:t>为电磁作动器位移，</w:t>
-      </w:r>
-      <w:r>
-        <w:rPr>
-          <w:rFonts w:hint="eastAsia"/>
-          <w:position w:val="-12"/>
-        </w:rPr>
-        <w:object>
-          <v:shape id="_x0000_i1032" o:spt="75" type="#_x0000_t75" style="height:18pt;width:15pt;" o:ole="t" filled="f" o:preferrelative="t" stroked="f" coordsize="21600,21600">
-            <v:path/>
-            <v:fill on="f" focussize="0,0"/>
-            <v:stroke on="f"/>
-            <v:imagedata r:id="rId28" o:title=""/>
-            <o:lock v:ext="edit" aspectratio="f"/>
-            <w10:wrap type="none"/>
-            <w10:anchorlock/>
-          </v:shape>
-          <o:OLEObject Type="Embed" ProgID="Equation.DSMT4" ShapeID="_x0000_i1032" DrawAspect="Content" ObjectID="_1468075732" r:id="rId27">
-            <o:LockedField>false</o:LockedField>
-          </o:OLEObject>
-        </w:object>
-      </w:r>
-      <w:r>
-        <w:rPr>
-          <w:rFonts w:hint="eastAsia"/>
-        </w:rPr>
-        <w:t>为主结构位移，</w:t>
-      </w:r>
-      <w:r>
-        <w:rPr>
-          <w:rFonts w:hint="eastAsia"/>
-          <w:position w:val="-4"/>
-        </w:rPr>
-        <w:object>
-          <v:shape id="_x0000_i1033" o:spt="75" type="#_x0000_t75" style="height:10pt;width:10pt;" o:ole="t" filled="f" o:preferrelative="t" stroked="f" coordsize="21600,21600">
-            <v:path/>
-            <v:fill on="f" focussize="0,0"/>
-            <v:stroke on="f"/>
-            <v:imagedata r:id="rId30" o:title=""/>
-            <o:lock v:ext="edit" aspectratio="f"/>
-            <w10:wrap type="none"/>
-            <w10:anchorlock/>
-          </v:shape>
-          <o:OLEObject Type="Embed" ProgID="Equation.DSMT4" ShapeID="_x0000_i1033" DrawAspect="Content" ObjectID="_1468075733" r:id="rId29">
-            <o:LockedField>false</o:LockedField>
-          </o:OLEObject>
-        </w:object>
-      </w:r>
-      <w:r>
-        <w:rPr>
-          <w:rFonts w:hint="eastAsia"/>
-        </w:rPr>
-        <w:t>为地基位移，</w:t>
-      </w:r>
-      <w:r>
-        <w:rPr>
-          <w:rFonts w:hint="eastAsia"/>
-          <w:position w:val="-10"/>
-        </w:rPr>
-        <w:object>
-          <v:shape id="_x0000_i1034" o:spt="75" type="#_x0000_t75" style="height:16pt;width:12pt;" o:ole="t" filled="f" o:preferrelative="t" stroked="f" coordsize="21600,21600">
-            <v:path/>
-            <v:fill on="f" focussize="0,0"/>
-            <v:stroke on="f"/>
-            <v:imagedata r:id="rId32" o:title=""/>
-            <o:lock v:ext="edit" aspectratio="f"/>
-            <w10:wrap type="none"/>
-            <w10:anchorlock/>
-          </v:shape>
-          <o:OLEObject Type="Embed" ProgID="Equation.DSMT4" ShapeID="_x0000_i1034" DrawAspect="Content" ObjectID="_1468075734" r:id="rId31">
-            <o:LockedField>false</o:LockedField>
-          </o:OLEObject>
-        </w:object>
-      </w:r>
-      <w:r>
-        <w:rPr>
-          <w:rFonts w:hint="eastAsia"/>
-        </w:rPr>
-        <w:t>为外激励，</w:t>
-      </w:r>
-      <w:r>
-        <w:rPr>
-          <w:rFonts w:hint="eastAsia"/>
-          <w:i w:val="0"/>
-          <w:iCs w:val="0"/>
-          <w:position w:val="-4"/>
-        </w:rPr>
-        <w:object>
-          <v:shape id="_x0000_i1035" o:spt="75" type="#_x0000_t75" style="height:13pt;width:13pt;" o:ole="t" filled="f" o:preferrelative="t" stroked="f" coordsize="21600,21600">
-            <v:path/>
-            <v:fill on="f" focussize="0,0"/>
-            <v:stroke on="f"/>
-            <v:imagedata r:id="rId34" o:title=""/>
-            <o:lock v:ext="edit" aspectratio="f"/>
-            <w10:wrap type="none"/>
-            <w10:anchorlock/>
-          </v:shape>
-          <o:OLEObject Type="Embed" ProgID="Equation.DSMT4" ShapeID="_x0000_i1035" DrawAspect="Content" ObjectID="_1468075735" r:id="rId33">
-            <o:LockedField>false</o:LockedField>
-          </o:OLEObject>
-        </w:object>
-      </w:r>
-      <w:r>
-        <w:rPr>
-          <w:rFonts w:hint="eastAsia"/>
-        </w:rPr>
-        <w:t>为电磁吸振器给予的控制力。</w:t>
-      </w:r>
-    </w:p>
-    <w:p>
-      <w:pPr>
-        <w:rPr>
-          <w:rFonts w:hint="eastAsia"/>
-        </w:rPr>
-      </w:pPr>
-      <w:r>
-        <w:rPr>
-          <w:rFonts w:hint="eastAsia"/>
-        </w:rPr>
-        <w:t>则该系统的动力学方程为：</w:t>
-      </w:r>
-    </w:p>
-    <w:p>
-      <w:pPr>
-        <w:jc w:val="center"/>
-        <w:rPr>
-          <w:rFonts w:hint="eastAsia"/>
-        </w:rPr>
-      </w:pPr>
-      <w:r>
-        <w:rPr>
-          <w:position w:val="-12"/>
-        </w:rPr>
-        <w:object>
-          <v:shape id="_x0000_i1036" o:spt="75" type="#_x0000_t75" style="height:24.95pt;width:186.95pt;" o:ole="t" filled="f" o:preferrelative="t" stroked="f" coordsize="21600,21600">
-            <v:path/>
-            <v:fill on="f" focussize="0,0"/>
-            <v:stroke on="f"/>
-            <v:imagedata r:id="rId36" o:title=""/>
-            <o:lock v:ext="edit" aspectratio="t"/>
-            <w10:wrap type="none"/>
-            <w10:anchorlock/>
-          </v:shape>
-          <o:OLEObject Type="Embed" ProgID="Equation.DSMT4" ShapeID="_x0000_i1036" DrawAspect="Content" ObjectID="_1468075736" r:id="rId35">
-            <o:LockedField>false</o:LockedField>
-          </o:OLEObject>
-        </w:object>
-      </w:r>
-    </w:p>
-    <w:p>
-      <w:pPr>
-        <w:jc w:val="center"/>
-        <w:rPr>
-          <w:position w:val="-12"/>
-        </w:rPr>
-      </w:pPr>
-      <w:r>
-        <w:rPr>
-          <w:position w:val="-12"/>
-        </w:rPr>
-        <w:object>
-          <v:shape id="_x0000_i1037" o:spt="75" type="#_x0000_t75" style="height:24.95pt;width:179pt;" o:ole="t" filled="f" o:preferrelative="t" stroked="f" coordsize="21600,21600">
-            <v:path/>
-            <v:fill on="f" focussize="0,0"/>
-            <v:stroke on="f"/>
-            <v:imagedata r:id="rId38" o:title=""/>
-            <o:lock v:ext="edit" aspectratio="t"/>
-            <w10:wrap type="none"/>
-            <w10:anchorlock/>
-          </v:shape>
-          <o:OLEObject Type="Embed" ProgID="Equation.DSMT4" ShapeID="_x0000_i1037" DrawAspect="Content" ObjectID="_1468075737" r:id="rId37">
-            <o:LockedField>false</o:LockedField>
-          </o:OLEObject>
-        </w:object>
-      </w:r>
-    </w:p>
-    <w:p>
-      <w:pPr>
-        <w:bidi w:val="0"/>
-        <w:rPr>
-          <w:rFonts w:hint="eastAsia"/>
-        </w:rPr>
-      </w:pPr>
-      <w:r>
-        <w:rPr>
-          <w:rFonts w:hint="eastAsia"/>
-        </w:rPr>
-        <w:t>结合电磁作动器的电路特性，选取状态变量</w:t>
-      </w:r>
-      <w:r>
-        <w:rPr>
-          <w:position w:val="-12"/>
-        </w:rPr>
-        <w:object>
-          <v:shape id="_x0000_i1038" o:spt="75" type="#_x0000_t75" style="height:18pt;width:184pt;" o:ole="t" filled="f" o:preferrelative="t" stroked="f" coordsize="21600,21600">
-            <v:path/>
-            <v:fill on="f" focussize="0,0"/>
-            <v:stroke on="f"/>
-            <v:imagedata r:id="rId40" o:title=""/>
-            <o:lock v:ext="edit" aspectratio="t"/>
-            <w10:wrap type="none"/>
-            <w10:anchorlock/>
-          </v:shape>
-          <o:OLEObject Type="Embed" ProgID="Equation.DSMT4" ShapeID="_x0000_i1038" DrawAspect="Content" ObjectID="_1468075738" r:id="rId39">
-            <o:LockedField>false</o:LockedField>
-          </o:OLEObject>
-        </w:object>
-      </w:r>
-      <w:r>
-        <w:rPr>
-          <w:rFonts w:hint="eastAsia"/>
-        </w:rPr>
-        <w:t>，可得到状态空间形式为：</w:t>
-      </w:r>
-    </w:p>
-    <w:p>
-      <w:pPr>
-        <w:pStyle w:val="37"/>
-        <w:bidi w:val="0"/>
-        <w:rPr>
-          <w:rFonts w:hint="eastAsia"/>
-        </w:rPr>
-      </w:pPr>
-      <w:r>
-        <w:rPr>
-          <w:position w:val="-30"/>
-        </w:rPr>
-        <w:object>
-          <v:shape id="_x0000_i1039" o:spt="75" type="#_x0000_t75" style="height:36pt;width:92pt;" o:ole="t" filled="f" o:preferrelative="t" stroked="f" coordsize="21600,21600">
-            <v:path/>
-            <v:fill on="f" focussize="0,0"/>
-            <v:stroke on="f"/>
-            <v:imagedata r:id="rId42" o:title=""/>
-            <o:lock v:ext="edit" aspectratio="t"/>
-            <w10:wrap type="none"/>
-            <w10:anchorlock/>
-          </v:shape>
-          <o:OLEObject Type="Embed" ProgID="Equation.DSMT4" ShapeID="_x0000_i1039" DrawAspect="Content" ObjectID="_1468075739" r:id="rId41">
-            <o:LockedField>false</o:LockedField>
-          </o:OLEObject>
-        </w:object>
-      </w:r>
-    </w:p>
-    <w:p>
-      <w:pPr>
-        <w:bidi w:val="0"/>
-        <w:ind w:left="0" w:leftChars="0" w:firstLine="0" w:firstLineChars="0"/>
-        <w:rPr>
-          <w:rFonts w:hint="eastAsia"/>
-        </w:rPr>
-      </w:pPr>
-      <w:r>
-        <w:rPr>
-          <w:rFonts w:hint="eastAsia"/>
-        </w:rPr>
-        <w:t>其中</w:t>
-      </w:r>
-      <w:r>
-        <w:rPr>
-          <w:position w:val="-102"/>
-        </w:rPr>
-        <w:object>
-          <v:shape id="_x0000_i1040" o:spt="75" type="#_x0000_t75" style="height:108pt;width:193pt;" o:ole="t" filled="f" o:preferrelative="t" stroked="f" coordsize="21600,21600">
-            <v:path/>
-            <v:fill on="f" focussize="0,0"/>
-            <v:stroke on="f"/>
-            <v:imagedata r:id="rId44" o:title=""/>
-            <o:lock v:ext="edit" aspectratio="t"/>
-            <w10:wrap type="none"/>
-            <w10:anchorlock/>
-          </v:shape>
-          <o:OLEObject Type="Embed" ProgID="Equation.DSMT4" ShapeID="_x0000_i1040" DrawAspect="Content" ObjectID="_1468075740" r:id="rId43">
-            <o:LockedField>false</o:LockedField>
-          </o:OLEObject>
-        </w:object>
-      </w:r>
-      <w:r>
-        <w:rPr>
-          <w:rFonts w:hint="eastAsia"/>
-        </w:rPr>
-        <w:t>，</w:t>
-      </w:r>
-      <w:r>
-        <w:rPr>
-          <w:position w:val="-102"/>
-        </w:rPr>
-        <w:object>
-          <v:shape id="_x0000_i1041" o:spt="75" type="#_x0000_t75" style="height:108pt;width:58pt;" o:ole="t" filled="f" o:preferrelative="t" stroked="f" coordsize="21600,21600">
-            <v:path/>
-            <v:fill on="f" focussize="0,0"/>
-            <v:stroke on="f"/>
-            <v:imagedata r:id="rId46" o:title=""/>
-            <o:lock v:ext="edit" aspectratio="t"/>
-            <w10:wrap type="none"/>
-            <w10:anchorlock/>
-          </v:shape>
-          <o:OLEObject Type="Embed" ProgID="Equation.DSMT4" ShapeID="_x0000_i1041" DrawAspect="Content" ObjectID="_1468075741" r:id="rId45">
-            <o:LockedField>false</o:LockedField>
-          </o:OLEObject>
-        </w:object>
-      </w:r>
-      <w:r>
-        <w:rPr>
-          <w:rFonts w:hint="eastAsia"/>
-        </w:rPr>
-        <w:t>，</w:t>
-      </w:r>
-      <w:r>
-        <w:rPr>
-          <w:position w:val="-84"/>
-        </w:rPr>
-        <w:object>
-          <v:shape id="_x0000_i1042" o:spt="75" type="#_x0000_t75" style="height:90pt;width:67pt;" o:ole="t" filled="f" o:preferrelative="t" stroked="f" coordsize="21600,21600">
-            <v:path/>
-            <v:fill on="f" focussize="0,0"/>
-            <v:stroke on="f"/>
-            <v:imagedata r:id="rId48" o:title=""/>
-            <o:lock v:ext="edit" aspectratio="t"/>
-            <w10:wrap type="none"/>
-            <w10:anchorlock/>
-          </v:shape>
-          <o:OLEObject Type="Embed" ProgID="Equation.DSMT4" ShapeID="_x0000_i1042" DrawAspect="Content" ObjectID="_1468075742" r:id="rId47">
-            <o:LockedField>false</o:LockedField>
-          </o:OLEObject>
-        </w:object>
-      </w:r>
-      <w:r>
-        <w:rPr>
-          <w:rFonts w:hint="eastAsia"/>
-        </w:rPr>
-        <w:t>，</w:t>
-      </w:r>
-      <w:r>
-        <w:rPr>
-          <w:position w:val="-12"/>
-        </w:rPr>
-        <w:object>
-          <v:shape id="_x0000_i1043" o:spt="75" type="#_x0000_t75" style="height:18pt;width:40pt;" o:ole="t" filled="f" o:preferrelative="t" stroked="f" coordsize="21600,21600">
-            <v:path/>
-            <v:fill on="f" focussize="0,0"/>
-            <v:stroke on="f"/>
-            <v:imagedata r:id="rId50" o:title=""/>
-            <o:lock v:ext="edit" aspectratio="t"/>
-            <w10:wrap type="none"/>
-            <w10:anchorlock/>
-          </v:shape>
-          <o:OLEObject Type="Embed" ProgID="Equation.DSMT4" ShapeID="_x0000_i1043" DrawAspect="Content" ObjectID="_1468075743" r:id="rId49">
-            <o:LockedField>false</o:LockedField>
-          </o:OLEObject>
-        </w:object>
-      </w:r>
-      <w:r>
-        <w:rPr>
-          <w:rFonts w:hint="eastAsia"/>
-        </w:rPr>
-        <w:t>，</w:t>
-      </w:r>
-      <w:r>
-        <w:rPr>
-          <w:position w:val="-6"/>
-        </w:rPr>
-        <w:object>
-          <v:shape id="_x0000_i1044" o:spt="75" type="#_x0000_t75" style="height:13.95pt;width:31pt;" o:ole="t" filled="f" o:preferrelative="t" stroked="f" coordsize="21600,21600">
-            <v:path/>
-            <v:fill on="f" focussize="0,0"/>
-            <v:stroke on="f"/>
-            <v:imagedata r:id="rId52" o:title=""/>
-            <o:lock v:ext="edit" aspectratio="t"/>
-            <w10:wrap type="none"/>
-            <w10:anchorlock/>
-          </v:shape>
-          <o:OLEObject Type="Embed" ProgID="Equation.DSMT4" ShapeID="_x0000_i1044" DrawAspect="Content" ObjectID="_1468075744" r:id="rId51">
-            <o:LockedField>false</o:LockedField>
-          </o:OLEObject>
-        </w:object>
-      </w:r>
-      <w:r>
-        <w:rPr>
-          <w:rFonts w:hint="eastAsia"/>
-        </w:rPr>
-        <w:t>。</w:t>
-      </w:r>
-    </w:p>
-    <w:p>
-      <w:pPr>
-        <w:bidi w:val="0"/>
-        <w:rPr>
-          <w:rFonts w:hint="eastAsia" w:eastAsia="宋体"/>
-          <w:lang w:eastAsia="zh-CN"/>
-        </w:rPr>
-      </w:pPr>
-    </w:p>
-    <w:p>
-      <w:pPr>
-        <w:pStyle w:val="3"/>
-        <w:bidi w:val="0"/>
         <w:rPr>
           <w:rFonts w:hint="default"/>
           <w:lang w:val="en-US" w:eastAsia="zh-CN"/>
         </w:rPr>
       </w:pPr>
-      <w:bookmarkStart w:id="8" w:name="_Toc32235"/>
+      <w:bookmarkStart w:id="7" w:name="_Toc32235"/>
       <w:r>
         <w:rPr>
           <w:rFonts w:hint="eastAsia"/>
@@ -2644,7 +1953,7 @@
         </w:rPr>
         <w:t>TD3算法原理</w:t>
       </w:r>
-      <w:bookmarkEnd w:id="8"/>
+      <w:bookmarkEnd w:id="7"/>
     </w:p>
     <w:p>
       <w:pPr>
@@ -2691,16 +2000,16 @@
           <w:position w:val="-6"/>
         </w:rPr>
         <w:object>
-          <v:shape id="_x0000_i1123" o:spt="75" type="#_x0000_t75" style="height:14.25pt;width:14.25pt;" o:ole="t" filled="f" o:preferrelative="t" stroked="f" coordsize="21600,21600">
+          <v:shape id="_x0000_i1025" o:spt="75" type="#_x0000_t75" style="height:14.25pt;width:14.25pt;" o:ole="t" filled="f" o:preferrelative="t" stroked="f" coordsize="21600,21600">
             <v:path/>
             <v:fill on="f" focussize="0,0"/>
             <v:stroke on="f" joinstyle="miter"/>
-            <v:imagedata r:id="rId54" o:title=""/>
-            <o:lock v:ext="edit" aspectratio="t"/>
-            <w10:wrap type="none"/>
-            <w10:anchorlock/>
-          </v:shape>
-          <o:OLEObject Type="Embed" ProgID="Equation.DSMT4" ShapeID="_x0000_i1123" DrawAspect="Content" ObjectID="_1468075745" r:id="rId53">
+            <v:imagedata r:id="rId13" o:title=""/>
+            <o:lock v:ext="edit" aspectratio="t"/>
+            <w10:wrap type="none"/>
+            <w10:anchorlock/>
+          </v:shape>
+          <o:OLEObject Type="Embed" ProgID="Equation.DSMT4" ShapeID="_x0000_i1025" DrawAspect="Content" ObjectID="_1468075725" r:id="rId12">
             <o:LockedField>false</o:LockedField>
           </o:OLEObject>
         </w:object>
@@ -2716,16 +2025,16 @@
           <w:position w:val="-6"/>
         </w:rPr>
         <w:object>
-          <v:shape id="_x0000_i1124" o:spt="75" type="#_x0000_t75" style="height:10.85pt;width:8.15pt;" o:ole="t" filled="f" o:preferrelative="t" stroked="f" coordsize="21600,21600">
+          <v:shape id="_x0000_i1026" o:spt="75" type="#_x0000_t75" style="height:10.85pt;width:8.15pt;" o:ole="t" filled="f" o:preferrelative="t" stroked="f" coordsize="21600,21600">
             <v:path/>
             <v:fill on="f" focussize="0,0"/>
             <v:stroke on="f" joinstyle="miter"/>
-            <v:imagedata r:id="rId56" o:title=""/>
-            <o:lock v:ext="edit" aspectratio="t"/>
-            <w10:wrap type="none"/>
-            <w10:anchorlock/>
-          </v:shape>
-          <o:OLEObject Type="Embed" ProgID="Equation.DSMT4" ShapeID="_x0000_i1124" DrawAspect="Content" ObjectID="_1468075746" r:id="rId55">
+            <v:imagedata r:id="rId15" o:title=""/>
+            <o:lock v:ext="edit" aspectratio="t"/>
+            <w10:wrap type="none"/>
+            <w10:anchorlock/>
+          </v:shape>
+          <o:OLEObject Type="Embed" ProgID="Equation.DSMT4" ShapeID="_x0000_i1026" DrawAspect="Content" ObjectID="_1468075726" r:id="rId14">
             <o:LockedField>false</o:LockedField>
           </o:OLEObject>
         </w:object>
@@ -2741,16 +2050,16 @@
           <w:position w:val="-6"/>
         </w:rPr>
         <w:object>
-          <v:shape id="_x0000_i1125" o:spt="75" type="#_x0000_t75" style="height:10.85pt;width:10.2pt;" o:ole="t" filled="f" o:preferrelative="t" stroked="f" coordsize="21600,21600">
+          <v:shape id="_x0000_i1027" o:spt="75" type="#_x0000_t75" style="height:10.85pt;width:10.2pt;" o:ole="t" filled="f" o:preferrelative="t" stroked="f" coordsize="21600,21600">
             <v:path/>
             <v:fill on="f" focussize="0,0"/>
             <v:stroke on="f" joinstyle="miter"/>
-            <v:imagedata r:id="rId58" o:title=""/>
-            <o:lock v:ext="edit" aspectratio="t"/>
-            <w10:wrap type="none"/>
-            <w10:anchorlock/>
-          </v:shape>
-          <o:OLEObject Type="Embed" ProgID="Equation.DSMT4" ShapeID="_x0000_i1125" DrawAspect="Content" ObjectID="_1468075747" r:id="rId57">
+            <v:imagedata r:id="rId17" o:title=""/>
+            <o:lock v:ext="edit" aspectratio="t"/>
+            <w10:wrap type="none"/>
+            <w10:anchorlock/>
+          </v:shape>
+          <o:OLEObject Type="Embed" ProgID="Equation.DSMT4" ShapeID="_x0000_i1027" DrawAspect="Content" ObjectID="_1468075727" r:id="rId16">
             <o:LockedField>false</o:LockedField>
           </o:OLEObject>
         </w:object>
@@ -2766,16 +2075,16 @@
           <w:position w:val="-12"/>
         </w:rPr>
         <w:object>
-          <v:shape id="_x0000_i1126" o:spt="75" type="#_x0000_t75" style="height:18.35pt;width:14.25pt;" o:ole="t" filled="f" o:preferrelative="t" stroked="f" coordsize="21600,21600">
+          <v:shape id="_x0000_i1028" o:spt="75" type="#_x0000_t75" style="height:18.35pt;width:14.25pt;" o:ole="t" filled="f" o:preferrelative="t" stroked="f" coordsize="21600,21600">
             <v:path/>
             <v:fill on="f" focussize="0,0"/>
             <v:stroke on="f" joinstyle="miter"/>
-            <v:imagedata r:id="rId60" o:title=""/>
-            <o:lock v:ext="edit" aspectratio="t"/>
-            <w10:wrap type="none"/>
-            <w10:anchorlock/>
-          </v:shape>
-          <o:OLEObject Type="Embed" ProgID="Equation.DSMT4" ShapeID="_x0000_i1126" DrawAspect="Content" ObjectID="_1468075748" r:id="rId59">
+            <v:imagedata r:id="rId19" o:title=""/>
+            <o:lock v:ext="edit" aspectratio="t"/>
+            <w10:wrap type="none"/>
+            <w10:anchorlock/>
+          </v:shape>
+          <o:OLEObject Type="Embed" ProgID="Equation.DSMT4" ShapeID="_x0000_i1028" DrawAspect="Content" ObjectID="_1468075728" r:id="rId18">
             <o:LockedField>false</o:LockedField>
           </o:OLEObject>
         </w:object>
@@ -2791,16 +2100,16 @@
           <w:position w:val="-6"/>
         </w:rPr>
         <w:object>
-          <v:shape id="_x0000_i1127" o:spt="75" type="#_x0000_t75" style="height:10.85pt;width:10.2pt;" o:ole="t" filled="f" o:preferrelative="t" stroked="f" coordsize="21600,21600">
+          <v:shape id="_x0000_i1029" o:spt="75" type="#_x0000_t75" style="height:10.85pt;width:10.2pt;" o:ole="t" filled="f" o:preferrelative="t" stroked="f" coordsize="21600,21600">
             <v:path/>
             <v:fill on="f" focussize="0,0"/>
             <v:stroke on="f" joinstyle="miter"/>
-            <v:imagedata r:id="rId62" o:title=""/>
-            <o:lock v:ext="edit" aspectratio="t"/>
-            <w10:wrap type="none"/>
-            <w10:anchorlock/>
-          </v:shape>
-          <o:OLEObject Type="Embed" ProgID="Equation.DSMT4" ShapeID="_x0000_i1127" DrawAspect="Content" ObjectID="_1468075749" r:id="rId61">
+            <v:imagedata r:id="rId21" o:title=""/>
+            <o:lock v:ext="edit" aspectratio="t"/>
+            <w10:wrap type="none"/>
+            <w10:anchorlock/>
+          </v:shape>
+          <o:OLEObject Type="Embed" ProgID="Equation.DSMT4" ShapeID="_x0000_i1029" DrawAspect="Content" ObjectID="_1468075729" r:id="rId20">
             <o:LockedField>false</o:LockedField>
           </o:OLEObject>
         </w:object>
@@ -2816,16 +2125,16 @@
           <w:position w:val="-6"/>
         </w:rPr>
         <w:object>
-          <v:shape id="_x0000_i1128" o:spt="75" type="#_x0000_t75" style="height:14.25pt;width:10.85pt;" o:ole="t" filled="f" o:preferrelative="t" stroked="f" coordsize="21600,21600">
+          <v:shape id="_x0000_i1030" o:spt="75" type="#_x0000_t75" style="height:14.25pt;width:10.85pt;" o:ole="t" filled="f" o:preferrelative="t" stroked="f" coordsize="21600,21600">
             <v:path/>
             <v:fill on="f" focussize="0,0"/>
             <v:stroke on="f" joinstyle="miter"/>
-            <v:imagedata r:id="rId64" o:title=""/>
-            <o:lock v:ext="edit" aspectratio="t"/>
-            <w10:wrap type="none"/>
-            <w10:anchorlock/>
-          </v:shape>
-          <o:OLEObject Type="Embed" ProgID="Equation.DSMT4" ShapeID="_x0000_i1128" DrawAspect="Content" ObjectID="_1468075750" r:id="rId63">
+            <v:imagedata r:id="rId23" o:title=""/>
+            <o:lock v:ext="edit" aspectratio="t"/>
+            <w10:wrap type="none"/>
+            <w10:anchorlock/>
+          </v:shape>
+          <o:OLEObject Type="Embed" ProgID="Equation.DSMT4" ShapeID="_x0000_i1030" DrawAspect="Content" ObjectID="_1468075730" r:id="rId22">
             <o:LockedField>false</o:LockedField>
           </o:OLEObject>
         </w:object>
@@ -2841,16 +2150,16 @@
           <w:position w:val="-4"/>
         </w:rPr>
         <w:object>
-          <v:shape id="_x0000_i1129" o:spt="75" type="#_x0000_t75" style="height:10.2pt;width:8.85pt;" o:ole="t" filled="f" o:preferrelative="t" stroked="f" coordsize="21600,21600">
+          <v:shape id="_x0000_i1031" o:spt="75" type="#_x0000_t75" style="height:10.2pt;width:8.85pt;" o:ole="t" filled="f" o:preferrelative="t" stroked="f" coordsize="21600,21600">
             <v:path/>
             <v:fill on="f" focussize="0,0"/>
             <v:stroke on="f" joinstyle="miter"/>
-            <v:imagedata r:id="rId66" o:title=""/>
-            <o:lock v:ext="edit" aspectratio="t"/>
-            <w10:wrap type="none"/>
-            <w10:anchorlock/>
-          </v:shape>
-          <o:OLEObject Type="Embed" ProgID="Equation.DSMT4" ShapeID="_x0000_i1129" DrawAspect="Content" ObjectID="_1468075751" r:id="rId65">
+            <v:imagedata r:id="rId25" o:title=""/>
+            <o:lock v:ext="edit" aspectratio="t"/>
+            <w10:wrap type="none"/>
+            <w10:anchorlock/>
+          </v:shape>
+          <o:OLEObject Type="Embed" ProgID="Equation.DSMT4" ShapeID="_x0000_i1031" DrawAspect="Content" ObjectID="_1468075731" r:id="rId24">
             <o:LockedField>false</o:LockedField>
           </o:OLEObject>
         </w:object>
@@ -2866,16 +2175,16 @@
           <w:position w:val="-10"/>
         </w:rPr>
         <w:object>
-          <v:shape id="_x0000_i1130" o:spt="75" type="#_x0000_t75" style="height:16.3pt;width:48.25pt;" o:ole="t" filled="f" o:preferrelative="t" stroked="f" coordsize="21600,21600">
+          <v:shape id="_x0000_i1032" o:spt="75" type="#_x0000_t75" style="height:16.3pt;width:48.25pt;" o:ole="t" filled="f" o:preferrelative="t" stroked="f" coordsize="21600,21600">
             <v:path/>
             <v:fill on="f" focussize="0,0"/>
             <v:stroke on="f" joinstyle="miter"/>
-            <v:imagedata r:id="rId68" o:title=""/>
-            <o:lock v:ext="edit" aspectratio="t"/>
-            <w10:wrap type="none"/>
-            <w10:anchorlock/>
-          </v:shape>
-          <o:OLEObject Type="Embed" ProgID="Equation.DSMT4" ShapeID="_x0000_i1130" DrawAspect="Content" ObjectID="_1468075752" r:id="rId67">
+            <v:imagedata r:id="rId27" o:title=""/>
+            <o:lock v:ext="edit" aspectratio="t"/>
+            <w10:wrap type="none"/>
+            <w10:anchorlock/>
+          </v:shape>
+          <o:OLEObject Type="Embed" ProgID="Equation.DSMT4" ShapeID="_x0000_i1032" DrawAspect="Content" ObjectID="_1468075732" r:id="rId26">
             <o:LockedField>false</o:LockedField>
           </o:OLEObject>
         </w:object>
@@ -2891,16 +2200,16 @@
           <w:position w:val="-6"/>
         </w:rPr>
         <w:object>
-          <v:shape id="_x0000_i1131" o:spt="75" type="#_x0000_t75" style="height:14.25pt;width:14.25pt;" o:ole="t" filled="f" o:preferrelative="t" stroked="f" coordsize="21600,21600">
+          <v:shape id="_x0000_i1033" o:spt="75" type="#_x0000_t75" style="height:14.25pt;width:14.25pt;" o:ole="t" filled="f" o:preferrelative="t" stroked="f" coordsize="21600,21600">
             <v:path/>
             <v:fill on="f" focussize="0,0"/>
             <v:stroke on="f" joinstyle="miter"/>
-            <v:imagedata r:id="rId70" o:title=""/>
-            <o:lock v:ext="edit" aspectratio="t"/>
-            <w10:wrap type="none"/>
-            <w10:anchorlock/>
-          </v:shape>
-          <o:OLEObject Type="Embed" ProgID="Equation.DSMT4" ShapeID="_x0000_i1131" DrawAspect="Content" ObjectID="_1468075753" r:id="rId69">
+            <v:imagedata r:id="rId29" o:title=""/>
+            <o:lock v:ext="edit" aspectratio="t"/>
+            <w10:wrap type="none"/>
+            <w10:anchorlock/>
+          </v:shape>
+          <o:OLEObject Type="Embed" ProgID="Equation.DSMT4" ShapeID="_x0000_i1033" DrawAspect="Content" ObjectID="_1468075733" r:id="rId28">
             <o:LockedField>false</o:LockedField>
           </o:OLEObject>
         </w:object>
@@ -2916,16 +2225,16 @@
           <w:position w:val="-12"/>
         </w:rPr>
         <w:object>
-          <v:shape id="_x0000_i1132" o:spt="75" type="#_x0000_t75" style="height:18.35pt;width:14.95pt;" o:ole="t" filled="f" o:preferrelative="t" stroked="f" coordsize="21600,21600">
+          <v:shape id="_x0000_i1034" o:spt="75" type="#_x0000_t75" style="height:18.35pt;width:14.95pt;" o:ole="t" filled="f" o:preferrelative="t" stroked="f" coordsize="21600,21600">
             <v:path/>
             <v:fill on="f" focussize="0,0"/>
             <v:stroke on="f" joinstyle="miter"/>
-            <v:imagedata r:id="rId72" o:title=""/>
-            <o:lock v:ext="edit" aspectratio="t"/>
-            <w10:wrap type="none"/>
-            <w10:anchorlock/>
-          </v:shape>
-          <o:OLEObject Type="Embed" ProgID="Equation.DSMT4" ShapeID="_x0000_i1132" DrawAspect="Content" ObjectID="_1468075754" r:id="rId71">
+            <v:imagedata r:id="rId31" o:title=""/>
+            <o:lock v:ext="edit" aspectratio="t"/>
+            <w10:wrap type="none"/>
+            <w10:anchorlock/>
+          </v:shape>
+          <o:OLEObject Type="Embed" ProgID="Equation.DSMT4" ShapeID="_x0000_i1034" DrawAspect="Content" ObjectID="_1468075734" r:id="rId30">
             <o:LockedField>false</o:LockedField>
           </o:OLEObject>
         </w:object>
@@ -2941,16 +2250,16 @@
           <w:position w:val="-12"/>
         </w:rPr>
         <w:object>
-          <v:shape id="_x0000_i1133" o:spt="75" type="#_x0000_t75" style="height:18.35pt;width:14.95pt;" o:ole="t" filled="f" o:preferrelative="t" stroked="f" coordsize="21600,21600">
+          <v:shape id="_x0000_i1035" o:spt="75" type="#_x0000_t75" style="height:18.35pt;width:14.95pt;" o:ole="t" filled="f" o:preferrelative="t" stroked="f" coordsize="21600,21600">
             <v:path/>
             <v:fill on="f" focussize="0,0"/>
             <v:stroke on="f" joinstyle="miter"/>
-            <v:imagedata r:id="rId74" o:title=""/>
-            <o:lock v:ext="edit" aspectratio="t"/>
-            <w10:wrap type="none"/>
-            <w10:anchorlock/>
-          </v:shape>
-          <o:OLEObject Type="Embed" ProgID="Equation.DSMT4" ShapeID="_x0000_i1133" DrawAspect="Content" ObjectID="_1468075755" r:id="rId73">
+            <v:imagedata r:id="rId33" o:title=""/>
+            <o:lock v:ext="edit" aspectratio="t"/>
+            <w10:wrap type="none"/>
+            <w10:anchorlock/>
+          </v:shape>
+          <o:OLEObject Type="Embed" ProgID="Equation.DSMT4" ShapeID="_x0000_i1035" DrawAspect="Content" ObjectID="_1468075735" r:id="rId32">
             <o:LockedField>false</o:LockedField>
           </o:OLEObject>
         </w:object>
@@ -2966,16 +2275,16 @@
           <w:position w:val="-10"/>
         </w:rPr>
         <w:object>
-          <v:shape id="_x0000_i1134" o:spt="75" type="#_x0000_t75" style="height:16.3pt;width:27.15pt;" o:ole="t" filled="f" o:preferrelative="t" stroked="f" coordsize="21600,21600">
+          <v:shape id="_x0000_i1036" o:spt="75" type="#_x0000_t75" style="height:16.3pt;width:27.15pt;" o:ole="t" filled="f" o:preferrelative="t" stroked="f" coordsize="21600,21600">
             <v:path/>
             <v:fill on="f" focussize="0,0"/>
             <v:stroke on="f" joinstyle="miter"/>
-            <v:imagedata r:id="rId76" o:title=""/>
-            <o:lock v:ext="edit" aspectratio="t"/>
-            <w10:wrap type="none"/>
-            <w10:anchorlock/>
-          </v:shape>
-          <o:OLEObject Type="Embed" ProgID="Equation.DSMT4" ShapeID="_x0000_i1134" DrawAspect="Content" ObjectID="_1468075756" r:id="rId75">
+            <v:imagedata r:id="rId35" o:title=""/>
+            <o:lock v:ext="edit" aspectratio="t"/>
+            <w10:wrap type="none"/>
+            <w10:anchorlock/>
+          </v:shape>
+          <o:OLEObject Type="Embed" ProgID="Equation.DSMT4" ShapeID="_x0000_i1036" DrawAspect="Content" ObjectID="_1468075736" r:id="rId34">
             <o:LockedField>false</o:LockedField>
           </o:OLEObject>
         </w:object>
@@ -2991,16 +2300,16 @@
           <w:position w:val="-12"/>
         </w:rPr>
         <w:object>
-          <v:shape id="_x0000_i1135" o:spt="75" type="#_x0000_t75" style="height:18.35pt;width:14.25pt;" o:ole="t" filled="f" o:preferrelative="t" stroked="f" coordsize="21600,21600">
+          <v:shape id="_x0000_i1037" o:spt="75" type="#_x0000_t75" style="height:18.35pt;width:14.25pt;" o:ole="t" filled="f" o:preferrelative="t" stroked="f" coordsize="21600,21600">
             <v:path/>
             <v:fill on="f" focussize="0,0"/>
             <v:stroke on="f" joinstyle="miter"/>
-            <v:imagedata r:id="rId78" o:title=""/>
-            <o:lock v:ext="edit" aspectratio="t"/>
-            <w10:wrap type="none"/>
-            <w10:anchorlock/>
-          </v:shape>
-          <o:OLEObject Type="Embed" ProgID="Equation.DSMT4" ShapeID="_x0000_i1135" DrawAspect="Content" ObjectID="_1468075757" r:id="rId77">
+            <v:imagedata r:id="rId37" o:title=""/>
+            <o:lock v:ext="edit" aspectratio="t"/>
+            <w10:wrap type="none"/>
+            <w10:anchorlock/>
+          </v:shape>
+          <o:OLEObject Type="Embed" ProgID="Equation.DSMT4" ShapeID="_x0000_i1037" DrawAspect="Content" ObjectID="_1468075737" r:id="rId36">
             <o:LockedField>false</o:LockedField>
           </o:OLEObject>
         </w:object>
@@ -3016,16 +2325,16 @@
           <w:position w:val="-12"/>
         </w:rPr>
         <w:object>
-          <v:shape id="_x0000_i1136" o:spt="75" type="#_x0000_t75" style="height:18.35pt;width:14.95pt;" o:ole="t" filled="f" o:preferrelative="t" stroked="f" coordsize="21600,21600">
+          <v:shape id="_x0000_i1038" o:spt="75" type="#_x0000_t75" style="height:18.35pt;width:14.95pt;" o:ole="t" filled="f" o:preferrelative="t" stroked="f" coordsize="21600,21600">
             <v:path/>
             <v:fill on="f" focussize="0,0"/>
             <v:stroke on="f" joinstyle="miter"/>
-            <v:imagedata r:id="rId80" o:title=""/>
-            <o:lock v:ext="edit" aspectratio="t"/>
-            <w10:wrap type="none"/>
-            <w10:anchorlock/>
-          </v:shape>
-          <o:OLEObject Type="Embed" ProgID="Equation.DSMT4" ShapeID="_x0000_i1136" DrawAspect="Content" ObjectID="_1468075758" r:id="rId79">
+            <v:imagedata r:id="rId39" o:title=""/>
+            <o:lock v:ext="edit" aspectratio="t"/>
+            <w10:wrap type="none"/>
+            <w10:anchorlock/>
+          </v:shape>
+          <o:OLEObject Type="Embed" ProgID="Equation.DSMT4" ShapeID="_x0000_i1038" DrawAspect="Content" ObjectID="_1468075738" r:id="rId38">
             <o:LockedField>false</o:LockedField>
           </o:OLEObject>
         </w:object>
@@ -3041,16 +2350,16 @@
           <w:position w:val="-6"/>
         </w:rPr>
         <w:object>
-          <v:shape id="_x0000_i1137" o:spt="75" type="#_x0000_t75" style="height:14.25pt;width:14.25pt;" o:ole="t" filled="f" o:preferrelative="t" stroked="f" coordsize="21600,21600">
+          <v:shape id="_x0000_i1039" o:spt="75" type="#_x0000_t75" style="height:14.25pt;width:14.25pt;" o:ole="t" filled="f" o:preferrelative="t" stroked="f" coordsize="21600,21600">
             <v:path/>
             <v:fill on="f" focussize="0,0"/>
             <v:stroke on="f" joinstyle="miter"/>
-            <v:imagedata r:id="rId82" o:title=""/>
-            <o:lock v:ext="edit" aspectratio="t"/>
-            <w10:wrap type="none"/>
-            <w10:anchorlock/>
-          </v:shape>
-          <o:OLEObject Type="Embed" ProgID="Equation.DSMT4" ShapeID="_x0000_i1137" DrawAspect="Content" ObjectID="_1468075759" r:id="rId81">
+            <v:imagedata r:id="rId41" o:title=""/>
+            <o:lock v:ext="edit" aspectratio="t"/>
+            <w10:wrap type="none"/>
+            <w10:anchorlock/>
+          </v:shape>
+          <o:OLEObject Type="Embed" ProgID="Equation.DSMT4" ShapeID="_x0000_i1039" DrawAspect="Content" ObjectID="_1468075739" r:id="rId40">
             <o:LockedField>false</o:LockedField>
           </o:OLEObject>
         </w:object>
@@ -3066,16 +2375,16 @@
           <w:position w:val="-6"/>
         </w:rPr>
         <w:object>
-          <v:shape id="_x0000_i1138" o:spt="75" type="#_x0000_t75" style="height:14.25pt;width:14.25pt;" o:ole="t" filled="f" o:preferrelative="t" stroked="f" coordsize="21600,21600">
+          <v:shape id="_x0000_i1040" o:spt="75" type="#_x0000_t75" style="height:14.25pt;width:14.25pt;" o:ole="t" filled="f" o:preferrelative="t" stroked="f" coordsize="21600,21600">
             <v:path/>
             <v:fill on="f" focussize="0,0"/>
             <v:stroke on="f" joinstyle="miter"/>
-            <v:imagedata r:id="rId84" o:title=""/>
-            <o:lock v:ext="edit" aspectratio="t"/>
-            <w10:wrap type="none"/>
-            <w10:anchorlock/>
-          </v:shape>
-          <o:OLEObject Type="Embed" ProgID="Equation.DSMT4" ShapeID="_x0000_i1138" DrawAspect="Content" ObjectID="_1468075760" r:id="rId83">
+            <v:imagedata r:id="rId43" o:title=""/>
+            <o:lock v:ext="edit" aspectratio="t"/>
+            <w10:wrap type="none"/>
+            <w10:anchorlock/>
+          </v:shape>
+          <o:OLEObject Type="Embed" ProgID="Equation.DSMT4" ShapeID="_x0000_i1040" DrawAspect="Content" ObjectID="_1468075740" r:id="rId42">
             <o:LockedField>false</o:LockedField>
           </o:OLEObject>
         </w:object>
@@ -3092,778 +2401,6 @@
           <w:color w:val="0000FF"/>
         </w:rPr>
         <w:t>[蒋纪元，2025硕士毕业论文]</w:t>
-      </w:r>
-    </w:p>
-    <w:p>
-      <w:pPr>
-        <w:ind w:firstLine="480"/>
-      </w:pPr>
-      <w:r>
-        <w:rPr>
-          <w:rFonts w:hint="eastAsia"/>
-        </w:rPr>
-        <w:t>状态-动作对</w:t>
-      </w:r>
-      <w:r>
-        <w:rPr>
-          <w:position w:val="-10"/>
-        </w:rPr>
-        <w:object>
-          <v:shape id="_x0000_i1045" o:spt="75" type="#_x0000_t75" style="height:16.3pt;width:27.15pt;" o:ole="t" filled="f" o:preferrelative="t" stroked="f" coordsize="21600,21600">
-            <v:path/>
-            <v:fill on="f" focussize="0,0"/>
-            <v:stroke on="f" joinstyle="miter"/>
-            <v:imagedata r:id="rId76" o:title=""/>
-            <o:lock v:ext="edit" aspectratio="t"/>
-            <w10:wrap type="none"/>
-            <w10:anchorlock/>
-          </v:shape>
-          <o:OLEObject Type="Embed" ProgID="Equation.DSMT4" ShapeID="_x0000_i1045" DrawAspect="Content" ObjectID="_1468075761" r:id="rId85">
-            <o:LockedField>false</o:LockedField>
-          </o:OLEObject>
-        </w:object>
-      </w:r>
-      <w:r>
-        <w:rPr>
-          <w:rFonts w:hint="eastAsia"/>
-        </w:rPr>
-        <w:t>的目标价值可表示为</w:t>
-      </w:r>
-    </w:p>
-    <w:p>
-      <w:pPr>
-        <w:pStyle w:val="37"/>
-        <w:rPr>
-          <w:rFonts w:hint="eastAsia" w:eastAsia="宋体"/>
-          <w:lang w:eastAsia="zh-CN"/>
-        </w:rPr>
-      </w:pPr>
-      <w:r>
-        <w:tab/>
-      </w:r>
-      <w:r>
-        <w:object>
-          <v:shape id="_x0000_i1046" o:spt="75" type="#_x0000_t75" style="height:48.25pt;width:146.05pt;" o:ole="t" filled="f" o:preferrelative="t" stroked="f" coordsize="21600,21600">
-            <v:path/>
-            <v:fill on="f" focussize="0,0"/>
-            <v:stroke on="f"/>
-            <v:imagedata r:id="rId87" o:title=""/>
-            <o:lock v:ext="edit" aspectratio="t"/>
-            <w10:wrap type="none"/>
-            <w10:anchorlock/>
-          </v:shape>
-          <o:OLEObject Type="Embed" ProgID="Equation.DSMT4" ShapeID="_x0000_i1046" DrawAspect="Content" ObjectID="_1468075762" r:id="rId86">
-            <o:LockedField>false</o:LockedField>
-          </o:OLEObject>
-        </w:object>
-      </w:r>
-      <w:r>
-        <w:tab/>
-      </w:r>
-      <w:r>
-        <w:fldChar w:fldCharType="begin"/>
-      </w:r>
-      <w:r>
-        <w:instrText xml:space="preserve"> MACROBUTTON MTPlaceRef \* MERGEFORMAT </w:instrText>
-      </w:r>
-      <w:r>
-        <w:fldChar w:fldCharType="begin"/>
-      </w:r>
-      <w:r>
-        <w:instrText xml:space="preserve"> SEQ MTEqn \h \* MERGEFORMAT </w:instrText>
-      </w:r>
-      <w:r>
-        <w:fldChar w:fldCharType="separate"/>
-      </w:r>
-      <w:r>
-        <w:fldChar w:fldCharType="end"/>
-      </w:r>
-      <w:r>
-        <w:rPr>
-          <w:rFonts w:hint="eastAsia"/>
-          <w:lang w:eastAsia="zh-CN"/>
-        </w:rPr>
-        <w:instrText xml:space="preserve">(</w:instrText>
-      </w:r>
-      <w:r>
-        <w:rPr>
-          <w:rFonts w:hint="eastAsia"/>
-          <w:lang w:eastAsia="zh-CN"/>
-        </w:rPr>
-        <w:fldChar w:fldCharType="begin"/>
-      </w:r>
-      <w:r>
-        <w:rPr>
-          <w:rFonts w:hint="eastAsia"/>
-          <w:lang w:eastAsia="zh-CN"/>
-        </w:rPr>
-        <w:instrText xml:space="preserve"> SEQ MTSec \c \* Arabic \* MERGEFORMAT </w:instrText>
-      </w:r>
-      <w:r>
-        <w:rPr>
-          <w:rFonts w:hint="eastAsia"/>
-          <w:lang w:eastAsia="zh-CN"/>
-        </w:rPr>
-        <w:fldChar w:fldCharType="separate"/>
-      </w:r>
-      <w:r>
-        <w:instrText xml:space="preserve">1</w:instrText>
-      </w:r>
-      <w:r>
-        <w:rPr>
-          <w:rFonts w:hint="eastAsia"/>
-          <w:lang w:eastAsia="zh-CN"/>
-        </w:rPr>
-        <w:fldChar w:fldCharType="end"/>
-      </w:r>
-      <w:r>
-        <w:rPr>
-          <w:rFonts w:hint="eastAsia"/>
-          <w:lang w:eastAsia="zh-CN"/>
-        </w:rPr>
-        <w:instrText xml:space="preserve">.</w:instrText>
-      </w:r>
-      <w:r>
-        <w:rPr>
-          <w:rFonts w:hint="eastAsia"/>
-          <w:lang w:eastAsia="zh-CN"/>
-        </w:rPr>
-        <w:fldChar w:fldCharType="begin"/>
-      </w:r>
-      <w:r>
-        <w:rPr>
-          <w:rFonts w:hint="eastAsia"/>
-          <w:lang w:eastAsia="zh-CN"/>
-        </w:rPr>
-        <w:instrText xml:space="preserve"> SEQ MTEqn \c \* Arabic \* MERGEFORMAT </w:instrText>
-      </w:r>
-      <w:r>
-        <w:rPr>
-          <w:rFonts w:hint="eastAsia"/>
-          <w:lang w:eastAsia="zh-CN"/>
-        </w:rPr>
-        <w:fldChar w:fldCharType="separate"/>
-      </w:r>
-      <w:r>
-        <w:instrText xml:space="preserve">1</w:instrText>
-      </w:r>
-      <w:r>
-        <w:rPr>
-          <w:rFonts w:hint="eastAsia"/>
-          <w:lang w:eastAsia="zh-CN"/>
-        </w:rPr>
-        <w:fldChar w:fldCharType="end"/>
-      </w:r>
-      <w:r>
-        <w:rPr>
-          <w:rFonts w:hint="eastAsia"/>
-          <w:lang w:eastAsia="zh-CN"/>
-        </w:rPr>
-        <w:instrText xml:space="preserve">)</w:instrText>
-      </w:r>
-      <w:r>
-        <w:fldChar w:fldCharType="separate"/>
-      </w:r>
-      <w:r>
-        <w:fldChar w:fldCharType="end"/>
-      </w:r>
-    </w:p>
-    <w:p>
-      <w:pPr>
-        <w:ind w:firstLine="0" w:firstLineChars="0"/>
-      </w:pPr>
-      <w:r>
-        <w:rPr>
-          <w:rFonts w:hint="eastAsia"/>
-        </w:rPr>
-        <w:t>其中，</w:t>
-      </w:r>
-      <w:r>
-        <w:rPr>
-          <w:position w:val="-10"/>
-        </w:rPr>
-        <w:object>
-          <v:shape id="_x0000_i1047" o:spt="75" type="#_x0000_t75" style="height:12.9pt;width:10.2pt;" o:ole="t" filled="f" o:preferrelative="t" stroked="f" coordsize="21600,21600">
-            <v:path/>
-            <v:fill on="f" focussize="0,0"/>
-            <v:stroke on="f" joinstyle="miter"/>
-            <v:imagedata r:id="rId89" o:title=""/>
-            <o:lock v:ext="edit" aspectratio="t"/>
-            <w10:wrap type="none"/>
-            <w10:anchorlock/>
-          </v:shape>
-          <o:OLEObject Type="Embed" ProgID="Equation.DSMT4" ShapeID="_x0000_i1047" DrawAspect="Content" ObjectID="_1468075763" r:id="rId88">
-            <o:LockedField>false</o:LockedField>
-          </o:OLEObject>
-        </w:object>
-      </w:r>
-      <w:r>
-        <w:rPr>
-          <w:rFonts w:hint="eastAsia"/>
-        </w:rPr>
-        <w:t>为折扣因子，</w:t>
-      </w:r>
-      <w:r>
-        <w:rPr>
-          <w:position w:val="-6"/>
-        </w:rPr>
-        <w:object>
-          <v:shape id="_x0000_i1048" o:spt="75" type="#_x0000_t75" style="height:14.25pt;width:12.9pt;" o:ole="t" filled="f" o:preferrelative="t" stroked="f" coordsize="21600,21600">
-            <v:path/>
-            <v:fill on="f" focussize="0,0"/>
-            <v:stroke on="f" joinstyle="miter"/>
-            <v:imagedata r:id="rId91" o:title=""/>
-            <o:lock v:ext="edit" aspectratio="t"/>
-            <w10:wrap type="none"/>
-            <w10:anchorlock/>
-          </v:shape>
-          <o:OLEObject Type="Embed" ProgID="Equation.DSMT4" ShapeID="_x0000_i1048" DrawAspect="Content" ObjectID="_1468075764" r:id="rId90">
-            <o:LockedField>false</o:LockedField>
-          </o:OLEObject>
-        </w:object>
-      </w:r>
-      <w:r>
-        <w:rPr>
-          <w:rFonts w:hint="eastAsia"/>
-        </w:rPr>
-        <w:t>表示正态分布，</w:t>
-      </w:r>
-      <w:r>
-        <w:rPr>
-          <w:position w:val="-6"/>
-        </w:rPr>
-        <w:object>
-          <v:shape id="_x0000_i1049" o:spt="75" type="#_x0000_t75" style="height:10.2pt;width:12.25pt;" o:ole="t" filled="f" o:preferrelative="t" stroked="f" coordsize="21600,21600">
-            <v:path/>
-            <v:fill on="f" focussize="0,0"/>
-            <v:stroke on="f" joinstyle="miter"/>
-            <v:imagedata r:id="rId93" o:title=""/>
-            <o:lock v:ext="edit" aspectratio="t"/>
-            <w10:wrap type="none"/>
-            <w10:anchorlock/>
-          </v:shape>
-          <o:OLEObject Type="Embed" ProgID="Equation.DSMT4" ShapeID="_x0000_i1049" DrawAspect="Content" ObjectID="_1468075765" r:id="rId92">
-            <o:LockedField>false</o:LockedField>
-          </o:OLEObject>
-        </w:object>
-      </w:r>
-      <w:r>
-        <w:rPr>
-          <w:rFonts w:hint="eastAsia"/>
-        </w:rPr>
-        <w:t>表示噪声的标准差，</w:t>
-      </w:r>
-      <w:r>
-        <w:rPr>
-          <w:position w:val="-6"/>
-        </w:rPr>
-        <w:object>
-          <v:shape id="_x0000_i1050" o:spt="75" type="#_x0000_t75" style="height:12.9pt;width:11.55pt;" o:ole="t" filled="f" o:preferrelative="t" stroked="f" coordsize="21600,21600">
-            <v:path/>
-            <v:fill on="f" focussize="0,0"/>
-            <v:stroke on="f" joinstyle="miter"/>
-            <v:imagedata r:id="rId95" o:title=""/>
-            <o:lock v:ext="edit" aspectratio="t"/>
-            <w10:wrap type="none"/>
-            <w10:anchorlock/>
-          </v:shape>
-          <o:OLEObject Type="Embed" ProgID="Equation.DSMT4" ShapeID="_x0000_i1050" DrawAspect="Content" ObjectID="_1468075766" r:id="rId94">
-            <o:LockedField>false</o:LockedField>
-          </o:OLEObject>
-        </w:object>
-      </w:r>
-      <w:r>
-        <w:rPr>
-          <w:rFonts w:hint="eastAsia"/>
-        </w:rPr>
-        <w:t>为噪声大小的上界。由状态-动作对的当前价值和目标价值构造价值网络的损失函数为</w:t>
-      </w:r>
-    </w:p>
-    <w:p>
-      <w:pPr>
-        <w:pStyle w:val="37"/>
-      </w:pPr>
-      <w:r>
-        <w:tab/>
-      </w:r>
-      <w:r>
-        <w:object>
-          <v:shape id="_x0000_i1051" o:spt="75" type="#_x0000_t75" style="height:33.95pt;width:139.25pt;" o:ole="t" filled="f" o:preferrelative="t" stroked="f" coordsize="21600,21600">
-            <v:path/>
-            <v:fill on="f" focussize="0,0"/>
-            <v:stroke on="f" joinstyle="miter"/>
-            <v:imagedata r:id="rId97" o:title=""/>
-            <o:lock v:ext="edit" aspectratio="t"/>
-            <w10:wrap type="none"/>
-            <w10:anchorlock/>
-          </v:shape>
-          <o:OLEObject Type="Embed" ProgID="Equation.DSMT4" ShapeID="_x0000_i1051" DrawAspect="Content" ObjectID="_1468075767" r:id="rId96">
-            <o:LockedField>false</o:LockedField>
-          </o:OLEObject>
-        </w:object>
-      </w:r>
-      <w:r>
-        <w:tab/>
-      </w:r>
-      <w:r>
-        <w:fldChar w:fldCharType="begin"/>
-      </w:r>
-      <w:r>
-        <w:instrText xml:space="preserve"> MACROBUTTON MTPlaceRef \* MERGEFORMAT </w:instrText>
-      </w:r>
-      <w:r>
-        <w:fldChar w:fldCharType="begin"/>
-      </w:r>
-      <w:r>
-        <w:instrText xml:space="preserve"> SEQ MTEqn \h \* MERGEFORMAT </w:instrText>
-      </w:r>
-      <w:r>
-        <w:fldChar w:fldCharType="separate"/>
-      </w:r>
-      <w:r>
-        <w:fldChar w:fldCharType="end"/>
-      </w:r>
-      <w:bookmarkStart w:id="9" w:name="ZEqnNum255710"/>
-      <w:r>
-        <w:rPr>
-          <w:rFonts w:hint="eastAsia"/>
-          <w:lang w:eastAsia="zh-CN"/>
-        </w:rPr>
-        <w:instrText xml:space="preserve">(</w:instrText>
-      </w:r>
-      <w:r>
-        <w:rPr>
-          <w:rFonts w:hint="eastAsia"/>
-          <w:lang w:eastAsia="zh-CN"/>
-        </w:rPr>
-        <w:fldChar w:fldCharType="begin"/>
-      </w:r>
-      <w:r>
-        <w:rPr>
-          <w:rFonts w:hint="eastAsia"/>
-          <w:lang w:eastAsia="zh-CN"/>
-        </w:rPr>
-        <w:instrText xml:space="preserve"> SEQ MTSec \c \* Arabic \* MERGEFORMAT </w:instrText>
-      </w:r>
-      <w:r>
-        <w:rPr>
-          <w:rFonts w:hint="eastAsia"/>
-          <w:lang w:eastAsia="zh-CN"/>
-        </w:rPr>
-        <w:fldChar w:fldCharType="separate"/>
-      </w:r>
-      <w:r>
-        <w:instrText xml:space="preserve">1</w:instrText>
-      </w:r>
-      <w:r>
-        <w:rPr>
-          <w:rFonts w:hint="eastAsia"/>
-          <w:lang w:eastAsia="zh-CN"/>
-        </w:rPr>
-        <w:fldChar w:fldCharType="end"/>
-      </w:r>
-      <w:r>
-        <w:rPr>
-          <w:rFonts w:hint="eastAsia"/>
-          <w:lang w:eastAsia="zh-CN"/>
-        </w:rPr>
-        <w:instrText xml:space="preserve">.</w:instrText>
-      </w:r>
-      <w:r>
-        <w:rPr>
-          <w:rFonts w:hint="eastAsia"/>
-          <w:lang w:eastAsia="zh-CN"/>
-        </w:rPr>
-        <w:fldChar w:fldCharType="begin"/>
-      </w:r>
-      <w:r>
-        <w:rPr>
-          <w:rFonts w:hint="eastAsia"/>
-          <w:lang w:eastAsia="zh-CN"/>
-        </w:rPr>
-        <w:instrText xml:space="preserve"> SEQ MTEqn \c \* Arabic \* MERGEFORMAT </w:instrText>
-      </w:r>
-      <w:r>
-        <w:rPr>
-          <w:rFonts w:hint="eastAsia"/>
-          <w:lang w:eastAsia="zh-CN"/>
-        </w:rPr>
-        <w:fldChar w:fldCharType="separate"/>
-      </w:r>
-      <w:r>
-        <w:instrText xml:space="preserve">2</w:instrText>
-      </w:r>
-      <w:r>
-        <w:rPr>
-          <w:rFonts w:hint="eastAsia"/>
-          <w:lang w:eastAsia="zh-CN"/>
-        </w:rPr>
-        <w:fldChar w:fldCharType="end"/>
-      </w:r>
-      <w:r>
-        <w:rPr>
-          <w:rFonts w:hint="eastAsia"/>
-          <w:lang w:eastAsia="zh-CN"/>
-        </w:rPr>
-        <w:instrText xml:space="preserve">)</w:instrText>
-      </w:r>
-      <w:bookmarkEnd w:id="9"/>
-      <w:r>
-        <w:fldChar w:fldCharType="separate"/>
-      </w:r>
-      <w:r>
-        <w:fldChar w:fldCharType="end"/>
-      </w:r>
-    </w:p>
-    <w:p>
-      <w:pPr>
-        <w:ind w:firstLine="480"/>
-      </w:pPr>
-      <w:r>
-        <w:rPr>
-          <w:rFonts w:hint="eastAsia"/>
-        </w:rPr>
-        <w:t>策略网络的学习目标为在价值函数的指导下做出最优动作，其损失函数为</w:t>
-      </w:r>
-    </w:p>
-    <w:p>
-      <w:pPr>
-        <w:pStyle w:val="37"/>
-      </w:pPr>
-      <w:r>
-        <w:tab/>
-      </w:r>
-      <w:r>
-        <w:object>
-          <v:shape id="_x0000_i1052" o:spt="75" type="#_x0000_t75" style="height:33.95pt;width:129.05pt;" o:ole="t" filled="f" o:preferrelative="t" stroked="f" coordsize="21600,21600">
-            <v:path/>
-            <v:fill on="f" focussize="0,0"/>
-            <v:stroke on="f" joinstyle="miter"/>
-            <v:imagedata r:id="rId99" o:title=""/>
-            <o:lock v:ext="edit" aspectratio="t"/>
-            <w10:wrap type="none"/>
-            <w10:anchorlock/>
-          </v:shape>
-          <o:OLEObject Type="Embed" ProgID="Equation.DSMT4" ShapeID="_x0000_i1052" DrawAspect="Content" ObjectID="_1468075768" r:id="rId98">
-            <o:LockedField>false</o:LockedField>
-          </o:OLEObject>
-        </w:object>
-      </w:r>
-      <w:r>
-        <w:tab/>
-      </w:r>
-      <w:r>
-        <w:fldChar w:fldCharType="begin"/>
-      </w:r>
-      <w:r>
-        <w:instrText xml:space="preserve"> MACROBUTTON MTPlaceRef \* MERGEFORMAT </w:instrText>
-      </w:r>
-      <w:r>
-        <w:fldChar w:fldCharType="begin"/>
-      </w:r>
-      <w:r>
-        <w:instrText xml:space="preserve"> SEQ MTEqn \h \* MERGEFORMAT </w:instrText>
-      </w:r>
-      <w:r>
-        <w:fldChar w:fldCharType="separate"/>
-      </w:r>
-      <w:r>
-        <w:fldChar w:fldCharType="end"/>
-      </w:r>
-      <w:r>
-        <w:rPr>
-          <w:rFonts w:hint="eastAsia"/>
-          <w:lang w:eastAsia="zh-CN"/>
-        </w:rPr>
-        <w:instrText xml:space="preserve">(</w:instrText>
-      </w:r>
-      <w:r>
-        <w:rPr>
-          <w:rFonts w:hint="eastAsia"/>
-          <w:lang w:eastAsia="zh-CN"/>
-        </w:rPr>
-        <w:fldChar w:fldCharType="begin"/>
-      </w:r>
-      <w:r>
-        <w:rPr>
-          <w:rFonts w:hint="eastAsia"/>
-          <w:lang w:eastAsia="zh-CN"/>
-        </w:rPr>
-        <w:instrText xml:space="preserve"> SEQ MTSec \c \* Arabic \* MERGEFORMAT </w:instrText>
-      </w:r>
-      <w:r>
-        <w:rPr>
-          <w:rFonts w:hint="eastAsia"/>
-          <w:lang w:eastAsia="zh-CN"/>
-        </w:rPr>
-        <w:fldChar w:fldCharType="separate"/>
-      </w:r>
-      <w:r>
-        <w:instrText xml:space="preserve">1</w:instrText>
-      </w:r>
-      <w:r>
-        <w:rPr>
-          <w:rFonts w:hint="eastAsia"/>
-          <w:lang w:eastAsia="zh-CN"/>
-        </w:rPr>
-        <w:fldChar w:fldCharType="end"/>
-      </w:r>
-      <w:r>
-        <w:rPr>
-          <w:rFonts w:hint="eastAsia"/>
-          <w:lang w:eastAsia="zh-CN"/>
-        </w:rPr>
-        <w:instrText xml:space="preserve">.</w:instrText>
-      </w:r>
-      <w:r>
-        <w:rPr>
-          <w:rFonts w:hint="eastAsia"/>
-          <w:lang w:eastAsia="zh-CN"/>
-        </w:rPr>
-        <w:fldChar w:fldCharType="begin"/>
-      </w:r>
-      <w:r>
-        <w:rPr>
-          <w:rFonts w:hint="eastAsia"/>
-          <w:lang w:eastAsia="zh-CN"/>
-        </w:rPr>
-        <w:instrText xml:space="preserve"> SEQ MTEqn \c \* Arabic \* MERGEFORMAT </w:instrText>
-      </w:r>
-      <w:r>
-        <w:rPr>
-          <w:rFonts w:hint="eastAsia"/>
-          <w:lang w:eastAsia="zh-CN"/>
-        </w:rPr>
-        <w:fldChar w:fldCharType="separate"/>
-      </w:r>
-      <w:r>
-        <w:instrText xml:space="preserve">3</w:instrText>
-      </w:r>
-      <w:r>
-        <w:rPr>
-          <w:rFonts w:hint="eastAsia"/>
-          <w:lang w:eastAsia="zh-CN"/>
-        </w:rPr>
-        <w:fldChar w:fldCharType="end"/>
-      </w:r>
-      <w:r>
-        <w:rPr>
-          <w:rFonts w:hint="eastAsia"/>
-          <w:lang w:eastAsia="zh-CN"/>
-        </w:rPr>
-        <w:instrText xml:space="preserve">)</w:instrText>
-      </w:r>
-      <w:r>
-        <w:fldChar w:fldCharType="separate"/>
-      </w:r>
-      <w:r>
-        <w:fldChar w:fldCharType="end"/>
-      </w:r>
-    </w:p>
-    <w:p>
-      <w:pPr>
-        <w:ind w:firstLine="480"/>
-      </w:pPr>
-      <w:r>
-        <w:rPr>
-          <w:rFonts w:hint="eastAsia"/>
-        </w:rPr>
-        <w:t>为了提高训练过程中的稳定性，采用软更新的方式更新目标网络，即</w:t>
-      </w:r>
-    </w:p>
-    <w:p>
-      <w:pPr>
-        <w:pStyle w:val="37"/>
-      </w:pPr>
-      <w:r>
-        <w:tab/>
-      </w:r>
-      <w:r>
-        <w:object>
-          <v:shape id="_x0000_i1053" o:spt="75" type="#_x0000_t75" style="height:38.05pt;width:101.9pt;" o:ole="t" filled="f" o:preferrelative="t" stroked="f" coordsize="21600,21600">
-            <v:path/>
-            <v:fill on="f" focussize="0,0"/>
-            <v:stroke on="f" joinstyle="miter"/>
-            <v:imagedata r:id="rId101" o:title=""/>
-            <o:lock v:ext="edit" aspectratio="t"/>
-            <w10:wrap type="none"/>
-            <w10:anchorlock/>
-          </v:shape>
-          <o:OLEObject Type="Embed" ProgID="Equation.DSMT4" ShapeID="_x0000_i1053" DrawAspect="Content" ObjectID="_1468075769" r:id="rId100">
-            <o:LockedField>false</o:LockedField>
-          </o:OLEObject>
-        </w:object>
-      </w:r>
-      <w:r>
-        <w:tab/>
-      </w:r>
-      <w:r>
-        <w:fldChar w:fldCharType="begin"/>
-      </w:r>
-      <w:r>
-        <w:instrText xml:space="preserve"> MACROBUTTON MTPlaceRef \* MERGEFORMAT </w:instrText>
-      </w:r>
-      <w:r>
-        <w:fldChar w:fldCharType="begin"/>
-      </w:r>
-      <w:r>
-        <w:instrText xml:space="preserve"> SEQ MTEqn \h \* MERGEFORMAT </w:instrText>
-      </w:r>
-      <w:r>
-        <w:fldChar w:fldCharType="separate"/>
-      </w:r>
-      <w:r>
-        <w:fldChar w:fldCharType="end"/>
-      </w:r>
-      <w:r>
-        <w:rPr>
-          <w:rFonts w:hint="eastAsia"/>
-          <w:lang w:eastAsia="zh-CN"/>
-        </w:rPr>
-        <w:instrText xml:space="preserve">(</w:instrText>
-      </w:r>
-      <w:r>
-        <w:rPr>
-          <w:rFonts w:hint="eastAsia"/>
-          <w:lang w:eastAsia="zh-CN"/>
-        </w:rPr>
-        <w:fldChar w:fldCharType="begin"/>
-      </w:r>
-      <w:r>
-        <w:rPr>
-          <w:rFonts w:hint="eastAsia"/>
-          <w:lang w:eastAsia="zh-CN"/>
-        </w:rPr>
-        <w:instrText xml:space="preserve"> SEQ MTSec \c \* Arabic \* MERGEFORMAT </w:instrText>
-      </w:r>
-      <w:r>
-        <w:rPr>
-          <w:rFonts w:hint="eastAsia"/>
-          <w:lang w:eastAsia="zh-CN"/>
-        </w:rPr>
-        <w:fldChar w:fldCharType="separate"/>
-      </w:r>
-      <w:r>
-        <w:instrText xml:space="preserve">1</w:instrText>
-      </w:r>
-      <w:r>
-        <w:rPr>
-          <w:rFonts w:hint="eastAsia"/>
-          <w:lang w:eastAsia="zh-CN"/>
-        </w:rPr>
-        <w:fldChar w:fldCharType="end"/>
-      </w:r>
-      <w:r>
-        <w:rPr>
-          <w:rFonts w:hint="eastAsia"/>
-          <w:lang w:eastAsia="zh-CN"/>
-        </w:rPr>
-        <w:instrText xml:space="preserve">.</w:instrText>
-      </w:r>
-      <w:r>
-        <w:rPr>
-          <w:rFonts w:hint="eastAsia"/>
-          <w:lang w:eastAsia="zh-CN"/>
-        </w:rPr>
-        <w:fldChar w:fldCharType="begin"/>
-      </w:r>
-      <w:r>
-        <w:rPr>
-          <w:rFonts w:hint="eastAsia"/>
-          <w:lang w:eastAsia="zh-CN"/>
-        </w:rPr>
-        <w:instrText xml:space="preserve"> SEQ MTEqn \c \* Arabic \* MERGEFORMAT </w:instrText>
-      </w:r>
-      <w:r>
-        <w:rPr>
-          <w:rFonts w:hint="eastAsia"/>
-          <w:lang w:eastAsia="zh-CN"/>
-        </w:rPr>
-        <w:fldChar w:fldCharType="separate"/>
-      </w:r>
-      <w:r>
-        <w:instrText xml:space="preserve">4</w:instrText>
-      </w:r>
-      <w:r>
-        <w:rPr>
-          <w:rFonts w:hint="eastAsia"/>
-          <w:lang w:eastAsia="zh-CN"/>
-        </w:rPr>
-        <w:fldChar w:fldCharType="end"/>
-      </w:r>
-      <w:r>
-        <w:rPr>
-          <w:rFonts w:hint="eastAsia"/>
-          <w:lang w:eastAsia="zh-CN"/>
-        </w:rPr>
-        <w:instrText xml:space="preserve">)</w:instrText>
-      </w:r>
-      <w:r>
-        <w:fldChar w:fldCharType="separate"/>
-      </w:r>
-      <w:r>
-        <w:fldChar w:fldCharType="end"/>
-      </w:r>
-    </w:p>
-    <w:p>
-      <w:pPr>
-        <w:ind w:firstLine="0" w:firstLineChars="0"/>
-      </w:pPr>
-      <w:r>
-        <w:rPr>
-          <w:rFonts w:hint="eastAsia"/>
-        </w:rPr>
-        <w:t>其中，</w:t>
-      </w:r>
-      <w:r>
-        <w:rPr>
-          <w:position w:val="-4"/>
-        </w:rPr>
-        <w:object>
-          <v:shape id="_x0000_i1054" o:spt="75" type="#_x0000_t75" style="height:12.25pt;width:10.2pt;" o:ole="t" filled="f" o:preferrelative="t" stroked="f" coordsize="21600,21600">
-            <v:path/>
-            <v:fill on="f" focussize="0,0"/>
-            <v:stroke on="f" joinstyle="miter"/>
-            <v:imagedata r:id="rId103" o:title=""/>
-            <o:lock v:ext="edit" aspectratio="t"/>
-            <w10:wrap type="none"/>
-            <w10:anchorlock/>
-          </v:shape>
-          <o:OLEObject Type="Embed" ProgID="Equation.DSMT4" ShapeID="_x0000_i1054" DrawAspect="Content" ObjectID="_1468075770" r:id="rId102">
-            <o:LockedField>false</o:LockedField>
-          </o:OLEObject>
-        </w:object>
-      </w:r>
-      <w:r>
-        <w:rPr>
-          <w:rFonts w:hint="eastAsia"/>
-        </w:rPr>
-        <w:t>为软更新参数。并且采用了延迟更新策略，即策略网络和目标网络仅在评价网络更新</w:t>
-      </w:r>
-      <w:r>
-        <w:rPr>
-          <w:position w:val="-4"/>
-        </w:rPr>
-        <w:object>
-          <v:shape id="_x0000_i1055" o:spt="75" type="#_x0000_t75" style="height:12.9pt;width:12.9pt;" o:ole="t" filled="f" o:preferrelative="t" stroked="f" coordsize="21600,21600">
-            <v:path/>
-            <v:fill on="f" focussize="0,0"/>
-            <v:stroke on="f" joinstyle="miter"/>
-            <v:imagedata r:id="rId105" o:title=""/>
-            <o:lock v:ext="edit" aspectratio="t"/>
-            <w10:wrap type="none"/>
-            <w10:anchorlock/>
-          </v:shape>
-          <o:OLEObject Type="Embed" ProgID="Equation.DSMT4" ShapeID="_x0000_i1055" DrawAspect="Content" ObjectID="_1468075771" r:id="rId104">
-            <o:LockedField>false</o:LockedField>
-          </o:OLEObject>
-        </w:object>
-      </w:r>
-      <w:r>
-        <w:rPr>
-          <w:rFonts w:hint="eastAsia"/>
-        </w:rPr>
-        <w:t>次后更新一次。</w:t>
       </w:r>
     </w:p>
     <w:p>
@@ -3889,7 +2426,7 @@
                     </pic:cNvPicPr>
                   </pic:nvPicPr>
                   <pic:blipFill>
-                    <a:blip r:embed="rId106">
+                    <a:blip r:embed="rId44">
                       <a:extLst>
                         <a:ext uri="{28A0092B-C50C-407E-A947-70E740481C1C}">
                           <a14:useLocalDpi xmlns:a14="http://schemas.microsoft.com/office/drawing/2010/main" val="0"/>
@@ -3928,7 +2465,7 @@
           <w:highlight w:val="yellow"/>
         </w:rPr>
       </w:pPr>
-      <w:bookmarkStart w:id="10" w:name="_Ref195798719"/>
+      <w:bookmarkStart w:id="8" w:name="_Ref195798719"/>
       <w:r>
         <w:rPr>
           <w:rFonts w:hint="eastAsia"/>
@@ -3950,7 +2487,7 @@
         </w:rPr>
         <w:noBreakHyphen/>
       </w:r>
-      <w:bookmarkEnd w:id="10"/>
+      <w:bookmarkEnd w:id="8"/>
       <w:r>
         <w:rPr>
           <w:rFonts w:hint="eastAsia"/>
@@ -3969,17 +2506,789 @@
     </w:p>
     <w:p>
       <w:pPr>
+        <w:ind w:firstLine="480"/>
+      </w:pPr>
+      <w:r>
+        <w:rPr>
+          <w:rFonts w:hint="eastAsia"/>
+        </w:rPr>
+        <w:t>状态-动作对</w:t>
+      </w:r>
+      <w:r>
+        <w:rPr>
+          <w:position w:val="-10"/>
+        </w:rPr>
+        <w:object>
+          <v:shape id="_x0000_i1041" o:spt="75" type="#_x0000_t75" style="height:16.3pt;width:27.15pt;" o:ole="t" filled="f" o:preferrelative="t" stroked="f" coordsize="21600,21600">
+            <v:path/>
+            <v:fill on="f" focussize="0,0"/>
+            <v:stroke on="f" joinstyle="miter"/>
+            <v:imagedata r:id="rId35" o:title=""/>
+            <o:lock v:ext="edit" aspectratio="t"/>
+            <w10:wrap type="none"/>
+            <w10:anchorlock/>
+          </v:shape>
+          <o:OLEObject Type="Embed" ProgID="Equation.DSMT4" ShapeID="_x0000_i1041" DrawAspect="Content" ObjectID="_1468075741" r:id="rId45">
+            <o:LockedField>false</o:LockedField>
+          </o:OLEObject>
+        </w:object>
+      </w:r>
+      <w:r>
+        <w:rPr>
+          <w:rFonts w:hint="eastAsia"/>
+        </w:rPr>
+        <w:t>的目标价值可表示为</w:t>
+      </w:r>
+    </w:p>
+    <w:p>
+      <w:pPr>
+        <w:pStyle w:val="37"/>
+        <w:rPr>
+          <w:rFonts w:hint="eastAsia" w:eastAsia="宋体"/>
+          <w:lang w:eastAsia="zh-CN"/>
+        </w:rPr>
+      </w:pPr>
+      <w:r>
+        <w:tab/>
+      </w:r>
+      <w:r>
+        <w:object>
+          <v:shape id="_x0000_i1042" o:spt="75" type="#_x0000_t75" style="height:48.25pt;width:146.05pt;" o:ole="t" filled="f" o:preferrelative="t" stroked="f" coordsize="21600,21600">
+            <v:path/>
+            <v:fill on="f" focussize="0,0"/>
+            <v:stroke on="f"/>
+            <v:imagedata r:id="rId47" o:title=""/>
+            <o:lock v:ext="edit" aspectratio="t"/>
+            <w10:wrap type="none"/>
+            <w10:anchorlock/>
+          </v:shape>
+          <o:OLEObject Type="Embed" ProgID="Equation.DSMT4" ShapeID="_x0000_i1042" DrawAspect="Content" ObjectID="_1468075742" r:id="rId46">
+            <o:LockedField>false</o:LockedField>
+          </o:OLEObject>
+        </w:object>
+      </w:r>
+      <w:r>
+        <w:tab/>
+      </w:r>
+      <w:r>
+        <w:fldChar w:fldCharType="begin"/>
+      </w:r>
+      <w:r>
+        <w:instrText xml:space="preserve"> MACROBUTTON MTPlaceRef \* MERGEFORMAT </w:instrText>
+      </w:r>
+      <w:r>
+        <w:fldChar w:fldCharType="begin"/>
+      </w:r>
+      <w:r>
+        <w:instrText xml:space="preserve"> SEQ MTEqn \h \* MERGEFORMAT </w:instrText>
+      </w:r>
+      <w:r>
+        <w:fldChar w:fldCharType="separate"/>
+      </w:r>
+      <w:r>
+        <w:fldChar w:fldCharType="end"/>
+      </w:r>
+      <w:r>
+        <w:rPr>
+          <w:rFonts w:hint="eastAsia"/>
+          <w:lang w:eastAsia="zh-CN"/>
+        </w:rPr>
+        <w:instrText xml:space="preserve">(</w:instrText>
+      </w:r>
+      <w:r>
+        <w:rPr>
+          <w:rFonts w:hint="eastAsia"/>
+          <w:lang w:eastAsia="zh-CN"/>
+        </w:rPr>
+        <w:fldChar w:fldCharType="begin"/>
+      </w:r>
+      <w:r>
+        <w:rPr>
+          <w:rFonts w:hint="eastAsia"/>
+          <w:lang w:eastAsia="zh-CN"/>
+        </w:rPr>
+        <w:instrText xml:space="preserve"> SEQ MTSec \c \* Arabic \* MERGEFORMAT </w:instrText>
+      </w:r>
+      <w:r>
+        <w:rPr>
+          <w:rFonts w:hint="eastAsia"/>
+          <w:lang w:eastAsia="zh-CN"/>
+        </w:rPr>
+        <w:fldChar w:fldCharType="separate"/>
+      </w:r>
+      <w:r>
+        <w:instrText xml:space="preserve">1</w:instrText>
+      </w:r>
+      <w:r>
+        <w:rPr>
+          <w:rFonts w:hint="eastAsia"/>
+          <w:lang w:eastAsia="zh-CN"/>
+        </w:rPr>
+        <w:fldChar w:fldCharType="end"/>
+      </w:r>
+      <w:r>
+        <w:rPr>
+          <w:rFonts w:hint="eastAsia"/>
+          <w:lang w:eastAsia="zh-CN"/>
+        </w:rPr>
+        <w:instrText xml:space="preserve">.</w:instrText>
+      </w:r>
+      <w:r>
+        <w:rPr>
+          <w:rFonts w:hint="eastAsia"/>
+          <w:lang w:eastAsia="zh-CN"/>
+        </w:rPr>
+        <w:fldChar w:fldCharType="begin"/>
+      </w:r>
+      <w:r>
+        <w:rPr>
+          <w:rFonts w:hint="eastAsia"/>
+          <w:lang w:eastAsia="zh-CN"/>
+        </w:rPr>
+        <w:instrText xml:space="preserve"> SEQ MTEqn \c \* Arabic \* MERGEFORMAT </w:instrText>
+      </w:r>
+      <w:r>
+        <w:rPr>
+          <w:rFonts w:hint="eastAsia"/>
+          <w:lang w:eastAsia="zh-CN"/>
+        </w:rPr>
+        <w:fldChar w:fldCharType="separate"/>
+      </w:r>
+      <w:r>
+        <w:instrText xml:space="preserve">1</w:instrText>
+      </w:r>
+      <w:r>
+        <w:rPr>
+          <w:rFonts w:hint="eastAsia"/>
+          <w:lang w:eastAsia="zh-CN"/>
+        </w:rPr>
+        <w:fldChar w:fldCharType="end"/>
+      </w:r>
+      <w:r>
+        <w:rPr>
+          <w:rFonts w:hint="eastAsia"/>
+          <w:lang w:eastAsia="zh-CN"/>
+        </w:rPr>
+        <w:instrText xml:space="preserve">)</w:instrText>
+      </w:r>
+      <w:r>
+        <w:fldChar w:fldCharType="separate"/>
+      </w:r>
+      <w:r>
+        <w:fldChar w:fldCharType="end"/>
+      </w:r>
+    </w:p>
+    <w:p>
+      <w:pPr>
+        <w:ind w:firstLine="0" w:firstLineChars="0"/>
+      </w:pPr>
+      <w:r>
+        <w:rPr>
+          <w:rFonts w:hint="eastAsia"/>
+        </w:rPr>
+        <w:t>其中，</w:t>
+      </w:r>
+      <w:r>
+        <w:rPr>
+          <w:position w:val="-10"/>
+        </w:rPr>
+        <w:object>
+          <v:shape id="_x0000_i1043" o:spt="75" type="#_x0000_t75" style="height:12.9pt;width:10.2pt;" o:ole="t" filled="f" o:preferrelative="t" stroked="f" coordsize="21600,21600">
+            <v:path/>
+            <v:fill on="f" focussize="0,0"/>
+            <v:stroke on="f" joinstyle="miter"/>
+            <v:imagedata r:id="rId49" o:title=""/>
+            <o:lock v:ext="edit" aspectratio="t"/>
+            <w10:wrap type="none"/>
+            <w10:anchorlock/>
+          </v:shape>
+          <o:OLEObject Type="Embed" ProgID="Equation.DSMT4" ShapeID="_x0000_i1043" DrawAspect="Content" ObjectID="_1468075743" r:id="rId48">
+            <o:LockedField>false</o:LockedField>
+          </o:OLEObject>
+        </w:object>
+      </w:r>
+      <w:r>
+        <w:rPr>
+          <w:rFonts w:hint="eastAsia"/>
+        </w:rPr>
+        <w:t>为折扣因子，</w:t>
+      </w:r>
+      <w:r>
+        <w:rPr>
+          <w:position w:val="-6"/>
+        </w:rPr>
+        <w:object>
+          <v:shape id="_x0000_i1044" o:spt="75" type="#_x0000_t75" style="height:14.25pt;width:12.9pt;" o:ole="t" filled="f" o:preferrelative="t" stroked="f" coordsize="21600,21600">
+            <v:path/>
+            <v:fill on="f" focussize="0,0"/>
+            <v:stroke on="f" joinstyle="miter"/>
+            <v:imagedata r:id="rId51" o:title=""/>
+            <o:lock v:ext="edit" aspectratio="t"/>
+            <w10:wrap type="none"/>
+            <w10:anchorlock/>
+          </v:shape>
+          <o:OLEObject Type="Embed" ProgID="Equation.DSMT4" ShapeID="_x0000_i1044" DrawAspect="Content" ObjectID="_1468075744" r:id="rId50">
+            <o:LockedField>false</o:LockedField>
+          </o:OLEObject>
+        </w:object>
+      </w:r>
+      <w:r>
+        <w:rPr>
+          <w:rFonts w:hint="eastAsia"/>
+        </w:rPr>
+        <w:t>表示正态分布，</w:t>
+      </w:r>
+      <w:r>
+        <w:rPr>
+          <w:position w:val="-6"/>
+        </w:rPr>
+        <w:object>
+          <v:shape id="_x0000_i1045" o:spt="75" type="#_x0000_t75" style="height:10.2pt;width:12.25pt;" o:ole="t" filled="f" o:preferrelative="t" stroked="f" coordsize="21600,21600">
+            <v:path/>
+            <v:fill on="f" focussize="0,0"/>
+            <v:stroke on="f" joinstyle="miter"/>
+            <v:imagedata r:id="rId53" o:title=""/>
+            <o:lock v:ext="edit" aspectratio="t"/>
+            <w10:wrap type="none"/>
+            <w10:anchorlock/>
+          </v:shape>
+          <o:OLEObject Type="Embed" ProgID="Equation.DSMT4" ShapeID="_x0000_i1045" DrawAspect="Content" ObjectID="_1468075745" r:id="rId52">
+            <o:LockedField>false</o:LockedField>
+          </o:OLEObject>
+        </w:object>
+      </w:r>
+      <w:r>
+        <w:rPr>
+          <w:rFonts w:hint="eastAsia"/>
+        </w:rPr>
+        <w:t>表示噪声的标准差，</w:t>
+      </w:r>
+      <w:r>
+        <w:rPr>
+          <w:position w:val="-6"/>
+        </w:rPr>
+        <w:object>
+          <v:shape id="_x0000_i1046" o:spt="75" type="#_x0000_t75" style="height:12.9pt;width:11.55pt;" o:ole="t" filled="f" o:preferrelative="t" stroked="f" coordsize="21600,21600">
+            <v:path/>
+            <v:fill on="f" focussize="0,0"/>
+            <v:stroke on="f" joinstyle="miter"/>
+            <v:imagedata r:id="rId55" o:title=""/>
+            <o:lock v:ext="edit" aspectratio="t"/>
+            <w10:wrap type="none"/>
+            <w10:anchorlock/>
+          </v:shape>
+          <o:OLEObject Type="Embed" ProgID="Equation.DSMT4" ShapeID="_x0000_i1046" DrawAspect="Content" ObjectID="_1468075746" r:id="rId54">
+            <o:LockedField>false</o:LockedField>
+          </o:OLEObject>
+        </w:object>
+      </w:r>
+      <w:r>
+        <w:rPr>
+          <w:rFonts w:hint="eastAsia"/>
+        </w:rPr>
+        <w:t>为噪声大小的上界。由状态-动作对的当前价值和目标价值构造价值网络的损失函数为</w:t>
+      </w:r>
+    </w:p>
+    <w:p>
+      <w:pPr>
+        <w:pStyle w:val="37"/>
+      </w:pPr>
+      <w:r>
+        <w:tab/>
+      </w:r>
+      <w:r>
+        <w:object>
+          <v:shape id="_x0000_i1047" o:spt="75" type="#_x0000_t75" style="height:33.95pt;width:139.25pt;" o:ole="t" filled="f" o:preferrelative="t" stroked="f" coordsize="21600,21600">
+            <v:path/>
+            <v:fill on="f" focussize="0,0"/>
+            <v:stroke on="f" joinstyle="miter"/>
+            <v:imagedata r:id="rId57" o:title=""/>
+            <o:lock v:ext="edit" aspectratio="t"/>
+            <w10:wrap type="none"/>
+            <w10:anchorlock/>
+          </v:shape>
+          <o:OLEObject Type="Embed" ProgID="Equation.DSMT4" ShapeID="_x0000_i1047" DrawAspect="Content" ObjectID="_1468075747" r:id="rId56">
+            <o:LockedField>false</o:LockedField>
+          </o:OLEObject>
+        </w:object>
+      </w:r>
+      <w:r>
+        <w:tab/>
+      </w:r>
+      <w:r>
+        <w:fldChar w:fldCharType="begin"/>
+      </w:r>
+      <w:r>
+        <w:instrText xml:space="preserve"> MACROBUTTON MTPlaceRef \* MERGEFORMAT </w:instrText>
+      </w:r>
+      <w:r>
+        <w:fldChar w:fldCharType="begin"/>
+      </w:r>
+      <w:r>
+        <w:instrText xml:space="preserve"> SEQ MTEqn \h \* MERGEFORMAT </w:instrText>
+      </w:r>
+      <w:r>
+        <w:fldChar w:fldCharType="separate"/>
+      </w:r>
+      <w:r>
+        <w:fldChar w:fldCharType="end"/>
+      </w:r>
+      <w:bookmarkStart w:id="9" w:name="ZEqnNum255710"/>
+      <w:r>
+        <w:rPr>
+          <w:rFonts w:hint="eastAsia"/>
+          <w:lang w:eastAsia="zh-CN"/>
+        </w:rPr>
+        <w:instrText xml:space="preserve">(</w:instrText>
+      </w:r>
+      <w:r>
+        <w:rPr>
+          <w:rFonts w:hint="eastAsia"/>
+          <w:lang w:eastAsia="zh-CN"/>
+        </w:rPr>
+        <w:fldChar w:fldCharType="begin"/>
+      </w:r>
+      <w:r>
+        <w:rPr>
+          <w:rFonts w:hint="eastAsia"/>
+          <w:lang w:eastAsia="zh-CN"/>
+        </w:rPr>
+        <w:instrText xml:space="preserve"> SEQ MTSec \c \* Arabic \* MERGEFORMAT </w:instrText>
+      </w:r>
+      <w:r>
+        <w:rPr>
+          <w:rFonts w:hint="eastAsia"/>
+          <w:lang w:eastAsia="zh-CN"/>
+        </w:rPr>
+        <w:fldChar w:fldCharType="separate"/>
+      </w:r>
+      <w:r>
+        <w:instrText xml:space="preserve">1</w:instrText>
+      </w:r>
+      <w:r>
+        <w:rPr>
+          <w:rFonts w:hint="eastAsia"/>
+          <w:lang w:eastAsia="zh-CN"/>
+        </w:rPr>
+        <w:fldChar w:fldCharType="end"/>
+      </w:r>
+      <w:r>
+        <w:rPr>
+          <w:rFonts w:hint="eastAsia"/>
+          <w:lang w:eastAsia="zh-CN"/>
+        </w:rPr>
+        <w:instrText xml:space="preserve">.</w:instrText>
+      </w:r>
+      <w:r>
+        <w:rPr>
+          <w:rFonts w:hint="eastAsia"/>
+          <w:lang w:eastAsia="zh-CN"/>
+        </w:rPr>
+        <w:fldChar w:fldCharType="begin"/>
+      </w:r>
+      <w:r>
+        <w:rPr>
+          <w:rFonts w:hint="eastAsia"/>
+          <w:lang w:eastAsia="zh-CN"/>
+        </w:rPr>
+        <w:instrText xml:space="preserve"> SEQ MTEqn \c \* Arabic \* MERGEFORMAT </w:instrText>
+      </w:r>
+      <w:r>
+        <w:rPr>
+          <w:rFonts w:hint="eastAsia"/>
+          <w:lang w:eastAsia="zh-CN"/>
+        </w:rPr>
+        <w:fldChar w:fldCharType="separate"/>
+      </w:r>
+      <w:r>
+        <w:instrText xml:space="preserve">2</w:instrText>
+      </w:r>
+      <w:r>
+        <w:rPr>
+          <w:rFonts w:hint="eastAsia"/>
+          <w:lang w:eastAsia="zh-CN"/>
+        </w:rPr>
+        <w:fldChar w:fldCharType="end"/>
+      </w:r>
+      <w:r>
+        <w:rPr>
+          <w:rFonts w:hint="eastAsia"/>
+          <w:lang w:eastAsia="zh-CN"/>
+        </w:rPr>
+        <w:instrText xml:space="preserve">)</w:instrText>
+      </w:r>
+      <w:bookmarkEnd w:id="9"/>
+      <w:r>
+        <w:fldChar w:fldCharType="separate"/>
+      </w:r>
+      <w:r>
+        <w:fldChar w:fldCharType="end"/>
+      </w:r>
+    </w:p>
+    <w:p>
+      <w:pPr>
+        <w:ind w:firstLine="480"/>
+      </w:pPr>
+      <w:r>
+        <w:rPr>
+          <w:rFonts w:hint="eastAsia"/>
+        </w:rPr>
+        <w:t>策略网络的学习目标为在价值函数的指导下做出最优动作，其损失函数为</w:t>
+      </w:r>
+    </w:p>
+    <w:p>
+      <w:pPr>
+        <w:pStyle w:val="37"/>
+      </w:pPr>
+      <w:r>
+        <w:tab/>
+      </w:r>
+      <w:r>
+        <w:object>
+          <v:shape id="_x0000_i1048" o:spt="75" type="#_x0000_t75" style="height:33.95pt;width:129.05pt;" o:ole="t" filled="f" o:preferrelative="t" stroked="f" coordsize="21600,21600">
+            <v:path/>
+            <v:fill on="f" focussize="0,0"/>
+            <v:stroke on="f" joinstyle="miter"/>
+            <v:imagedata r:id="rId59" o:title=""/>
+            <o:lock v:ext="edit" aspectratio="t"/>
+            <w10:wrap type="none"/>
+            <w10:anchorlock/>
+          </v:shape>
+          <o:OLEObject Type="Embed" ProgID="Equation.DSMT4" ShapeID="_x0000_i1048" DrawAspect="Content" ObjectID="_1468075748" r:id="rId58">
+            <o:LockedField>false</o:LockedField>
+          </o:OLEObject>
+        </w:object>
+      </w:r>
+      <w:r>
+        <w:tab/>
+      </w:r>
+      <w:r>
+        <w:fldChar w:fldCharType="begin"/>
+      </w:r>
+      <w:r>
+        <w:instrText xml:space="preserve"> MACROBUTTON MTPlaceRef \* MERGEFORMAT </w:instrText>
+      </w:r>
+      <w:r>
+        <w:fldChar w:fldCharType="begin"/>
+      </w:r>
+      <w:r>
+        <w:instrText xml:space="preserve"> SEQ MTEqn \h \* MERGEFORMAT </w:instrText>
+      </w:r>
+      <w:r>
+        <w:fldChar w:fldCharType="separate"/>
+      </w:r>
+      <w:r>
+        <w:fldChar w:fldCharType="end"/>
+      </w:r>
+      <w:r>
+        <w:rPr>
+          <w:rFonts w:hint="eastAsia"/>
+          <w:lang w:eastAsia="zh-CN"/>
+        </w:rPr>
+        <w:instrText xml:space="preserve">(</w:instrText>
+      </w:r>
+      <w:r>
+        <w:rPr>
+          <w:rFonts w:hint="eastAsia"/>
+          <w:lang w:eastAsia="zh-CN"/>
+        </w:rPr>
+        <w:fldChar w:fldCharType="begin"/>
+      </w:r>
+      <w:r>
+        <w:rPr>
+          <w:rFonts w:hint="eastAsia"/>
+          <w:lang w:eastAsia="zh-CN"/>
+        </w:rPr>
+        <w:instrText xml:space="preserve"> SEQ MTSec \c \* Arabic \* MERGEFORMAT </w:instrText>
+      </w:r>
+      <w:r>
+        <w:rPr>
+          <w:rFonts w:hint="eastAsia"/>
+          <w:lang w:eastAsia="zh-CN"/>
+        </w:rPr>
+        <w:fldChar w:fldCharType="separate"/>
+      </w:r>
+      <w:r>
+        <w:instrText xml:space="preserve">1</w:instrText>
+      </w:r>
+      <w:r>
+        <w:rPr>
+          <w:rFonts w:hint="eastAsia"/>
+          <w:lang w:eastAsia="zh-CN"/>
+        </w:rPr>
+        <w:fldChar w:fldCharType="end"/>
+      </w:r>
+      <w:r>
+        <w:rPr>
+          <w:rFonts w:hint="eastAsia"/>
+          <w:lang w:eastAsia="zh-CN"/>
+        </w:rPr>
+        <w:instrText xml:space="preserve">.</w:instrText>
+      </w:r>
+      <w:r>
+        <w:rPr>
+          <w:rFonts w:hint="eastAsia"/>
+          <w:lang w:eastAsia="zh-CN"/>
+        </w:rPr>
+        <w:fldChar w:fldCharType="begin"/>
+      </w:r>
+      <w:r>
+        <w:rPr>
+          <w:rFonts w:hint="eastAsia"/>
+          <w:lang w:eastAsia="zh-CN"/>
+        </w:rPr>
+        <w:instrText xml:space="preserve"> SEQ MTEqn \c \* Arabic \* MERGEFORMAT </w:instrText>
+      </w:r>
+      <w:r>
+        <w:rPr>
+          <w:rFonts w:hint="eastAsia"/>
+          <w:lang w:eastAsia="zh-CN"/>
+        </w:rPr>
+        <w:fldChar w:fldCharType="separate"/>
+      </w:r>
+      <w:r>
+        <w:instrText xml:space="preserve">3</w:instrText>
+      </w:r>
+      <w:r>
+        <w:rPr>
+          <w:rFonts w:hint="eastAsia"/>
+          <w:lang w:eastAsia="zh-CN"/>
+        </w:rPr>
+        <w:fldChar w:fldCharType="end"/>
+      </w:r>
+      <w:r>
+        <w:rPr>
+          <w:rFonts w:hint="eastAsia"/>
+          <w:lang w:eastAsia="zh-CN"/>
+        </w:rPr>
+        <w:instrText xml:space="preserve">)</w:instrText>
+      </w:r>
+      <w:r>
+        <w:fldChar w:fldCharType="separate"/>
+      </w:r>
+      <w:r>
+        <w:fldChar w:fldCharType="end"/>
+      </w:r>
+    </w:p>
+    <w:p>
+      <w:pPr>
+        <w:ind w:firstLine="480"/>
+      </w:pPr>
+      <w:r>
+        <w:rPr>
+          <w:rFonts w:hint="eastAsia"/>
+        </w:rPr>
+        <w:t>为了提高训练过程中的稳定性，采用软更新的方式更新目标网络，即</w:t>
+      </w:r>
+    </w:p>
+    <w:p>
+      <w:pPr>
+        <w:pStyle w:val="37"/>
+      </w:pPr>
+      <w:r>
+        <w:tab/>
+      </w:r>
+      <w:r>
+        <w:object>
+          <v:shape id="_x0000_i1049" o:spt="75" type="#_x0000_t75" style="height:38.05pt;width:101.9pt;" o:ole="t" filled="f" o:preferrelative="t" stroked="f" coordsize="21600,21600">
+            <v:path/>
+            <v:fill on="f" focussize="0,0"/>
+            <v:stroke on="f" joinstyle="miter"/>
+            <v:imagedata r:id="rId61" o:title=""/>
+            <o:lock v:ext="edit" aspectratio="t"/>
+            <w10:wrap type="none"/>
+            <w10:anchorlock/>
+          </v:shape>
+          <o:OLEObject Type="Embed" ProgID="Equation.DSMT4" ShapeID="_x0000_i1049" DrawAspect="Content" ObjectID="_1468075749" r:id="rId60">
+            <o:LockedField>false</o:LockedField>
+          </o:OLEObject>
+        </w:object>
+      </w:r>
+      <w:r>
+        <w:tab/>
+      </w:r>
+      <w:r>
+        <w:fldChar w:fldCharType="begin"/>
+      </w:r>
+      <w:r>
+        <w:instrText xml:space="preserve"> MACROBUTTON MTPlaceRef \* MERGEFORMAT </w:instrText>
+      </w:r>
+      <w:r>
+        <w:fldChar w:fldCharType="begin"/>
+      </w:r>
+      <w:r>
+        <w:instrText xml:space="preserve"> SEQ MTEqn \h \* MERGEFORMAT </w:instrText>
+      </w:r>
+      <w:r>
+        <w:fldChar w:fldCharType="separate"/>
+      </w:r>
+      <w:r>
+        <w:fldChar w:fldCharType="end"/>
+      </w:r>
+      <w:r>
+        <w:rPr>
+          <w:rFonts w:hint="eastAsia"/>
+          <w:lang w:eastAsia="zh-CN"/>
+        </w:rPr>
+        <w:instrText xml:space="preserve">(</w:instrText>
+      </w:r>
+      <w:r>
+        <w:rPr>
+          <w:rFonts w:hint="eastAsia"/>
+          <w:lang w:eastAsia="zh-CN"/>
+        </w:rPr>
+        <w:fldChar w:fldCharType="begin"/>
+      </w:r>
+      <w:r>
+        <w:rPr>
+          <w:rFonts w:hint="eastAsia"/>
+          <w:lang w:eastAsia="zh-CN"/>
+        </w:rPr>
+        <w:instrText xml:space="preserve"> SEQ MTSec \c \* Arabic \* MERGEFORMAT </w:instrText>
+      </w:r>
+      <w:r>
+        <w:rPr>
+          <w:rFonts w:hint="eastAsia"/>
+          <w:lang w:eastAsia="zh-CN"/>
+        </w:rPr>
+        <w:fldChar w:fldCharType="separate"/>
+      </w:r>
+      <w:r>
+        <w:instrText xml:space="preserve">1</w:instrText>
+      </w:r>
+      <w:r>
+        <w:rPr>
+          <w:rFonts w:hint="eastAsia"/>
+          <w:lang w:eastAsia="zh-CN"/>
+        </w:rPr>
+        <w:fldChar w:fldCharType="end"/>
+      </w:r>
+      <w:r>
+        <w:rPr>
+          <w:rFonts w:hint="eastAsia"/>
+          <w:lang w:eastAsia="zh-CN"/>
+        </w:rPr>
+        <w:instrText xml:space="preserve">.</w:instrText>
+      </w:r>
+      <w:r>
+        <w:rPr>
+          <w:rFonts w:hint="eastAsia"/>
+          <w:lang w:eastAsia="zh-CN"/>
+        </w:rPr>
+        <w:fldChar w:fldCharType="begin"/>
+      </w:r>
+      <w:r>
+        <w:rPr>
+          <w:rFonts w:hint="eastAsia"/>
+          <w:lang w:eastAsia="zh-CN"/>
+        </w:rPr>
+        <w:instrText xml:space="preserve"> SEQ MTEqn \c \* Arabic \* MERGEFORMAT </w:instrText>
+      </w:r>
+      <w:r>
+        <w:rPr>
+          <w:rFonts w:hint="eastAsia"/>
+          <w:lang w:eastAsia="zh-CN"/>
+        </w:rPr>
+        <w:fldChar w:fldCharType="separate"/>
+      </w:r>
+      <w:r>
+        <w:instrText xml:space="preserve">4</w:instrText>
+      </w:r>
+      <w:r>
+        <w:rPr>
+          <w:rFonts w:hint="eastAsia"/>
+          <w:lang w:eastAsia="zh-CN"/>
+        </w:rPr>
+        <w:fldChar w:fldCharType="end"/>
+      </w:r>
+      <w:r>
+        <w:rPr>
+          <w:rFonts w:hint="eastAsia"/>
+          <w:lang w:eastAsia="zh-CN"/>
+        </w:rPr>
+        <w:instrText xml:space="preserve">)</w:instrText>
+      </w:r>
+      <w:r>
+        <w:fldChar w:fldCharType="separate"/>
+      </w:r>
+      <w:r>
+        <w:fldChar w:fldCharType="end"/>
+      </w:r>
+    </w:p>
+    <w:p>
+      <w:pPr>
+        <w:ind w:firstLine="0" w:firstLineChars="0"/>
+      </w:pPr>
+      <w:r>
+        <w:rPr>
+          <w:rFonts w:hint="eastAsia"/>
+        </w:rPr>
+        <w:t>其中，</w:t>
+      </w:r>
+      <w:r>
+        <w:rPr>
+          <w:position w:val="-4"/>
+        </w:rPr>
+        <w:object>
+          <v:shape id="_x0000_i1050" o:spt="75" type="#_x0000_t75" style="height:12.25pt;width:10.2pt;" o:ole="t" filled="f" o:preferrelative="t" stroked="f" coordsize="21600,21600">
+            <v:path/>
+            <v:fill on="f" focussize="0,0"/>
+            <v:stroke on="f" joinstyle="miter"/>
+            <v:imagedata r:id="rId63" o:title=""/>
+            <o:lock v:ext="edit" aspectratio="t"/>
+            <w10:wrap type="none"/>
+            <w10:anchorlock/>
+          </v:shape>
+          <o:OLEObject Type="Embed" ProgID="Equation.DSMT4" ShapeID="_x0000_i1050" DrawAspect="Content" ObjectID="_1468075750" r:id="rId62">
+            <o:LockedField>false</o:LockedField>
+          </o:OLEObject>
+        </w:object>
+      </w:r>
+      <w:r>
+        <w:rPr>
+          <w:rFonts w:hint="eastAsia"/>
+        </w:rPr>
+        <w:t>为软更新参数。并且采用了延迟更新策略，即策略网络和目标网络仅在评价网络更新</w:t>
+      </w:r>
+      <w:r>
+        <w:rPr>
+          <w:position w:val="-4"/>
+        </w:rPr>
+        <w:object>
+          <v:shape id="_x0000_i1051" o:spt="75" type="#_x0000_t75" style="height:12.9pt;width:12.9pt;" o:ole="t" filled="f" o:preferrelative="t" stroked="f" coordsize="21600,21600">
+            <v:path/>
+            <v:fill on="f" focussize="0,0"/>
+            <v:stroke on="f" joinstyle="miter"/>
+            <v:imagedata r:id="rId65" o:title=""/>
+            <o:lock v:ext="edit" aspectratio="t"/>
+            <w10:wrap type="none"/>
+            <w10:anchorlock/>
+          </v:shape>
+          <o:OLEObject Type="Embed" ProgID="Equation.DSMT4" ShapeID="_x0000_i1051" DrawAspect="Content" ObjectID="_1468075751" r:id="rId64">
+            <o:LockedField>false</o:LockedField>
+          </o:OLEObject>
+        </w:object>
+      </w:r>
+      <w:r>
+        <w:rPr>
+          <w:rFonts w:hint="eastAsia"/>
+        </w:rPr>
+        <w:t>次后更新一次。</w:t>
+      </w:r>
+    </w:p>
+    <w:p>
+      <w:pPr>
         <w:pStyle w:val="3"/>
         <w:bidi w:val="0"/>
       </w:pPr>
-      <w:bookmarkStart w:id="11" w:name="_Toc13531"/>
+      <w:bookmarkStart w:id="10" w:name="_Toc13531"/>
       <w:r>
         <w:rPr>
           <w:rFonts w:hint="eastAsia"/>
         </w:rPr>
         <w:t>时滞与采样不确定性建模</w:t>
       </w:r>
-      <w:bookmarkEnd w:id="11"/>
+      <w:bookmarkEnd w:id="10"/>
     </w:p>
     <w:p>
       <w:pPr>
@@ -3999,16 +3308,16 @@
           <w:position w:val="-6"/>
         </w:rPr>
         <w:object>
-          <v:shape id="_x0000_i1056" o:spt="75" type="#_x0000_t75" style="height:13.95pt;width:15pt;" o:ole="t" filled="f" o:preferrelative="t" stroked="f" coordsize="21600,21600">
+          <v:shape id="_x0000_i1052" o:spt="75" type="#_x0000_t75" style="height:13.95pt;width:15pt;" o:ole="t" filled="f" o:preferrelative="t" stroked="f" coordsize="21600,21600">
             <v:path/>
             <v:fill on="f" focussize="0,0"/>
             <v:stroke on="f"/>
-            <v:imagedata r:id="rId108" o:title=""/>
+            <v:imagedata r:id="rId67" o:title=""/>
             <o:lock v:ext="edit" aspectratio="f"/>
             <w10:wrap type="none"/>
             <w10:anchorlock/>
           </v:shape>
-          <o:OLEObject Type="Embed" ProgID="Equation.DSMT4" ShapeID="_x0000_i1056" DrawAspect="Content" ObjectID="_1468075772" r:id="rId107">
+          <o:OLEObject Type="Embed" ProgID="Equation.DSMT4" ShapeID="_x0000_i1052" DrawAspect="Content" ObjectID="_1468075752" r:id="rId66">
             <o:LockedField>false</o:LockedField>
           </o:OLEObject>
         </w:object>
@@ -4024,16 +3333,16 @@
           <w:position w:val="-14"/>
         </w:rPr>
         <w:object>
-          <v:shape id="_x0000_i1057" o:spt="75" type="#_x0000_t75" style="height:19pt;width:128pt;" o:ole="t" filled="f" o:preferrelative="t" stroked="f" coordsize="21600,21600">
+          <v:shape id="_x0000_i1053" o:spt="75" type="#_x0000_t75" style="height:19pt;width:128pt;" o:ole="t" filled="f" o:preferrelative="t" stroked="f" coordsize="21600,21600">
             <v:path/>
             <v:fill on="f" focussize="0,0"/>
             <v:stroke on="f"/>
-            <v:imagedata r:id="rId110" o:title=""/>
-            <o:lock v:ext="edit" aspectratio="t"/>
-            <w10:wrap type="none"/>
-            <w10:anchorlock/>
-          </v:shape>
-          <o:OLEObject Type="Embed" ProgID="Equation.DSMT4" ShapeID="_x0000_i1057" DrawAspect="Content" ObjectID="_1468075773" r:id="rId109">
+            <v:imagedata r:id="rId69" o:title=""/>
+            <o:lock v:ext="edit" aspectratio="t"/>
+            <w10:wrap type="none"/>
+            <w10:anchorlock/>
+          </v:shape>
+          <o:OLEObject Type="Embed" ProgID="Equation.DSMT4" ShapeID="_x0000_i1053" DrawAspect="Content" ObjectID="_1468075753" r:id="rId68">
             <o:LockedField>false</o:LockedField>
           </o:OLEObject>
         </w:object>
@@ -4049,16 +3358,16 @@
           <w:position w:val="-12"/>
         </w:rPr>
         <w:object>
-          <v:shape id="_x0000_i1058" o:spt="75" type="#_x0000_t75" style="height:18pt;width:82pt;" o:ole="t" filled="f" o:preferrelative="t" stroked="f" coordsize="21600,21600">
+          <v:shape id="_x0000_i1054" o:spt="75" type="#_x0000_t75" style="height:18pt;width:82pt;" o:ole="t" filled="f" o:preferrelative="t" stroked="f" coordsize="21600,21600">
             <v:path/>
             <v:fill on="f" focussize="0,0"/>
             <v:stroke on="f"/>
-            <v:imagedata r:id="rId112" o:title=""/>
-            <o:lock v:ext="edit" aspectratio="t"/>
-            <w10:wrap type="none"/>
-            <w10:anchorlock/>
-          </v:shape>
-          <o:OLEObject Type="Embed" ProgID="Equation.DSMT4" ShapeID="_x0000_i1058" DrawAspect="Content" ObjectID="_1468075774" r:id="rId111">
+            <v:imagedata r:id="rId71" o:title=""/>
+            <o:lock v:ext="edit" aspectratio="t"/>
+            <w10:wrap type="none"/>
+            <w10:anchorlock/>
+          </v:shape>
+          <o:OLEObject Type="Embed" ProgID="Equation.DSMT4" ShapeID="_x0000_i1054" DrawAspect="Content" ObjectID="_1468075754" r:id="rId70">
             <o:LockedField>false</o:LockedField>
           </o:OLEObject>
         </w:object>
@@ -4074,16 +3383,16 @@
           <w:position w:val="-12"/>
         </w:rPr>
         <w:object>
-          <v:shape id="_x0000_i1059" o:spt="75" type="#_x0000_t75" style="height:18pt;width:13.95pt;" o:ole="t" filled="f" o:preferrelative="t" stroked="f" coordsize="21600,21600">
+          <v:shape id="_x0000_i1055" o:spt="75" type="#_x0000_t75" style="height:18pt;width:13.95pt;" o:ole="t" filled="f" o:preferrelative="t" stroked="f" coordsize="21600,21600">
             <v:path/>
             <v:fill on="f" focussize="0,0"/>
             <v:stroke on="f"/>
-            <v:imagedata r:id="rId114" o:title=""/>
-            <o:lock v:ext="edit" aspectratio="t"/>
-            <w10:wrap type="none"/>
-            <w10:anchorlock/>
-          </v:shape>
-          <o:OLEObject Type="Embed" ProgID="Equation.DSMT4" ShapeID="_x0000_i1059" DrawAspect="Content" ObjectID="_1468075775" r:id="rId113">
+            <v:imagedata r:id="rId73" o:title=""/>
+            <o:lock v:ext="edit" aspectratio="t"/>
+            <w10:wrap type="none"/>
+            <w10:anchorlock/>
+          </v:shape>
+          <o:OLEObject Type="Embed" ProgID="Equation.DSMT4" ShapeID="_x0000_i1055" DrawAspect="Content" ObjectID="_1468075755" r:id="rId72">
             <o:LockedField>false</o:LockedField>
           </o:OLEObject>
         </w:object>
@@ -4135,7 +3444,7 @@
                     </pic:cNvPicPr>
                   </pic:nvPicPr>
                   <pic:blipFill>
-                    <a:blip r:embed="rId115"/>
+                    <a:blip r:embed="rId74"/>
                     <a:stretch>
                       <a:fillRect/>
                     </a:stretch>
@@ -4209,7 +3518,7 @@
           <w:rFonts w:hint="eastAsia"/>
         </w:rPr>
       </w:pPr>
-      <w:bookmarkStart w:id="12" w:name="_Toc32327"/>
+      <w:bookmarkStart w:id="11" w:name="_Toc32327"/>
       <w:r>
         <w:rPr>
           <w:rFonts w:hint="eastAsia"/>
@@ -4229,7 +3538,7 @@
         </w:rPr>
         <w:t>-TD3算法的控制器设计</w:t>
       </w:r>
-      <w:bookmarkEnd w:id="12"/>
+      <w:bookmarkEnd w:id="11"/>
     </w:p>
     <w:p>
       <w:pPr>
@@ -4239,14 +3548,14 @@
           <w:rFonts w:hint="eastAsia"/>
         </w:rPr>
       </w:pPr>
-      <w:bookmarkStart w:id="13" w:name="_Toc6906"/>
+      <w:bookmarkStart w:id="12" w:name="_Toc6906"/>
       <w:r>
         <w:rPr>
           <w:rFonts w:hint="eastAsia"/>
         </w:rPr>
         <w:t>GRU网络集成</w:t>
       </w:r>
-      <w:bookmarkEnd w:id="13"/>
+      <w:bookmarkEnd w:id="12"/>
     </w:p>
     <w:p>
       <w:pPr>
@@ -4302,16 +3611,16 @@
           <w:position w:val="-12"/>
         </w:rPr>
         <w:object>
-          <v:shape id="_x0000_i1060" o:spt="75" type="#_x0000_t75" style="height:18pt;width:12pt;" o:ole="t" filled="f" o:preferrelative="t" stroked="f" coordsize="21600,21600">
+          <v:shape id="_x0000_i1056" o:spt="75" type="#_x0000_t75" style="height:18pt;width:12pt;" o:ole="t" filled="f" o:preferrelative="t" stroked="f" coordsize="21600,21600">
             <v:path/>
             <v:fill on="f" focussize="0,0"/>
             <v:stroke on="f"/>
-            <v:imagedata r:id="rId117" o:title=""/>
+            <v:imagedata r:id="rId76" o:title=""/>
             <o:lock v:ext="edit" aspectratio="f"/>
             <w10:wrap type="none"/>
             <w10:anchorlock/>
           </v:shape>
-          <o:OLEObject Type="Embed" ProgID="Equation.DSMT4" ShapeID="_x0000_i1060" DrawAspect="Content" ObjectID="_1468075776" r:id="rId116">
+          <o:OLEObject Type="Embed" ProgID="Equation.DSMT4" ShapeID="_x0000_i1056" DrawAspect="Content" ObjectID="_1468075756" r:id="rId75">
             <o:LockedField>false</o:LockedField>
           </o:OLEObject>
         </w:object>
@@ -4342,16 +3651,16 @@
           <w:position w:val="-12"/>
         </w:rPr>
         <w:object>
-          <v:shape id="_x0000_i1061" o:spt="75" type="#_x0000_t75" style="height:18pt;width:12pt;" o:ole="t" filled="f" o:preferrelative="t" stroked="f" coordsize="21600,21600">
+          <v:shape id="_x0000_i1057" o:spt="75" type="#_x0000_t75" style="height:18pt;width:12pt;" o:ole="t" filled="f" o:preferrelative="t" stroked="f" coordsize="21600,21600">
             <v:path/>
             <v:fill on="f" focussize="0,0"/>
             <v:stroke on="f"/>
-            <v:imagedata r:id="rId119" o:title=""/>
+            <v:imagedata r:id="rId78" o:title=""/>
             <o:lock v:ext="edit" aspectratio="f"/>
             <w10:wrap type="none"/>
             <w10:anchorlock/>
           </v:shape>
-          <o:OLEObject Type="Embed" ProgID="Equation.DSMT4" ShapeID="_x0000_i1061" DrawAspect="Content" ObjectID="_1468075777" r:id="rId118">
+          <o:OLEObject Type="Embed" ProgID="Equation.DSMT4" ShapeID="_x0000_i1057" DrawAspect="Content" ObjectID="_1468075757" r:id="rId77">
             <o:LockedField>false</o:LockedField>
           </o:OLEObject>
         </w:object>
@@ -4382,16 +3691,16 @@
           <w:position w:val="-12"/>
         </w:rPr>
         <w:object>
-          <v:shape id="_x0000_i1062" o:spt="75" type="#_x0000_t75" style="height:18pt;width:12pt;" o:ole="t" filled="f" o:preferrelative="t" stroked="f" coordsize="21600,21600">
+          <v:shape id="_x0000_i1058" o:spt="75" type="#_x0000_t75" style="height:18pt;width:12pt;" o:ole="t" filled="f" o:preferrelative="t" stroked="f" coordsize="21600,21600">
             <v:path/>
             <v:fill on="f" focussize="0,0"/>
             <v:stroke on="f"/>
-            <v:imagedata r:id="rId121" o:title=""/>
+            <v:imagedata r:id="rId80" o:title=""/>
             <o:lock v:ext="edit" aspectratio="f"/>
             <w10:wrap type="none"/>
             <w10:anchorlock/>
           </v:shape>
-          <o:OLEObject Type="Embed" ProgID="Equation.DSMT4" ShapeID="_x0000_i1062" DrawAspect="Content" ObjectID="_1468075778" r:id="rId120">
+          <o:OLEObject Type="Embed" ProgID="Equation.DSMT4" ShapeID="_x0000_i1058" DrawAspect="Content" ObjectID="_1468075758" r:id="rId79">
             <o:LockedField>false</o:LockedField>
           </o:OLEObject>
         </w:object>
@@ -4408,16 +3717,16 @@
           <w:position w:val="-12"/>
         </w:rPr>
         <w:object>
-          <v:shape id="_x0000_i1063" o:spt="75" type="#_x0000_t75" style="height:18pt;width:10pt;" o:ole="t" filled="f" o:preferrelative="t" stroked="f" coordsize="21600,21600">
+          <v:shape id="_x0000_i1059" o:spt="75" type="#_x0000_t75" style="height:18pt;width:10pt;" o:ole="t" filled="f" o:preferrelative="t" stroked="f" coordsize="21600,21600">
             <v:path/>
             <v:fill on="f" focussize="0,0"/>
             <v:stroke on="f"/>
-            <v:imagedata r:id="rId123" o:title=""/>
+            <v:imagedata r:id="rId82" o:title=""/>
             <o:lock v:ext="edit" aspectratio="f"/>
             <w10:wrap type="none"/>
             <w10:anchorlock/>
           </v:shape>
-          <o:OLEObject Type="Embed" ProgID="Equation.DSMT4" ShapeID="_x0000_i1063" DrawAspect="Content" ObjectID="_1468075779" r:id="rId122">
+          <o:OLEObject Type="Embed" ProgID="Equation.DSMT4" ShapeID="_x0000_i1059" DrawAspect="Content" ObjectID="_1468075759" r:id="rId81">
             <o:LockedField>false</o:LockedField>
           </o:OLEObject>
         </w:object>
@@ -4434,16 +3743,16 @@
           <w:position w:val="-12"/>
         </w:rPr>
         <w:object>
-          <v:shape id="_x0000_i1064" o:spt="75" type="#_x0000_t75" style="height:20pt;width:12pt;" o:ole="t" filled="f" o:preferrelative="t" stroked="f" coordsize="21600,21600">
+          <v:shape id="_x0000_i1060" o:spt="75" type="#_x0000_t75" style="height:20pt;width:12pt;" o:ole="t" filled="f" o:preferrelative="t" stroked="f" coordsize="21600,21600">
             <v:path/>
             <v:fill on="f" focussize="0,0"/>
             <v:stroke on="f"/>
-            <v:imagedata r:id="rId125" o:title=""/>
+            <v:imagedata r:id="rId84" o:title=""/>
             <o:lock v:ext="edit" aspectratio="f"/>
             <w10:wrap type="none"/>
             <w10:anchorlock/>
           </v:shape>
-          <o:OLEObject Type="Embed" ProgID="Equation.DSMT4" ShapeID="_x0000_i1064" DrawAspect="Content" ObjectID="_1468075780" r:id="rId124">
+          <o:OLEObject Type="Embed" ProgID="Equation.DSMT4" ShapeID="_x0000_i1060" DrawAspect="Content" ObjectID="_1468075760" r:id="rId83">
             <o:LockedField>false</o:LockedField>
           </o:OLEObject>
         </w:object>
@@ -4473,16 +3782,16 @@
           <w:position w:val="-12"/>
         </w:rPr>
         <w:object>
-          <v:shape id="_x0000_i1065" o:spt="75" type="#_x0000_t75" style="height:18pt;width:117pt;" o:ole="t" filled="f" o:preferrelative="t" stroked="f" coordsize="21600,21600">
+          <v:shape id="_x0000_i1061" o:spt="75" type="#_x0000_t75" style="height:18pt;width:117pt;" o:ole="t" filled="f" o:preferrelative="t" stroked="f" coordsize="21600,21600">
             <v:path/>
             <v:fill on="f" focussize="0,0"/>
             <v:stroke on="f"/>
-            <v:imagedata r:id="rId127" o:title=""/>
-            <o:lock v:ext="edit" aspectratio="t"/>
-            <w10:wrap type="none"/>
-            <w10:anchorlock/>
-          </v:shape>
-          <o:OLEObject Type="Embed" ProgID="Equation.DSMT4" ShapeID="_x0000_i1065" DrawAspect="Content" ObjectID="_1468075781" r:id="rId126">
+            <v:imagedata r:id="rId86" o:title=""/>
+            <o:lock v:ext="edit" aspectratio="t"/>
+            <w10:wrap type="none"/>
+            <w10:anchorlock/>
+          </v:shape>
+          <o:OLEObject Type="Embed" ProgID="Equation.DSMT4" ShapeID="_x0000_i1061" DrawAspect="Content" ObjectID="_1468075761" r:id="rId85">
             <o:LockedField>false</o:LockedField>
           </o:OLEObject>
         </w:object>
@@ -4505,16 +3814,16 @@
           <w:position w:val="-12"/>
         </w:rPr>
         <w:object>
-          <v:shape id="_x0000_i1066" o:spt="75" type="#_x0000_t75" style="height:18pt;width:114.95pt;" o:ole="t" filled="f" o:preferrelative="t" stroked="f" coordsize="21600,21600">
+          <v:shape id="_x0000_i1062" o:spt="75" type="#_x0000_t75" style="height:18pt;width:114.95pt;" o:ole="t" filled="f" o:preferrelative="t" stroked="f" coordsize="21600,21600">
             <v:path/>
             <v:fill on="f" focussize="0,0"/>
             <v:stroke on="f"/>
-            <v:imagedata r:id="rId129" o:title=""/>
-            <o:lock v:ext="edit" aspectratio="t"/>
-            <w10:wrap type="none"/>
-            <w10:anchorlock/>
-          </v:shape>
-          <o:OLEObject Type="Embed" ProgID="Equation.DSMT4" ShapeID="_x0000_i1066" DrawAspect="Content" ObjectID="_1468075782" r:id="rId128">
+            <v:imagedata r:id="rId88" o:title=""/>
+            <o:lock v:ext="edit" aspectratio="t"/>
+            <w10:wrap type="none"/>
+            <w10:anchorlock/>
+          </v:shape>
+          <o:OLEObject Type="Embed" ProgID="Equation.DSMT4" ShapeID="_x0000_i1062" DrawAspect="Content" ObjectID="_1468075762" r:id="rId87">
             <o:LockedField>false</o:LockedField>
           </o:OLEObject>
         </w:object>
@@ -4537,16 +3846,16 @@
           <w:position w:val="-12"/>
         </w:rPr>
         <w:object>
-          <v:shape id="_x0000_i1067" o:spt="75" type="#_x0000_t75" style="height:20pt;width:146pt;" o:ole="t" filled="f" o:preferrelative="t" stroked="f" coordsize="21600,21600">
+          <v:shape id="_x0000_i1063" o:spt="75" type="#_x0000_t75" style="height:20pt;width:146pt;" o:ole="t" filled="f" o:preferrelative="t" stroked="f" coordsize="21600,21600">
             <v:path/>
             <v:fill on="f" focussize="0,0"/>
             <v:stroke on="f"/>
-            <v:imagedata r:id="rId131" o:title=""/>
-            <o:lock v:ext="edit" aspectratio="t"/>
-            <w10:wrap type="none"/>
-            <w10:anchorlock/>
-          </v:shape>
-          <o:OLEObject Type="Embed" ProgID="Equation.DSMT4" ShapeID="_x0000_i1067" DrawAspect="Content" ObjectID="_1468075783" r:id="rId130">
+            <v:imagedata r:id="rId90" o:title=""/>
+            <o:lock v:ext="edit" aspectratio="t"/>
+            <w10:wrap type="none"/>
+            <w10:anchorlock/>
+          </v:shape>
+          <o:OLEObject Type="Embed" ProgID="Equation.DSMT4" ShapeID="_x0000_i1063" DrawAspect="Content" ObjectID="_1468075763" r:id="rId89">
             <o:LockedField>false</o:LockedField>
           </o:OLEObject>
         </w:object>
@@ -4569,16 +3878,16 @@
           <w:position w:val="-12"/>
         </w:rPr>
         <w:object>
-          <v:shape id="_x0000_i1068" o:spt="75" type="#_x0000_t75" style="height:20pt;width:116pt;" o:ole="t" filled="f" o:preferrelative="t" stroked="f" coordsize="21600,21600">
+          <v:shape id="_x0000_i1064" o:spt="75" type="#_x0000_t75" style="height:20pt;width:116pt;" o:ole="t" filled="f" o:preferrelative="t" stroked="f" coordsize="21600,21600">
             <v:path/>
             <v:fill on="f" focussize="0,0"/>
             <v:stroke on="f"/>
-            <v:imagedata r:id="rId133" o:title=""/>
-            <o:lock v:ext="edit" aspectratio="t"/>
-            <w10:wrap type="none"/>
-            <w10:anchorlock/>
-          </v:shape>
-          <o:OLEObject Type="Embed" ProgID="Equation.DSMT4" ShapeID="_x0000_i1068" DrawAspect="Content" ObjectID="_1468075784" r:id="rId132">
+            <v:imagedata r:id="rId92" o:title=""/>
+            <o:lock v:ext="edit" aspectratio="t"/>
+            <w10:wrap type="none"/>
+            <w10:anchorlock/>
+          </v:shape>
+          <o:OLEObject Type="Embed" ProgID="Equation.DSMT4" ShapeID="_x0000_i1064" DrawAspect="Content" ObjectID="_1468075764" r:id="rId91">
             <o:LockedField>false</o:LockedField>
           </o:OLEObject>
         </w:object>
@@ -4601,16 +3910,16 @@
           <w:position w:val="-12"/>
         </w:rPr>
         <w:object>
-          <v:shape id="_x0000_i1069" o:spt="75" type="#_x0000_t75" style="height:18pt;width:16pt;" o:ole="t" filled="f" o:preferrelative="t" stroked="f" coordsize="21600,21600">
+          <v:shape id="_x0000_i1065" o:spt="75" type="#_x0000_t75" style="height:18pt;width:16pt;" o:ole="t" filled="f" o:preferrelative="t" stroked="f" coordsize="21600,21600">
             <v:path/>
             <v:fill on="f" focussize="0,0"/>
             <v:stroke on="f"/>
-            <v:imagedata r:id="rId135" o:title=""/>
-            <o:lock v:ext="edit" aspectratio="t"/>
-            <w10:wrap type="none"/>
-            <w10:anchorlock/>
-          </v:shape>
-          <o:OLEObject Type="Embed" ProgID="Equation.DSMT4" ShapeID="_x0000_i1069" DrawAspect="Content" ObjectID="_1468075785" r:id="rId134">
+            <v:imagedata r:id="rId94" o:title=""/>
+            <o:lock v:ext="edit" aspectratio="t"/>
+            <w10:wrap type="none"/>
+            <w10:anchorlock/>
+          </v:shape>
+          <o:OLEObject Type="Embed" ProgID="Equation.DSMT4" ShapeID="_x0000_i1065" DrawAspect="Content" ObjectID="_1468075765" r:id="rId93">
             <o:LockedField>false</o:LockedField>
           </o:OLEObject>
         </w:object>
@@ -4626,16 +3935,16 @@
           <w:position w:val="-12"/>
         </w:rPr>
         <w:object>
-          <v:shape id="_x0000_i1070" o:spt="75" type="#_x0000_t75" style="height:18pt;width:16pt;" o:ole="t" filled="f" o:preferrelative="t" stroked="f" coordsize="21600,21600">
+          <v:shape id="_x0000_i1066" o:spt="75" type="#_x0000_t75" style="height:18pt;width:16pt;" o:ole="t" filled="f" o:preferrelative="t" stroked="f" coordsize="21600,21600">
             <v:path/>
             <v:fill on="f" focussize="0,0"/>
             <v:stroke on="f"/>
-            <v:imagedata r:id="rId137" o:title=""/>
-            <o:lock v:ext="edit" aspectratio="t"/>
-            <w10:wrap type="none"/>
-            <w10:anchorlock/>
-          </v:shape>
-          <o:OLEObject Type="Embed" ProgID="Equation.DSMT4" ShapeID="_x0000_i1070" DrawAspect="Content" ObjectID="_1468075786" r:id="rId136">
+            <v:imagedata r:id="rId96" o:title=""/>
+            <o:lock v:ext="edit" aspectratio="t"/>
+            <w10:wrap type="none"/>
+            <w10:anchorlock/>
+          </v:shape>
+          <o:OLEObject Type="Embed" ProgID="Equation.DSMT4" ShapeID="_x0000_i1066" DrawAspect="Content" ObjectID="_1468075766" r:id="rId95">
             <o:LockedField>false</o:LockedField>
           </o:OLEObject>
         </w:object>
@@ -4651,16 +3960,16 @@
           <w:position w:val="-12"/>
         </w:rPr>
         <w:object>
-          <v:shape id="_x0000_i1071" o:spt="75" type="#_x0000_t75" style="height:18pt;width:16pt;" o:ole="t" filled="f" o:preferrelative="t" stroked="f" coordsize="21600,21600">
+          <v:shape id="_x0000_i1067" o:spt="75" type="#_x0000_t75" style="height:18pt;width:16pt;" o:ole="t" filled="f" o:preferrelative="t" stroked="f" coordsize="21600,21600">
             <v:path/>
             <v:fill on="f" focussize="0,0"/>
             <v:stroke on="f"/>
-            <v:imagedata r:id="rId139" o:title=""/>
-            <o:lock v:ext="edit" aspectratio="t"/>
-            <w10:wrap type="none"/>
-            <w10:anchorlock/>
-          </v:shape>
-          <o:OLEObject Type="Embed" ProgID="Equation.DSMT4" ShapeID="_x0000_i1071" DrawAspect="Content" ObjectID="_1468075787" r:id="rId138">
+            <v:imagedata r:id="rId98" o:title=""/>
+            <o:lock v:ext="edit" aspectratio="t"/>
+            <w10:wrap type="none"/>
+            <w10:anchorlock/>
+          </v:shape>
+          <o:OLEObject Type="Embed" ProgID="Equation.DSMT4" ShapeID="_x0000_i1067" DrawAspect="Content" ObjectID="_1468075767" r:id="rId97">
             <o:LockedField>false</o:LockedField>
           </o:OLEObject>
         </w:object>
@@ -4676,16 +3985,16 @@
           <w:position w:val="-12"/>
         </w:rPr>
         <w:object>
-          <v:shape id="_x0000_i1072" o:spt="75" type="#_x0000_t75" style="height:18pt;width:12pt;" o:ole="t" filled="f" o:preferrelative="t" stroked="f" coordsize="21600,21600">
+          <v:shape id="_x0000_i1068" o:spt="75" type="#_x0000_t75" style="height:18pt;width:12pt;" o:ole="t" filled="f" o:preferrelative="t" stroked="f" coordsize="21600,21600">
             <v:path/>
             <v:fill on="f" focussize="0,0"/>
             <v:stroke on="f"/>
-            <v:imagedata r:id="rId141" o:title=""/>
-            <o:lock v:ext="edit" aspectratio="t"/>
-            <w10:wrap type="none"/>
-            <w10:anchorlock/>
-          </v:shape>
-          <o:OLEObject Type="Embed" ProgID="Equation.DSMT4" ShapeID="_x0000_i1072" DrawAspect="Content" ObjectID="_1468075788" r:id="rId140">
+            <v:imagedata r:id="rId100" o:title=""/>
+            <o:lock v:ext="edit" aspectratio="t"/>
+            <w10:wrap type="none"/>
+            <w10:anchorlock/>
+          </v:shape>
+          <o:OLEObject Type="Embed" ProgID="Equation.DSMT4" ShapeID="_x0000_i1068" DrawAspect="Content" ObjectID="_1468075768" r:id="rId99">
             <o:LockedField>false</o:LockedField>
           </o:OLEObject>
         </w:object>
@@ -4701,16 +4010,16 @@
           <w:position w:val="-12"/>
         </w:rPr>
         <w:object>
-          <v:shape id="_x0000_i1073" o:spt="75" type="#_x0000_t75" style="height:18pt;width:12pt;" o:ole="t" filled="f" o:preferrelative="t" stroked="f" coordsize="21600,21600">
+          <v:shape id="_x0000_i1069" o:spt="75" type="#_x0000_t75" style="height:18pt;width:12pt;" o:ole="t" filled="f" o:preferrelative="t" stroked="f" coordsize="21600,21600">
             <v:path/>
             <v:fill on="f" focussize="0,0"/>
             <v:stroke on="f"/>
-            <v:imagedata r:id="rId143" o:title=""/>
-            <o:lock v:ext="edit" aspectratio="t"/>
-            <w10:wrap type="none"/>
-            <w10:anchorlock/>
-          </v:shape>
-          <o:OLEObject Type="Embed" ProgID="Equation.DSMT4" ShapeID="_x0000_i1073" DrawAspect="Content" ObjectID="_1468075789" r:id="rId142">
+            <v:imagedata r:id="rId102" o:title=""/>
+            <o:lock v:ext="edit" aspectratio="t"/>
+            <w10:wrap type="none"/>
+            <w10:anchorlock/>
+          </v:shape>
+          <o:OLEObject Type="Embed" ProgID="Equation.DSMT4" ShapeID="_x0000_i1069" DrawAspect="Content" ObjectID="_1468075769" r:id="rId101">
             <o:LockedField>false</o:LockedField>
           </o:OLEObject>
         </w:object>
@@ -4726,16 +4035,16 @@
           <w:position w:val="-12"/>
         </w:rPr>
         <w:object>
-          <v:shape id="_x0000_i1074" o:spt="75" type="#_x0000_t75" style="height:18pt;width:13pt;" o:ole="t" filled="f" o:preferrelative="t" stroked="f" coordsize="21600,21600">
+          <v:shape id="_x0000_i1070" o:spt="75" type="#_x0000_t75" style="height:18pt;width:13pt;" o:ole="t" filled="f" o:preferrelative="t" stroked="f" coordsize="21600,21600">
             <v:path/>
             <v:fill on="f" focussize="0,0"/>
             <v:stroke on="f"/>
-            <v:imagedata r:id="rId145" o:title=""/>
-            <o:lock v:ext="edit" aspectratio="t"/>
-            <w10:wrap type="none"/>
-            <w10:anchorlock/>
-          </v:shape>
-          <o:OLEObject Type="Embed" ProgID="Equation.DSMT4" ShapeID="_x0000_i1074" DrawAspect="Content" ObjectID="_1468075790" r:id="rId144">
+            <v:imagedata r:id="rId104" o:title=""/>
+            <o:lock v:ext="edit" aspectratio="t"/>
+            <w10:wrap type="none"/>
+            <w10:anchorlock/>
+          </v:shape>
+          <o:OLEObject Type="Embed" ProgID="Equation.DSMT4" ShapeID="_x0000_i1070" DrawAspect="Content" ObjectID="_1468075770" r:id="rId103">
             <o:LockedField>false</o:LockedField>
           </o:OLEObject>
         </w:object>
@@ -4751,16 +4060,16 @@
           <w:position w:val="-6"/>
         </w:rPr>
         <w:object>
-          <v:shape id="_x0000_i1075" o:spt="75" type="#_x0000_t75" style="height:11pt;width:12pt;" o:ole="t" filled="f" o:preferrelative="t" stroked="f" coordsize="21600,21600">
+          <v:shape id="_x0000_i1071" o:spt="75" type="#_x0000_t75" style="height:11pt;width:12pt;" o:ole="t" filled="f" o:preferrelative="t" stroked="f" coordsize="21600,21600">
             <v:path/>
             <v:fill on="f" focussize="0,0"/>
             <v:stroke on="f"/>
-            <v:imagedata r:id="rId147" o:title=""/>
-            <o:lock v:ext="edit" aspectratio="t"/>
-            <w10:wrap type="none"/>
-            <w10:anchorlock/>
-          </v:shape>
-          <o:OLEObject Type="Embed" ProgID="Equation.DSMT4" ShapeID="_x0000_i1075" DrawAspect="Content" ObjectID="_1468075791" r:id="rId146">
+            <v:imagedata r:id="rId106" o:title=""/>
+            <o:lock v:ext="edit" aspectratio="t"/>
+            <w10:wrap type="none"/>
+            <w10:anchorlock/>
+          </v:shape>
+          <o:OLEObject Type="Embed" ProgID="Equation.DSMT4" ShapeID="_x0000_i1071" DrawAspect="Content" ObjectID="_1468075771" r:id="rId105">
             <o:LockedField>false</o:LockedField>
           </o:OLEObject>
         </w:object>
@@ -4796,7 +4105,7 @@
                     </pic:cNvPicPr>
                   </pic:nvPicPr>
                   <pic:blipFill>
-                    <a:blip r:embed="rId148"/>
+                    <a:blip r:embed="rId107"/>
                     <a:stretch>
                       <a:fillRect/>
                     </a:stretch>
@@ -4888,14 +4197,14 @@
           <w:rFonts w:hint="eastAsia"/>
         </w:rPr>
       </w:pPr>
-      <w:bookmarkStart w:id="14" w:name="_Toc20200"/>
+      <w:bookmarkStart w:id="13" w:name="_Toc20200"/>
       <w:r>
         <w:rPr>
           <w:rFonts w:hint="eastAsia"/>
         </w:rPr>
         <w:t>注意力层集成</w:t>
       </w:r>
-      <w:bookmarkEnd w:id="14"/>
+      <w:bookmarkEnd w:id="13"/>
     </w:p>
     <w:p>
       <w:pPr>
@@ -4914,16 +4223,16 @@
           <w:position w:val="-6"/>
         </w:rPr>
         <w:object>
-          <v:shape id="_x0000_i1076" o:spt="75" type="#_x0000_t75" style="height:13.95pt;width:15pt;" o:ole="t" filled="f" o:preferrelative="t" stroked="f" coordsize="21600,21600">
+          <v:shape id="_x0000_i1072" o:spt="75" type="#_x0000_t75" style="height:13.95pt;width:15pt;" o:ole="t" filled="f" o:preferrelative="t" stroked="f" coordsize="21600,21600">
             <v:path/>
             <v:fill on="f" focussize="0,0"/>
             <v:stroke on="f"/>
-            <v:imagedata r:id="rId150" o:title=""/>
-            <o:lock v:ext="edit" aspectratio="t"/>
-            <w10:wrap type="none"/>
-            <w10:anchorlock/>
-          </v:shape>
-          <o:OLEObject Type="Embed" ProgID="Equation.DSMT4" ShapeID="_x0000_i1076" DrawAspect="Content" ObjectID="_1468075792" r:id="rId149">
+            <v:imagedata r:id="rId109" o:title=""/>
+            <o:lock v:ext="edit" aspectratio="t"/>
+            <w10:wrap type="none"/>
+            <w10:anchorlock/>
+          </v:shape>
+          <o:OLEObject Type="Embed" ProgID="Equation.DSMT4" ShapeID="_x0000_i1072" DrawAspect="Content" ObjectID="_1468075772" r:id="rId108">
             <o:LockedField>false</o:LockedField>
           </o:OLEObject>
         </w:object>
@@ -4948,16 +4257,16 @@
           <w:position w:val="-14"/>
         </w:rPr>
         <w:object>
-          <v:shape id="_x0000_i1077" o:spt="75" type="#_x0000_t75" style="height:20pt;width:96pt;" o:ole="t" filled="f" o:preferrelative="t" stroked="f" coordsize="21600,21600">
+          <v:shape id="_x0000_i1073" o:spt="75" type="#_x0000_t75" style="height:20pt;width:96pt;" o:ole="t" filled="f" o:preferrelative="t" stroked="f" coordsize="21600,21600">
             <v:path/>
             <v:fill on="f" focussize="0,0"/>
             <v:stroke on="f"/>
-            <v:imagedata r:id="rId152" o:title=""/>
-            <o:lock v:ext="edit" aspectratio="t"/>
-            <w10:wrap type="none"/>
-            <w10:anchorlock/>
-          </v:shape>
-          <o:OLEObject Type="Embed" ProgID="Equation.DSMT4" ShapeID="_x0000_i1077" DrawAspect="Content" ObjectID="_1468075793" r:id="rId151">
+            <v:imagedata r:id="rId111" o:title=""/>
+            <o:lock v:ext="edit" aspectratio="t"/>
+            <w10:wrap type="none"/>
+            <w10:anchorlock/>
+          </v:shape>
+          <o:OLEObject Type="Embed" ProgID="Equation.DSMT4" ShapeID="_x0000_i1073" DrawAspect="Content" ObjectID="_1468075773" r:id="rId110">
             <o:LockedField>false</o:LockedField>
           </o:OLEObject>
         </w:object>
@@ -4980,16 +4289,16 @@
           <w:position w:val="-4"/>
         </w:rPr>
         <w:object>
-          <v:shape id="_x0000_i1078" o:spt="75" type="#_x0000_t75" style="height:15pt;width:13.95pt;" o:ole="t" filled="f" o:preferrelative="t" stroked="f" coordsize="21600,21600">
+          <v:shape id="_x0000_i1074" o:spt="75" type="#_x0000_t75" style="height:15pt;width:13.95pt;" o:ole="t" filled="f" o:preferrelative="t" stroked="f" coordsize="21600,21600">
             <v:path/>
             <v:fill on="f" focussize="0,0"/>
             <v:stroke on="f"/>
-            <v:imagedata r:id="rId154" o:title=""/>
-            <o:lock v:ext="edit" aspectratio="t"/>
-            <w10:wrap type="none"/>
-            <w10:anchorlock/>
-          </v:shape>
-          <o:OLEObject Type="Embed" ProgID="Equation.DSMT4" ShapeID="_x0000_i1078" DrawAspect="Content" ObjectID="_1468075794" r:id="rId153">
+            <v:imagedata r:id="rId113" o:title=""/>
+            <o:lock v:ext="edit" aspectratio="t"/>
+            <w10:wrap type="none"/>
+            <w10:anchorlock/>
+          </v:shape>
+          <o:OLEObject Type="Embed" ProgID="Equation.DSMT4" ShapeID="_x0000_i1074" DrawAspect="Content" ObjectID="_1468075774" r:id="rId112">
             <o:LockedField>false</o:LockedField>
           </o:OLEObject>
         </w:object>
@@ -5005,16 +4314,16 @@
           <w:position w:val="-12"/>
         </w:rPr>
         <w:object>
-          <v:shape id="_x0000_i1079" o:spt="75" type="#_x0000_t75" style="height:18pt;width:24.95pt;" o:ole="t" filled="f" o:preferrelative="t" stroked="f" coordsize="21600,21600">
+          <v:shape id="_x0000_i1075" o:spt="75" type="#_x0000_t75" style="height:18pt;width:24.95pt;" o:ole="t" filled="f" o:preferrelative="t" stroked="f" coordsize="21600,21600">
             <v:path/>
             <v:fill on="f" focussize="0,0"/>
             <v:stroke on="f"/>
-            <v:imagedata r:id="rId156" o:title=""/>
-            <o:lock v:ext="edit" aspectratio="t"/>
-            <w10:wrap type="none"/>
-            <w10:anchorlock/>
-          </v:shape>
-          <o:OLEObject Type="Embed" ProgID="Equation.DSMT4" ShapeID="_x0000_i1079" DrawAspect="Content" ObjectID="_1468075795" r:id="rId155">
+            <v:imagedata r:id="rId115" o:title=""/>
+            <o:lock v:ext="edit" aspectratio="t"/>
+            <w10:wrap type="none"/>
+            <w10:anchorlock/>
+          </v:shape>
+          <o:OLEObject Type="Embed" ProgID="Equation.DSMT4" ShapeID="_x0000_i1075" DrawAspect="Content" ObjectID="_1468075775" r:id="rId114">
             <o:LockedField>false</o:LockedField>
           </o:OLEObject>
         </w:object>
@@ -5030,16 +4339,16 @@
           <w:position w:val="-14"/>
         </w:rPr>
         <w:object>
-          <v:shape id="_x0000_i1080" o:spt="75" type="#_x0000_t75" style="height:19pt;width:24.95pt;" o:ole="t" filled="f" o:preferrelative="t" stroked="f" coordsize="21600,21600">
+          <v:shape id="_x0000_i1076" o:spt="75" type="#_x0000_t75" style="height:19pt;width:24.95pt;" o:ole="t" filled="f" o:preferrelative="t" stroked="f" coordsize="21600,21600">
             <v:path/>
             <v:fill on="f" focussize="0,0"/>
             <v:stroke on="f"/>
-            <v:imagedata r:id="rId158" o:title=""/>
-            <o:lock v:ext="edit" aspectratio="t"/>
-            <w10:wrap type="none"/>
-            <w10:anchorlock/>
-          </v:shape>
-          <o:OLEObject Type="Embed" ProgID="Equation.DSMT4" ShapeID="_x0000_i1080" DrawAspect="Content" ObjectID="_1468075796" r:id="rId157">
+            <v:imagedata r:id="rId117" o:title=""/>
+            <o:lock v:ext="edit" aspectratio="t"/>
+            <w10:wrap type="none"/>
+            <w10:anchorlock/>
+          </v:shape>
+          <o:OLEObject Type="Embed" ProgID="Equation.DSMT4" ShapeID="_x0000_i1076" DrawAspect="Content" ObjectID="_1468075776" r:id="rId116">
             <o:LockedField>false</o:LockedField>
           </o:OLEObject>
         </w:object>
@@ -5124,16 +4433,16 @@
           <w:position w:val="-16"/>
         </w:rPr>
         <w:object>
-          <v:shape id="_x0000_i1081" o:spt="75" type="#_x0000_t75" style="height:20pt;width:231pt;" o:ole="t" filled="f" o:preferrelative="t" stroked="f" coordsize="21600,21600">
+          <v:shape id="_x0000_i1077" o:spt="75" type="#_x0000_t75" style="height:20pt;width:231pt;" o:ole="t" filled="f" o:preferrelative="t" stroked="f" coordsize="21600,21600">
             <v:path/>
             <v:fill on="f" focussize="0,0"/>
             <v:stroke on="f"/>
-            <v:imagedata r:id="rId160" o:title=""/>
-            <o:lock v:ext="edit" aspectratio="t"/>
-            <w10:wrap type="none"/>
-            <w10:anchorlock/>
-          </v:shape>
-          <o:OLEObject Type="Embed" ProgID="Equation.DSMT4" ShapeID="_x0000_i1081" DrawAspect="Content" ObjectID="_1468075797" r:id="rId159">
+            <v:imagedata r:id="rId119" o:title=""/>
+            <o:lock v:ext="edit" aspectratio="t"/>
+            <w10:wrap type="none"/>
+            <w10:anchorlock/>
+          </v:shape>
+          <o:OLEObject Type="Embed" ProgID="Equation.DSMT4" ShapeID="_x0000_i1077" DrawAspect="Content" ObjectID="_1468075777" r:id="rId118">
             <o:LockedField>false</o:LockedField>
           </o:OLEObject>
         </w:object>
@@ -5157,16 +4466,16 @@
           <w:position w:val="-12"/>
         </w:rPr>
         <w:object>
-          <v:shape id="_x0000_i1082" o:spt="75" type="#_x0000_t75" style="height:18pt;width:11pt;" o:ole="t" filled="f" o:preferrelative="t" stroked="f" coordsize="21600,21600">
+          <v:shape id="_x0000_i1078" o:spt="75" type="#_x0000_t75" style="height:18pt;width:11pt;" o:ole="t" filled="f" o:preferrelative="t" stroked="f" coordsize="21600,21600">
             <v:path/>
             <v:fill on="f" focussize="0,0"/>
             <v:stroke on="f"/>
-            <v:imagedata r:id="rId162" o:title=""/>
-            <o:lock v:ext="edit" aspectratio="t"/>
-            <w10:wrap type="none"/>
-            <w10:anchorlock/>
-          </v:shape>
-          <o:OLEObject Type="Embed" ProgID="Equation.DSMT4" ShapeID="_x0000_i1082" DrawAspect="Content" ObjectID="_1468075798" r:id="rId161">
+            <v:imagedata r:id="rId121" o:title=""/>
+            <o:lock v:ext="edit" aspectratio="t"/>
+            <w10:wrap type="none"/>
+            <w10:anchorlock/>
+          </v:shape>
+          <o:OLEObject Type="Embed" ProgID="Equation.DSMT4" ShapeID="_x0000_i1078" DrawAspect="Content" ObjectID="_1468075778" r:id="rId120">
             <o:LockedField>false</o:LockedField>
           </o:OLEObject>
         </w:object>
@@ -5182,16 +4491,16 @@
           <w:position w:val="-12"/>
         </w:rPr>
         <w:object>
-          <v:shape id="_x0000_i1083" o:spt="75" type="#_x0000_t75" style="height:18pt;width:19pt;" o:ole="t" filled="f" o:preferrelative="t" stroked="f" coordsize="21600,21600">
+          <v:shape id="_x0000_i1079" o:spt="75" type="#_x0000_t75" style="height:18pt;width:19pt;" o:ole="t" filled="f" o:preferrelative="t" stroked="f" coordsize="21600,21600">
             <v:path/>
             <v:fill on="f" focussize="0,0"/>
             <v:stroke on="f"/>
-            <v:imagedata r:id="rId164" o:title=""/>
-            <o:lock v:ext="edit" aspectratio="t"/>
-            <w10:wrap type="none"/>
-            <w10:anchorlock/>
-          </v:shape>
-          <o:OLEObject Type="Embed" ProgID="Equation.DSMT4" ShapeID="_x0000_i1083" DrawAspect="Content" ObjectID="_1468075799" r:id="rId163">
+            <v:imagedata r:id="rId123" o:title=""/>
+            <o:lock v:ext="edit" aspectratio="t"/>
+            <w10:wrap type="none"/>
+            <w10:anchorlock/>
+          </v:shape>
+          <o:OLEObject Type="Embed" ProgID="Equation.DSMT4" ShapeID="_x0000_i1079" DrawAspect="Content" ObjectID="_1468075779" r:id="rId122">
             <o:LockedField>false</o:LockedField>
           </o:OLEObject>
         </w:object>
@@ -5223,16 +4532,16 @@
           <w:position w:val="-14"/>
         </w:rPr>
         <w:object>
-          <v:shape id="_x0000_i1084" o:spt="75" type="#_x0000_t75" style="height:21pt;width:148pt;" o:ole="t" filled="f" o:preferrelative="t" stroked="f" coordsize="21600,21600">
+          <v:shape id="_x0000_i1080" o:spt="75" type="#_x0000_t75" style="height:21pt;width:148pt;" o:ole="t" filled="f" o:preferrelative="t" stroked="f" coordsize="21600,21600">
             <v:path/>
             <v:fill on="f" focussize="0,0"/>
             <v:stroke on="f"/>
-            <v:imagedata r:id="rId166" o:title=""/>
-            <o:lock v:ext="edit" aspectratio="t"/>
-            <w10:wrap type="none"/>
-            <w10:anchorlock/>
-          </v:shape>
-          <o:OLEObject Type="Embed" ProgID="Equation.DSMT4" ShapeID="_x0000_i1084" DrawAspect="Content" ObjectID="_1468075800" r:id="rId165">
+            <v:imagedata r:id="rId125" o:title=""/>
+            <o:lock v:ext="edit" aspectratio="t"/>
+            <w10:wrap type="none"/>
+            <w10:anchorlock/>
+          </v:shape>
+          <o:OLEObject Type="Embed" ProgID="Equation.DSMT4" ShapeID="_x0000_i1080" DrawAspect="Content" ObjectID="_1468075780" r:id="rId124">
             <o:LockedField>false</o:LockedField>
           </o:OLEObject>
         </w:object>
@@ -5261,16 +4570,16 @@
           <w:position w:val="-14"/>
         </w:rPr>
         <w:object>
-          <v:shape id="_x0000_i1085" o:spt="75" type="#_x0000_t75" style="height:20pt;width:146pt;" o:ole="t" filled="f" o:preferrelative="t" stroked="f" coordsize="21600,21600">
+          <v:shape id="_x0000_i1081" o:spt="75" type="#_x0000_t75" style="height:20pt;width:146pt;" o:ole="t" filled="f" o:preferrelative="t" stroked="f" coordsize="21600,21600">
             <v:path/>
             <v:fill on="f" focussize="0,0"/>
             <v:stroke on="f"/>
-            <v:imagedata r:id="rId168" o:title=""/>
-            <o:lock v:ext="edit" aspectratio="t"/>
-            <w10:wrap type="none"/>
-            <w10:anchorlock/>
-          </v:shape>
-          <o:OLEObject Type="Embed" ProgID="Equation.DSMT4" ShapeID="_x0000_i1085" DrawAspect="Content" ObjectID="_1468075801" r:id="rId167">
+            <v:imagedata r:id="rId127" o:title=""/>
+            <o:lock v:ext="edit" aspectratio="t"/>
+            <w10:wrap type="none"/>
+            <w10:anchorlock/>
+          </v:shape>
+          <o:OLEObject Type="Embed" ProgID="Equation.DSMT4" ShapeID="_x0000_i1081" DrawAspect="Content" ObjectID="_1468075781" r:id="rId126">
             <o:LockedField>false</o:LockedField>
           </o:OLEObject>
         </w:object>
@@ -5302,16 +4611,16 @@
           <w:position w:val="-60"/>
         </w:rPr>
         <w:object>
-          <v:shape id="_x0000_i1086" o:spt="75" type="#_x0000_t75" style="height:51pt;width:150pt;" o:ole="t" filled="f" o:preferrelative="t" stroked="f" coordsize="21600,21600">
+          <v:shape id="_x0000_i1082" o:spt="75" type="#_x0000_t75" style="height:51pt;width:150pt;" o:ole="t" filled="f" o:preferrelative="t" stroked="f" coordsize="21600,21600">
             <v:path/>
             <v:fill on="f" focussize="0,0"/>
             <v:stroke on="f"/>
-            <v:imagedata r:id="rId170" o:title=""/>
-            <o:lock v:ext="edit" aspectratio="t"/>
-            <w10:wrap type="none"/>
-            <w10:anchorlock/>
-          </v:shape>
-          <o:OLEObject Type="Embed" ProgID="Equation.DSMT4" ShapeID="_x0000_i1086" DrawAspect="Content" ObjectID="_1468075802" r:id="rId169">
+            <v:imagedata r:id="rId129" o:title=""/>
+            <o:lock v:ext="edit" aspectratio="t"/>
+            <w10:wrap type="none"/>
+            <w10:anchorlock/>
+          </v:shape>
+          <o:OLEObject Type="Embed" ProgID="Equation.DSMT4" ShapeID="_x0000_i1082" DrawAspect="Content" ObjectID="_1468075782" r:id="rId128">
             <o:LockedField>false</o:LockedField>
           </o:OLEObject>
         </w:object>
@@ -5334,16 +4643,16 @@
           <w:position w:val="-30"/>
         </w:rPr>
         <w:object>
-          <v:shape id="_x0000_i1087" o:spt="75" type="#_x0000_t75" style="height:35pt;width:60pt;" o:ole="t" filled="f" o:preferrelative="t" stroked="f" coordsize="21600,21600">
+          <v:shape id="_x0000_i1083" o:spt="75" type="#_x0000_t75" style="height:35pt;width:60pt;" o:ole="t" filled="f" o:preferrelative="t" stroked="f" coordsize="21600,21600">
             <v:path/>
             <v:fill on="f" focussize="0,0"/>
             <v:stroke on="f"/>
-            <v:imagedata r:id="rId172" o:title=""/>
-            <o:lock v:ext="edit" aspectratio="t"/>
-            <w10:wrap type="none"/>
-            <w10:anchorlock/>
-          </v:shape>
-          <o:OLEObject Type="Embed" ProgID="Equation.DSMT4" ShapeID="_x0000_i1087" DrawAspect="Content" ObjectID="_1468075803" r:id="rId171">
+            <v:imagedata r:id="rId131" o:title=""/>
+            <o:lock v:ext="edit" aspectratio="t"/>
+            <w10:wrap type="none"/>
+            <w10:anchorlock/>
+          </v:shape>
+          <o:OLEObject Type="Embed" ProgID="Equation.DSMT4" ShapeID="_x0000_i1083" DrawAspect="Content" ObjectID="_1468075783" r:id="rId130">
             <o:LockedField>false</o:LockedField>
           </o:OLEObject>
         </w:object>
@@ -5427,7 +4736,7 @@
                     </pic:cNvPicPr>
                   </pic:nvPicPr>
                   <pic:blipFill>
-                    <a:blip r:embed="rId173"/>
+                    <a:blip r:embed="rId132"/>
                     <a:stretch>
                       <a:fillRect/>
                     </a:stretch>
@@ -5479,7 +4788,7 @@
                     </pic:cNvPicPr>
                   </pic:nvPicPr>
                   <pic:blipFill>
-                    <a:blip r:embed="rId174"/>
+                    <a:blip r:embed="rId133"/>
                     <a:stretch>
                       <a:fillRect/>
                     </a:stretch>
@@ -5553,16 +4862,16 @@
           <w:position w:val="-14"/>
         </w:rPr>
         <w:object>
-          <v:shape id="_x0000_i1143" o:spt="75" type="#_x0000_t75" style="height:19pt;width:18pt;" o:ole="t" filled="f" o:preferrelative="t" stroked="f" coordsize="21600,21600">
+          <v:shape id="_x0000_i1084" o:spt="75" type="#_x0000_t75" style="height:19pt;width:18pt;" o:ole="t" filled="f" o:preferrelative="t" stroked="f" coordsize="21600,21600">
             <v:path/>
             <v:fill on="f" focussize="0,0"/>
             <v:stroke on="f"/>
-            <v:imagedata r:id="rId176" o:title=""/>
-            <o:lock v:ext="edit" aspectratio="t"/>
-            <w10:wrap type="none"/>
-            <w10:anchorlock/>
-          </v:shape>
-          <o:OLEObject Type="Embed" ProgID="Equation.DSMT4" ShapeID="_x0000_i1143" DrawAspect="Content" ObjectID="_1468075804" r:id="rId175">
+            <v:imagedata r:id="rId135" o:title=""/>
+            <o:lock v:ext="edit" aspectratio="t"/>
+            <w10:wrap type="none"/>
+            <w10:anchorlock/>
+          </v:shape>
+          <o:OLEObject Type="Embed" ProgID="Equation.DSMT4" ShapeID="_x0000_i1084" DrawAspect="Content" ObjectID="_1468075784" r:id="rId134">
             <o:LockedField>false</o:LockedField>
           </o:OLEObject>
         </w:object>
@@ -5582,7 +4891,7 @@
           <w:rFonts w:hint="eastAsia"/>
         </w:rPr>
       </w:pPr>
-      <w:bookmarkStart w:id="15" w:name="_Toc30267"/>
+      <w:bookmarkStart w:id="14" w:name="_Toc30267"/>
       <w:r>
         <w:rPr>
           <w:rFonts w:hint="eastAsia"/>
@@ -5590,91 +4899,820 @@
         </w:rPr>
         <w:t>奖励函数设计</w:t>
       </w:r>
+      <w:bookmarkEnd w:id="14"/>
+    </w:p>
+    <w:p>
+      <w:pPr>
+        <w:bidi w:val="0"/>
+        <w:rPr>
+          <w:rFonts w:hint="eastAsia"/>
+        </w:rPr>
+      </w:pPr>
+      <w:r>
+        <w:rPr>
+          <w:rFonts w:hint="eastAsia"/>
+        </w:rPr>
+        <w:t>为引导智能体在动态环境中快速收敛至目标状态，本文设计了一种分段式容忍度奖励函数，核心逻辑围绕系统关键状态（平台位移）与动作约束展开，具体形式如下：</w:t>
+      </w:r>
+    </w:p>
+    <w:p>
+      <w:pPr>
+        <w:bidi w:val="0"/>
+        <w:rPr>
+          <w:rFonts w:hint="eastAsia"/>
+        </w:rPr>
+      </w:pPr>
+      <w:r>
+        <w:rPr>
+          <w:rFonts w:hint="eastAsia"/>
+        </w:rPr>
+        <w:t xml:space="preserve">设智能体在时刻 </w:t>
+      </w:r>
+      <w:r>
+        <w:rPr>
+          <w:position w:val="-6"/>
+        </w:rPr>
+        <w:object>
+          <v:shape id="_x0000_i1085" o:spt="75" type="#_x0000_t75" style="height:12pt;width:6.95pt;" o:ole="t" filled="f" o:preferrelative="t" stroked="f" coordsize="21600,21600">
+            <v:path/>
+            <v:fill on="f" focussize="0,0"/>
+            <v:stroke on="f"/>
+            <v:imagedata r:id="rId137" o:title=""/>
+            <o:lock v:ext="edit" aspectratio="t"/>
+            <w10:wrap type="none"/>
+            <w10:anchorlock/>
+          </v:shape>
+          <o:OLEObject Type="Embed" ProgID="Equation.DSMT4" ShapeID="_x0000_i1085" DrawAspect="Content" ObjectID="_1468075785" r:id="rId136">
+            <o:LockedField>false</o:LockedField>
+          </o:OLEObject>
+        </w:object>
+      </w:r>
+      <w:r>
+        <w:rPr>
+          <w:rFonts w:hint="eastAsia"/>
+        </w:rPr>
+        <w:t xml:space="preserve"> 的状态为 </w:t>
+      </w:r>
+      <w:r>
+        <w:rPr>
+          <w:position w:val="-12"/>
+        </w:rPr>
+        <w:object>
+          <v:shape id="_x0000_i1086" o:spt="75" type="#_x0000_t75" style="height:18pt;width:111pt;" o:ole="t" filled="f" o:preferrelative="t" stroked="f" coordsize="21600,21600">
+            <v:path/>
+            <v:fill on="f" focussize="0,0"/>
+            <v:stroke on="f"/>
+            <v:imagedata r:id="rId139" o:title=""/>
+            <o:lock v:ext="edit" aspectratio="t"/>
+            <w10:wrap type="none"/>
+            <w10:anchorlock/>
+          </v:shape>
+          <o:OLEObject Type="Embed" ProgID="Equation.DSMT4" ShapeID="_x0000_i1086" DrawAspect="Content" ObjectID="_1468075786" r:id="rId138">
+            <o:LockedField>false</o:LockedField>
+          </o:OLEObject>
+        </w:object>
+      </w:r>
+      <w:r>
+        <w:rPr>
+          <w:rFonts w:hint="eastAsia"/>
+        </w:rPr>
+        <w:t xml:space="preserve">，其中 </w:t>
+      </w:r>
+      <w:r>
+        <w:rPr>
+          <w:position w:val="-12"/>
+        </w:rPr>
+        <w:object>
+          <v:shape id="_x0000_i1087" o:spt="75" type="#_x0000_t75" style="height:18pt;width:38pt;" o:ole="t" filled="f" o:preferrelative="t" stroked="f" coordsize="21600,21600">
+            <v:path/>
+            <v:fill on="f" focussize="0,0"/>
+            <v:stroke on="f"/>
+            <v:imagedata r:id="rId141" o:title=""/>
+            <o:lock v:ext="edit" aspectratio="t"/>
+            <w10:wrap type="none"/>
+            <w10:anchorlock/>
+          </v:shape>
+          <o:OLEObject Type="Embed" ProgID="Equation.DSMT4" ShapeID="_x0000_i1087" DrawAspect="Content" ObjectID="_1468075787" r:id="rId140">
+            <o:LockedField>false</o:LockedField>
+          </o:OLEObject>
+        </w:object>
+      </w:r>
+      <w:r>
+        <w:rPr>
+          <w:rFonts w:hint="eastAsia"/>
+        </w:rPr>
+        <w:t xml:space="preserve"> 分别为第 </w:t>
+      </w:r>
+      <w:r>
+        <w:rPr>
+          <w:position w:val="-6"/>
+        </w:rPr>
+        <w:object>
+          <v:shape id="_x0000_i1088" o:spt="75" type="#_x0000_t75" style="height:13pt;width:6.95pt;" o:ole="t" filled="f" o:preferrelative="t" stroked="f" coordsize="21600,21600">
+            <v:path/>
+            <v:fill on="f" focussize="0,0"/>
+            <v:stroke on="f"/>
+            <v:imagedata r:id="rId143" o:title=""/>
+            <o:lock v:ext="edit" aspectratio="t"/>
+            <w10:wrap type="none"/>
+            <w10:anchorlock/>
+          </v:shape>
+          <o:OLEObject Type="Embed" ProgID="Equation.DSMT4" ShapeID="_x0000_i1088" DrawAspect="Content" ObjectID="_1468075788" r:id="rId142">
+            <o:LockedField>false</o:LockedField>
+          </o:OLEObject>
+        </w:object>
+      </w:r>
+      <w:r>
+        <w:rPr>
+          <w:rFonts w:hint="eastAsia"/>
+        </w:rPr>
+        <w:t xml:space="preserve"> 个平台的位移、速度与加速度；下一时刻状态为 </w:t>
+      </w:r>
+      <w:r>
+        <w:rPr>
+          <w:position w:val="-12"/>
+        </w:rPr>
+        <w:object>
+          <v:shape id="_x0000_i1089" o:spt="75" type="#_x0000_t75" style="height:18pt;width:118pt;" o:ole="t" filled="f" o:preferrelative="t" stroked="f" coordsize="21600,21600">
+            <v:path/>
+            <v:fill on="f" focussize="0,0"/>
+            <v:stroke on="f"/>
+            <v:imagedata r:id="rId145" o:title=""/>
+            <o:lock v:ext="edit" aspectratio="t"/>
+            <w10:wrap type="none"/>
+            <w10:anchorlock/>
+          </v:shape>
+          <o:OLEObject Type="Embed" ProgID="Equation.DSMT4" ShapeID="_x0000_i1089" DrawAspect="Content" ObjectID="_1468075789" r:id="rId144">
+            <o:LockedField>false</o:LockedField>
+          </o:OLEObject>
+        </w:object>
+      </w:r>
+      <w:r>
+        <w:rPr>
+          <w:rFonts w:hint="eastAsia"/>
+        </w:rPr>
+        <w:t xml:space="preserve">；动作指令为 </w:t>
+      </w:r>
+      <w:r>
+        <w:rPr>
+          <w:position w:val="-12"/>
+        </w:rPr>
+        <w:object>
+          <v:shape id="_x0000_i1090" o:spt="75" type="#_x0000_t75" style="height:18pt;width:12pt;" o:ole="t" filled="f" o:preferrelative="t" stroked="f" coordsize="21600,21600">
+            <v:path/>
+            <v:fill on="f" focussize="0,0"/>
+            <v:stroke on="f"/>
+            <v:imagedata r:id="rId147" o:title=""/>
+            <o:lock v:ext="edit" aspectratio="t"/>
+            <w10:wrap type="none"/>
+            <w10:anchorlock/>
+          </v:shape>
+          <o:OLEObject Type="Embed" ProgID="Equation.DSMT4" ShapeID="_x0000_i1090" DrawAspect="Content" ObjectID="_1468075790" r:id="rId146">
+            <o:LockedField>false</o:LockedField>
+          </o:OLEObject>
+        </w:object>
+      </w:r>
+      <w:r>
+        <w:rPr>
+          <w:rFonts w:hint="eastAsia"/>
+        </w:rPr>
+        <w:t>；</w:t>
+      </w:r>
+      <w:r>
+        <w:rPr>
+          <w:rFonts w:hint="eastAsia"/>
+          <w:lang w:val="en-US" w:eastAsia="zh-CN"/>
+        </w:rPr>
+        <w:t>被控目标的</w:t>
+      </w:r>
+      <w:r>
+        <w:rPr>
+          <w:rFonts w:hint="eastAsia"/>
+        </w:rPr>
+        <w:t xml:space="preserve">容忍度阈值为 </w:t>
+      </w:r>
+      <w:r>
+        <w:rPr>
+          <w:position w:val="-4"/>
+        </w:rPr>
+        <w:object>
+          <v:shape id="_x0000_i1091" o:spt="75" type="#_x0000_t75" style="height:10pt;width:8pt;" o:ole="t" filled="f" o:preferrelative="t" stroked="f" coordsize="21600,21600">
+            <v:path/>
+            <v:fill on="f" focussize="0,0"/>
+            <v:stroke on="f"/>
+            <v:imagedata r:id="rId149" o:title=""/>
+            <o:lock v:ext="edit" aspectratio="t"/>
+            <w10:wrap type="none"/>
+            <w10:anchorlock/>
+          </v:shape>
+          <o:OLEObject Type="Embed" ProgID="Equation.DSMT4" ShapeID="_x0000_i1091" DrawAspect="Content" ObjectID="_1468075791" r:id="rId148">
+            <o:LockedField>false</o:LockedField>
+          </o:OLEObject>
+        </w:object>
+      </w:r>
+      <w:r>
+        <w:rPr>
+          <w:rFonts w:hint="eastAsia"/>
+        </w:rPr>
+        <w:t xml:space="preserve">；动作边界为 </w:t>
+      </w:r>
+      <w:r>
+        <w:rPr>
+          <w:position w:val="-12"/>
+        </w:rPr>
+        <w:object>
+          <v:shape id="_x0000_i1092" o:spt="75" type="#_x0000_t75" style="height:18pt;width:24pt;" o:ole="t" filled="f" o:preferrelative="t" stroked="f" coordsize="21600,21600">
+            <v:path/>
+            <v:fill on="f" focussize="0,0"/>
+            <v:stroke on="f"/>
+            <v:imagedata r:id="rId151" o:title=""/>
+            <o:lock v:ext="edit" aspectratio="t"/>
+            <w10:wrap type="none"/>
+            <w10:anchorlock/>
+          </v:shape>
+          <o:OLEObject Type="Embed" ProgID="Equation.DSMT4" ShapeID="_x0000_i1092" DrawAspect="Content" ObjectID="_1468075792" r:id="rId150">
+            <o:LockedField>false</o:LockedField>
+          </o:OLEObject>
+        </w:object>
+      </w:r>
+      <w:r>
+        <w:rPr>
+          <w:rFonts w:hint="eastAsia"/>
+        </w:rPr>
+        <w:t>（限制动作幅值）。</w:t>
+      </w:r>
+    </w:p>
+    <w:p>
+      <w:pPr>
+        <w:bidi w:val="0"/>
+        <w:rPr>
+          <w:rFonts w:hint="eastAsia"/>
+        </w:rPr>
+      </w:pPr>
+      <w:r>
+        <w:rPr>
+          <w:rFonts w:hint="eastAsia"/>
+        </w:rPr>
+        <w:t xml:space="preserve">奖励函数 </w:t>
+      </w:r>
+      <w:r>
+        <w:rPr>
+          <w:position w:val="-12"/>
+        </w:rPr>
+        <w:object>
+          <v:shape id="_x0000_i1093" o:spt="75" type="#_x0000_t75" style="height:18pt;width:62pt;" o:ole="t" filled="f" o:preferrelative="t" stroked="f" coordsize="21600,21600">
+            <v:path/>
+            <v:fill on="f" focussize="0,0"/>
+            <v:stroke on="f"/>
+            <v:imagedata r:id="rId153" o:title=""/>
+            <o:lock v:ext="edit" aspectratio="t"/>
+            <w10:wrap type="none"/>
+            <w10:anchorlock/>
+          </v:shape>
+          <o:OLEObject Type="Embed" ProgID="Equation.DSMT4" ShapeID="_x0000_i1093" DrawAspect="Content" ObjectID="_1468075793" r:id="rId152">
+            <o:LockedField>false</o:LockedField>
+          </o:OLEObject>
+        </w:object>
+      </w:r>
+      <w:r>
+        <w:rPr>
+          <w:rFonts w:hint="eastAsia"/>
+        </w:rPr>
+        <w:t xml:space="preserve"> 由位移奖励与动作惩罚两部分构成，最终通过裁剪与缩放确保输出在 </w:t>
+      </w:r>
+      <w:r>
+        <w:rPr>
+          <w:position w:val="-10"/>
+        </w:rPr>
+        <w:object>
+          <v:shape id="_x0000_i1094" o:spt="75" type="#_x0000_t75" style="height:16pt;width:30pt;" o:ole="t" filled="f" o:preferrelative="t" stroked="f" coordsize="21600,21600">
+            <v:path/>
+            <v:fill on="f" focussize="0,0"/>
+            <v:stroke on="f"/>
+            <v:imagedata r:id="rId155" o:title=""/>
+            <o:lock v:ext="edit" aspectratio="t"/>
+            <w10:wrap type="none"/>
+            <w10:anchorlock/>
+          </v:shape>
+          <o:OLEObject Type="Embed" ProgID="Equation.DSMT4" ShapeID="_x0000_i1094" DrawAspect="Content" ObjectID="_1468075794" r:id="rId154">
+            <o:LockedField>false</o:LockedField>
+          </o:OLEObject>
+        </w:object>
+      </w:r>
+      <w:r>
+        <w:rPr>
+          <w:rFonts w:hint="eastAsia"/>
+        </w:rPr>
+        <w:t xml:space="preserve"> 范围内（避免极端值干扰训练稳定性）：</w:t>
+      </w:r>
+    </w:p>
+    <w:p>
+      <w:pPr>
+        <w:pStyle w:val="37"/>
+        <w:bidi w:val="0"/>
+        <w:rPr>
+          <w:rFonts w:hint="eastAsia"/>
+        </w:rPr>
+      </w:pPr>
+      <w:r>
+        <w:rPr>
+          <w:position w:val="-32"/>
+        </w:rPr>
+        <w:object>
+          <v:shape id="_x0000_i1095" o:spt="75" type="#_x0000_t75" style="height:38pt;width:183pt;" o:ole="t" filled="f" o:preferrelative="t" stroked="f" coordsize="21600,21600">
+            <v:path/>
+            <v:fill on="f" focussize="0,0"/>
+            <v:stroke on="f"/>
+            <v:imagedata r:id="rId157" o:title=""/>
+            <o:lock v:ext="edit" aspectratio="t"/>
+            <w10:wrap type="none"/>
+            <w10:anchorlock/>
+          </v:shape>
+          <o:OLEObject Type="Embed" ProgID="Equation.DSMT4" ShapeID="_x0000_i1095" DrawAspect="Content" ObjectID="_1468075795" r:id="rId156">
+            <o:LockedField>false</o:LockedField>
+          </o:OLEObject>
+        </w:object>
+      </w:r>
+    </w:p>
+    <w:p>
+      <w:pPr>
+        <w:ind w:left="0" w:leftChars="0" w:firstLine="0" w:firstLineChars="0"/>
+        <w:rPr>
+          <w:rFonts w:hint="eastAsia"/>
+        </w:rPr>
+      </w:pPr>
+      <w:r>
+        <w:rPr>
+          <w:rFonts w:hint="eastAsia"/>
+        </w:rPr>
+        <w:t xml:space="preserve">（1）位移奖励 </w:t>
+      </w:r>
+      <w:r>
+        <w:rPr>
+          <w:position w:val="-14"/>
+        </w:rPr>
+        <w:object>
+          <v:shape id="_x0000_i1096" o:spt="75" type="#_x0000_t75" style="height:19pt;width:21pt;" o:ole="t" filled="f" o:preferrelative="t" stroked="f" coordsize="21600,21600">
+            <v:path/>
+            <v:fill on="f" focussize="0,0"/>
+            <v:stroke on="f"/>
+            <v:imagedata r:id="rId159" o:title=""/>
+            <o:lock v:ext="edit" aspectratio="t"/>
+            <w10:wrap type="none"/>
+            <w10:anchorlock/>
+          </v:shape>
+          <o:OLEObject Type="Embed" ProgID="Equation.DSMT4" ShapeID="_x0000_i1096" DrawAspect="Content" ObjectID="_1468075796" r:id="rId158">
+            <o:LockedField>false</o:LockedField>
+          </o:OLEObject>
+        </w:object>
+      </w:r>
+    </w:p>
+    <w:p>
+      <w:pPr>
+        <w:rPr>
+          <w:rFonts w:hint="eastAsia"/>
+        </w:rPr>
+      </w:pPr>
+      <w:r>
+        <w:rPr>
+          <w:rFonts w:hint="eastAsia"/>
+        </w:rPr>
+        <w:t xml:space="preserve">位移奖励针对平台2的核心位移 </w:t>
+      </w:r>
+      <w:r>
+        <w:rPr>
+          <w:position w:val="-12"/>
+        </w:rPr>
+        <w:object>
+          <v:shape id="_x0000_i1097" o:spt="75" type="#_x0000_t75" style="height:18pt;width:13pt;" o:ole="t" filled="f" o:preferrelative="t" stroked="f" coordsize="21600,21600">
+            <v:path/>
+            <v:fill on="f" focussize="0,0"/>
+            <v:stroke on="f"/>
+            <v:imagedata r:id="rId161" o:title=""/>
+            <o:lock v:ext="edit" aspectratio="t"/>
+            <w10:wrap type="none"/>
+            <w10:anchorlock/>
+          </v:shape>
+          <o:OLEObject Type="Embed" ProgID="Equation.DSMT4" ShapeID="_x0000_i1097" DrawAspect="Content" ObjectID="_1468075797" r:id="rId160">
+            <o:LockedField>false</o:LockedField>
+          </o:OLEObject>
+        </w:object>
+      </w:r>
+      <w:r>
+        <w:rPr>
+          <w:rFonts w:hint="eastAsia"/>
+        </w:rPr>
+        <w:t xml:space="preserve"> 设计，根据其与容忍度 </w:t>
+      </w:r>
+      <w:r>
+        <w:rPr>
+          <w:position w:val="-4"/>
+        </w:rPr>
+        <w:object>
+          <v:shape id="_x0000_i1098" o:spt="75" type="#_x0000_t75" style="height:10pt;width:8pt;" o:ole="t" filled="f" o:preferrelative="t" stroked="f" coordsize="21600,21600">
+            <v:path/>
+            <v:fill on="f" focussize="0,0"/>
+            <v:stroke on="f"/>
+            <v:imagedata r:id="rId163" o:title=""/>
+            <o:lock v:ext="edit" aspectratio="t"/>
+            <w10:wrap type="none"/>
+            <w10:anchorlock/>
+          </v:shape>
+          <o:OLEObject Type="Embed" ProgID="Equation.DSMT4" ShapeID="_x0000_i1098" DrawAspect="Content" ObjectID="_1468075798" r:id="rId162">
+            <o:LockedField>false</o:LockedField>
+          </o:OLEObject>
+        </w:object>
+      </w:r>
+      <w:r>
+        <w:rPr>
+          <w:rFonts w:hint="eastAsia"/>
+        </w:rPr>
+        <w:t xml:space="preserve"> 的关系分段计算：</w:t>
+      </w:r>
+    </w:p>
+    <w:p>
+      <w:pPr>
+        <w:pStyle w:val="37"/>
+        <w:bidi w:val="0"/>
+        <w:rPr>
+          <w:rFonts w:hint="eastAsia"/>
+        </w:rPr>
+      </w:pPr>
+      <w:r>
+        <w:rPr>
+          <w:position w:val="-152"/>
+        </w:rPr>
+        <w:object>
+          <v:shape id="_x0000_i1099" o:spt="75" type="#_x0000_t75" style="height:157.95pt;width:235pt;" o:ole="t" filled="f" o:preferrelative="t" stroked="f" coordsize="21600,21600">
+            <v:path/>
+            <v:fill on="f" focussize="0,0"/>
+            <v:stroke on="f"/>
+            <v:imagedata r:id="rId165" o:title=""/>
+            <o:lock v:ext="edit" aspectratio="t"/>
+            <w10:wrap type="none"/>
+            <w10:anchorlock/>
+          </v:shape>
+          <o:OLEObject Type="Embed" ProgID="Equation.DSMT4" ShapeID="_x0000_i1099" DrawAspect="Content" ObjectID="_1468075799" r:id="rId164">
+            <o:LockedField>false</o:LockedField>
+          </o:OLEObject>
+        </w:object>
+      </w:r>
+    </w:p>
+    <w:p>
+      <w:pPr>
+        <w:ind w:left="0" w:leftChars="0" w:firstLine="420" w:firstLineChars="0"/>
+        <w:rPr>
+          <w:rFonts w:hint="eastAsia"/>
+        </w:rPr>
+      </w:pPr>
+      <w:r>
+        <w:rPr>
+          <w:rFonts w:hint="eastAsia"/>
+        </w:rPr>
+        <w:t xml:space="preserve">其物理意义为：当 </w:t>
+      </w:r>
+      <w:r>
+        <w:rPr>
+          <w:position w:val="-12"/>
+        </w:rPr>
+        <w:object>
+          <v:shape id="_x0000_i1100" o:spt="75" type="#_x0000_t75" style="height:18pt;width:36pt;" o:ole="t" filled="f" o:preferrelative="t" stroked="f" coordsize="21600,21600">
+            <v:path/>
+            <v:fill on="f" focussize="0,0"/>
+            <v:stroke on="f"/>
+            <v:imagedata r:id="rId167" o:title=""/>
+            <o:lock v:ext="edit" aspectratio="t"/>
+            <w10:wrap type="none"/>
+            <w10:anchorlock/>
+          </v:shape>
+          <o:OLEObject Type="Embed" ProgID="Equation.DSMT4" ShapeID="_x0000_i1100" DrawAspect="Content" ObjectID="_1468075800" r:id="rId166">
+            <o:LockedField>false</o:LockedField>
+          </o:OLEObject>
+        </w:object>
+      </w:r>
+      <w:r>
+        <w:rPr>
+          <w:rFonts w:hint="eastAsia"/>
+        </w:rPr>
+        <w:t xml:space="preserve"> 时，奖励随位移减小线性递增，引导智能体持续逼近目标；当 </w:t>
+      </w:r>
+      <w:r>
+        <w:rPr>
+          <w:position w:val="-12"/>
+        </w:rPr>
+        <w:object>
+          <v:shape id="_x0000_i1101" o:spt="75" type="#_x0000_t75" style="height:18pt;width:36pt;" o:ole="t" filled="f" o:preferrelative="t" stroked="f" coordsize="21600,21600">
+            <v:path/>
+            <v:fill on="f" focussize="0,0"/>
+            <v:stroke on="f"/>
+            <v:imagedata r:id="rId169" o:title=""/>
+            <o:lock v:ext="edit" aspectratio="t"/>
+            <w10:wrap type="none"/>
+            <w10:anchorlock/>
+          </v:shape>
+          <o:OLEObject Type="Embed" ProgID="Equation.DSMT4" ShapeID="_x0000_i1101" DrawAspect="Content" ObjectID="_1468075801" r:id="rId168">
+            <o:LockedField>false</o:LockedField>
+          </o:OLEObject>
+        </w:object>
+      </w:r>
+      <w:r>
+        <w:rPr>
+          <w:rFonts w:hint="eastAsia"/>
+        </w:rPr>
+        <w:t xml:space="preserve"> 时，通过对数级惩罚放大偏离程度的负反馈，同时对“远离目标”的行为额外惩罚，强制智能体纠正偏差。</w:t>
+      </w:r>
+    </w:p>
+    <w:p>
+      <w:pPr>
+        <w:ind w:left="0" w:leftChars="0" w:firstLine="0" w:firstLineChars="0"/>
+        <w:rPr>
+          <w:rFonts w:hint="eastAsia"/>
+        </w:rPr>
+      </w:pPr>
+      <w:r>
+        <w:rPr>
+          <w:rFonts w:hint="eastAsia"/>
+        </w:rPr>
+        <w:t xml:space="preserve">（2）动作惩罚 </w:t>
+      </w:r>
+      <w:r>
+        <w:rPr>
+          <w:position w:val="-12"/>
+        </w:rPr>
+        <w:object>
+          <v:shape id="_x0000_i1102" o:spt="75" type="#_x0000_t75" style="height:18pt;width:20pt;" o:ole="t" filled="f" o:preferrelative="t" stroked="f" coordsize="21600,21600">
+            <v:path/>
+            <v:fill on="f" focussize="0,0"/>
+            <v:stroke on="f"/>
+            <v:imagedata r:id="rId171" o:title=""/>
+            <o:lock v:ext="edit" aspectratio="t"/>
+            <w10:wrap type="none"/>
+            <w10:anchorlock/>
+          </v:shape>
+          <o:OLEObject Type="Embed" ProgID="Equation.DSMT4" ShapeID="_x0000_i1102" DrawAspect="Content" ObjectID="_1468075802" r:id="rId170">
+            <o:LockedField>false</o:LockedField>
+          </o:OLEObject>
+        </w:object>
+      </w:r>
+    </w:p>
+    <w:p>
+      <w:pPr>
+        <w:rPr>
+          <w:rFonts w:hint="eastAsia"/>
+        </w:rPr>
+      </w:pPr>
+      <w:r>
+        <w:rPr>
+          <w:rFonts w:hint="eastAsia"/>
+        </w:rPr>
+        <w:t>为避免动作幅值过大导致系统震荡，引入动作惩罚项：</w:t>
+      </w:r>
+    </w:p>
+    <w:p>
+      <w:pPr>
+        <w:pStyle w:val="37"/>
+        <w:bidi w:val="0"/>
+        <w:rPr>
+          <w:rFonts w:hint="eastAsia"/>
+        </w:rPr>
+      </w:pPr>
+      <w:r>
+        <w:rPr>
+          <w:position w:val="-30"/>
+        </w:rPr>
+        <w:object>
+          <v:shape id="_x0000_i1103" o:spt="75" type="#_x0000_t75" style="height:34pt;width:67pt;" o:ole="t" filled="f" o:preferrelative="t" stroked="f" coordsize="21600,21600">
+            <v:path/>
+            <v:fill on="f" focussize="0,0"/>
+            <v:stroke on="f"/>
+            <v:imagedata r:id="rId173" o:title=""/>
+            <o:lock v:ext="edit" aspectratio="t"/>
+            <w10:wrap type="none"/>
+            <w10:anchorlock/>
+          </v:shape>
+          <o:OLEObject Type="Embed" ProgID="Equation.DSMT4" ShapeID="_x0000_i1103" DrawAspect="Content" ObjectID="_1468075803" r:id="rId172">
+            <o:LockedField>false</o:LockedField>
+          </o:OLEObject>
+        </w:object>
+      </w:r>
+    </w:p>
+    <w:p>
+      <w:pPr>
+        <w:rPr>
+          <w:rFonts w:hint="eastAsia"/>
+        </w:rPr>
+      </w:pPr>
+      <w:r>
+        <w:rPr>
+          <w:rFonts w:hint="eastAsia"/>
+        </w:rPr>
+        <w:t>该惩罚与动作绝对值成正比，确保智能体在收敛过程中保持“平滑控制”，符合实际工程中对执行器寿命与能耗的要求。</w:t>
+      </w:r>
+    </w:p>
+    <w:p>
+      <w:pPr>
+        <w:pStyle w:val="3"/>
+        <w:bidi w:val="0"/>
+        <w:rPr>
+          <w:rFonts w:hint="eastAsia"/>
+        </w:rPr>
+      </w:pPr>
+      <w:bookmarkStart w:id="15" w:name="_Toc21342"/>
+      <w:r>
+        <w:rPr>
+          <w:rFonts w:hint="eastAsia"/>
+        </w:rPr>
+        <w:t>训练策略</w:t>
+      </w:r>
       <w:bookmarkEnd w:id="15"/>
     </w:p>
     <w:p>
       <w:pPr>
-        <w:bidi w:val="0"/>
-        <w:rPr>
-          <w:rFonts w:hint="eastAsia"/>
-        </w:rPr>
-      </w:pPr>
-      <w:r>
-        <w:rPr>
-          <w:rFonts w:hint="eastAsia"/>
-        </w:rPr>
-        <w:t>为引导智能体在动态环境中快速收敛至目标状态，本文设计了一种分段式容忍度奖励函数，核心逻辑围绕系统关键状态（平台位移）与动作约束展开，具体形式如下：</w:t>
-      </w:r>
-    </w:p>
-    <w:p>
-      <w:pPr>
-        <w:bidi w:val="0"/>
-        <w:rPr>
-          <w:rFonts w:hint="eastAsia"/>
-        </w:rPr>
-      </w:pPr>
-      <w:r>
-        <w:rPr>
-          <w:rFonts w:hint="eastAsia"/>
-        </w:rPr>
-        <w:t xml:space="preserve">设智能体在时刻 </w:t>
-      </w:r>
-      <w:r>
-        <w:rPr>
-          <w:position w:val="-6"/>
-        </w:rPr>
-        <w:object>
-          <v:shape id="_x0000_i1088" o:spt="75" type="#_x0000_t75" style="height:12pt;width:6.95pt;" o:ole="t" filled="f" o:preferrelative="t" stroked="f" coordsize="21600,21600">
+        <w:rPr>
+          <w:rFonts w:hint="eastAsia"/>
+        </w:rPr>
+      </w:pPr>
+      <w:r>
+        <w:rPr>
+          <w:rFonts w:hint="eastAsia"/>
+        </w:rPr>
+        <w:t xml:space="preserve">与标准TD3算法不同，为了适应变步长和时滞环境，本文在训练过程中引入了随机时滞和随机步长。具体而言，在每个时间步更新前，随机生成一个采样时间间隔 </w:t>
+      </w:r>
+      <w:r>
+        <w:rPr>
+          <w:position w:val="-12"/>
+        </w:rPr>
+        <w:object>
+          <v:shape id="_x0000_i1104" o:spt="75" type="#_x0000_t75" style="height:18pt;width:19pt;" o:ole="t" filled="f" o:preferrelative="t" stroked="f" coordsize="21600,21600">
             <v:path/>
             <v:fill on="f" focussize="0,0"/>
             <v:stroke on="f"/>
-            <v:imagedata r:id="rId178" o:title=""/>
-            <o:lock v:ext="edit" aspectratio="t"/>
-            <w10:wrap type="none"/>
-            <w10:anchorlock/>
-          </v:shape>
-          <o:OLEObject Type="Embed" ProgID="Equation.DSMT4" ShapeID="_x0000_i1088" DrawAspect="Content" ObjectID="_1468075805" r:id="rId177">
-            <o:LockedField>false</o:LockedField>
-          </o:OLEObject>
-        </w:object>
-      </w:r>
-      <w:r>
-        <w:rPr>
-          <w:rFonts w:hint="eastAsia"/>
-        </w:rPr>
-        <w:t xml:space="preserve"> 的状态为 </w:t>
+            <v:imagedata r:id="rId175" o:title=""/>
+            <o:lock v:ext="edit" aspectratio="t"/>
+            <w10:wrap type="none"/>
+            <w10:anchorlock/>
+          </v:shape>
+          <o:OLEObject Type="Embed" ProgID="Equation.DSMT4" ShapeID="_x0000_i1104" DrawAspect="Content" ObjectID="_1468075804" r:id="rId174">
+            <o:LockedField>false</o:LockedField>
+          </o:OLEObject>
+        </w:object>
+      </w:r>
+      <w:r>
+        <w:rPr>
+          <w:rFonts w:hint="eastAsia"/>
+        </w:rPr>
+        <w:t xml:space="preserve"> 和一个时滞值 </w:t>
       </w:r>
       <w:r>
         <w:rPr>
           <w:position w:val="-12"/>
         </w:rPr>
         <w:object>
-          <v:shape id="_x0000_i1089" o:spt="75" type="#_x0000_t75" style="height:18pt;width:111pt;" o:ole="t" filled="f" o:preferrelative="t" stroked="f" coordsize="21600,21600">
+          <v:shape id="_x0000_i1105" o:spt="75" type="#_x0000_t75" style="height:18pt;width:13pt;" o:ole="t" filled="f" o:preferrelative="t" stroked="f" coordsize="21600,21600">
             <v:path/>
             <v:fill on="f" focussize="0,0"/>
             <v:stroke on="f"/>
-            <v:imagedata r:id="rId180" o:title=""/>
-            <o:lock v:ext="edit" aspectratio="t"/>
-            <w10:wrap type="none"/>
-            <w10:anchorlock/>
-          </v:shape>
-          <o:OLEObject Type="Embed" ProgID="Equation.DSMT4" ShapeID="_x0000_i1089" DrawAspect="Content" ObjectID="_1468075806" r:id="rId179">
-            <o:LockedField>false</o:LockedField>
-          </o:OLEObject>
-        </w:object>
-      </w:r>
-      <w:r>
-        <w:rPr>
-          <w:rFonts w:hint="eastAsia"/>
-        </w:rPr>
-        <w:t xml:space="preserve">，其中 </w:t>
+            <v:imagedata r:id="rId177" o:title=""/>
+            <o:lock v:ext="edit" aspectratio="t"/>
+            <w10:wrap type="none"/>
+            <w10:anchorlock/>
+          </v:shape>
+          <o:OLEObject Type="Embed" ProgID="Equation.DSMT4" ShapeID="_x0000_i1105" DrawAspect="Content" ObjectID="_1468075805" r:id="rId176">
+            <o:LockedField>false</o:LockedField>
+          </o:OLEObject>
+        </w:object>
+      </w:r>
+      <w:r>
+        <w:rPr>
+          <w:rFonts w:hint="eastAsia"/>
+        </w:rPr>
+        <w:t>，二者均服从预设的正态分布。</w:t>
+      </w:r>
+    </w:p>
+    <w:p>
+      <w:pPr>
+        <w:rPr>
+          <w:rFonts w:hint="eastAsia"/>
+        </w:rPr>
+      </w:pPr>
+      <w:r>
+        <w:rPr>
+          <w:rFonts w:hint="eastAsia"/>
+        </w:rPr>
+        <w:t>在经验采集阶段，</w:t>
+      </w:r>
+      <w:r>
+        <w:rPr>
+          <w:rFonts w:hint="eastAsia"/>
+          <w:i/>
+          <w:iCs/>
+        </w:rPr>
+        <w:t>t</w:t>
+      </w:r>
+      <w:r>
+        <w:rPr>
+          <w:rFonts w:hint="eastAsia"/>
+        </w:rPr>
+        <w:t xml:space="preserve">时刻，Actor网络根据 </w:t>
       </w:r>
       <w:r>
         <w:rPr>
           <w:position w:val="-12"/>
         </w:rPr>
         <w:object>
-          <v:shape id="_x0000_i1090" o:spt="75" type="#_x0000_t75" style="height:18pt;width:38pt;" o:ole="t" filled="f" o:preferrelative="t" stroked="f" coordsize="21600,21600">
+          <v:shape id="_x0000_i1106" o:spt="75" type="#_x0000_t75" style="height:18pt;width:13pt;" o:ole="t" filled="f" o:preferrelative="t" stroked="f" coordsize="21600,21600">
+            <v:path/>
+            <v:fill on="f" focussize="0,0"/>
+            <v:stroke on="f"/>
+            <v:imagedata r:id="rId179" o:title=""/>
+            <o:lock v:ext="edit" aspectratio="t"/>
+            <w10:wrap type="none"/>
+            <w10:anchorlock/>
+          </v:shape>
+          <o:OLEObject Type="Embed" ProgID="Equation.DSMT4" ShapeID="_x0000_i1106" DrawAspect="Content" ObjectID="_1468075806" r:id="rId178">
+            <o:LockedField>false</o:LockedField>
+          </o:OLEObject>
+        </w:object>
+      </w:r>
+      <w:r>
+        <w:rPr>
+          <w:rFonts w:hint="eastAsia"/>
+        </w:rPr>
+        <w:t xml:space="preserve"> 观测到环境的时间感知状态序列</w:t>
+      </w:r>
+      <w:r>
+        <w:rPr>
+          <w:position w:val="-14"/>
+        </w:rPr>
+        <w:object>
+          <v:shape id="_x0000_i1107" o:spt="75" type="#_x0000_t75" style="height:19pt;width:18pt;" o:ole="t" filled="f" o:preferrelative="t" stroked="f" coordsize="21600,21600">
+            <v:path/>
+            <v:fill on="f" focussize="0,0"/>
+            <v:stroke on="f"/>
+            <v:imagedata r:id="rId135" o:title=""/>
+            <o:lock v:ext="edit" aspectratio="t"/>
+            <w10:wrap type="none"/>
+            <w10:anchorlock/>
+          </v:shape>
+          <o:OLEObject Type="Embed" ProgID="Equation.DSMT4" ShapeID="_x0000_i1107" DrawAspect="Content" ObjectID="_1468075807" r:id="rId180">
+            <o:LockedField>false</o:LockedField>
+          </o:OLEObject>
+        </w:object>
+      </w:r>
+      <w:r>
+        <w:rPr>
+          <w:rFonts w:hint="eastAsia"/>
+        </w:rPr>
+        <w:t xml:space="preserve"> 并采取动作</w:t>
+      </w:r>
+      <w:r>
+        <w:rPr>
+          <w:rFonts w:hint="eastAsia"/>
+          <w:i/>
+          <w:iCs/>
+        </w:rPr>
+        <w:t>a</w:t>
+      </w:r>
+      <w:r>
+        <w:rPr>
+          <w:rFonts w:hint="eastAsia"/>
+        </w:rPr>
+        <w:t>，环境根据上一时刻的状态</w:t>
+      </w:r>
+      <w:r>
+        <w:rPr>
+          <w:rFonts w:hint="eastAsia"/>
+          <w:i/>
+          <w:iCs/>
+        </w:rPr>
+        <w:t>s</w:t>
+      </w:r>
+      <w:r>
+        <w:rPr>
+          <w:rFonts w:hint="eastAsia"/>
+        </w:rPr>
+        <w:t>、动作</w:t>
+      </w:r>
+      <w:r>
+        <w:rPr>
+          <w:rFonts w:hint="eastAsia"/>
+          <w:i/>
+          <w:iCs/>
+        </w:rPr>
+        <w:t>a</w:t>
+      </w:r>
+      <w:r>
+        <w:rPr>
+          <w:rFonts w:hint="eastAsia"/>
+        </w:rPr>
+        <w:t>和采样间隔</w:t>
+      </w:r>
+      <w:r>
+        <w:rPr>
+          <w:position w:val="-12"/>
+        </w:rPr>
+        <w:object>
+          <v:shape id="_x0000_i1108" o:spt="75" type="#_x0000_t75" style="height:18pt;width:19pt;" o:ole="t" filled="f" o:preferrelative="t" stroked="f" coordsize="21600,21600">
             <v:path/>
             <v:fill on="f" focussize="0,0"/>
             <v:stroke on="f"/>
@@ -5683,23 +5721,51 @@
             <w10:wrap type="none"/>
             <w10:anchorlock/>
           </v:shape>
-          <o:OLEObject Type="Embed" ProgID="Equation.DSMT4" ShapeID="_x0000_i1090" DrawAspect="Content" ObjectID="_1468075807" r:id="rId181">
-            <o:LockedField>false</o:LockedField>
-          </o:OLEObject>
-        </w:object>
-      </w:r>
-      <w:r>
-        <w:rPr>
-          <w:rFonts w:hint="eastAsia"/>
-        </w:rPr>
-        <w:t xml:space="preserve"> 分别为第 </w:t>
-      </w:r>
-      <w:r>
-        <w:rPr>
-          <w:position w:val="-6"/>
-        </w:rPr>
-        <w:object>
-          <v:shape id="_x0000_i1091" o:spt="75" type="#_x0000_t75" style="height:13pt;width:6.95pt;" o:ole="t" filled="f" o:preferrelative="t" stroked="f" coordsize="21600,21600">
+          <o:OLEObject Type="Embed" ProgID="Equation.DSMT4" ShapeID="_x0000_i1108" DrawAspect="Content" ObjectID="_1468075808" r:id="rId181">
+            <o:LockedField>false</o:LockedField>
+          </o:OLEObject>
+        </w:object>
+      </w:r>
+      <w:r>
+        <w:rPr>
+          <w:rFonts w:hint="eastAsia"/>
+        </w:rPr>
+        <w:t>推进到下一时刻状态</w:t>
+      </w:r>
+      <w:r>
+        <w:rPr>
+          <w:rFonts w:hint="eastAsia"/>
+          <w:i/>
+          <w:iCs/>
+        </w:rPr>
+        <w:t>s'</w:t>
+      </w:r>
+      <w:r>
+        <w:rPr>
+          <w:rFonts w:hint="eastAsia"/>
+        </w:rPr>
+        <w:t>，更新时间感知状态序列作为下一时刻Actor网络的观测。根据奖励函数计算奖励</w:t>
+      </w:r>
+      <w:r>
+        <w:rPr>
+          <w:rFonts w:hint="eastAsia"/>
+          <w:i/>
+          <w:iCs/>
+        </w:rPr>
+        <w:t>r</w:t>
+      </w:r>
+      <w:r>
+        <w:rPr>
+          <w:rFonts w:hint="eastAsia"/>
+        </w:rPr>
+        <w:t>，将经验元组</w:t>
+      </w:r>
+      <w:r>
+        <w:rPr>
+          <w:position w:val="-14"/>
+        </w:rPr>
+        <w:object>
+          <v:shape id="_x0000_i1109" o:spt="75" type="#_x0000_t75" style="height:19pt;width:67.95pt;" o:ole="t" filled="f" o:preferrelative="t" stroked="f" coordsize="21600,21600">
             <v:path/>
             <v:fill on="f" focussize="0,0"/>
             <v:stroke on="f"/>
@@ -5708,23 +5774,36 @@
             <w10:wrap type="none"/>
             <w10:anchorlock/>
           </v:shape>
-          <o:OLEObject Type="Embed" ProgID="Equation.DSMT4" ShapeID="_x0000_i1091" DrawAspect="Content" ObjectID="_1468075808" r:id="rId183">
-            <o:LockedField>false</o:LockedField>
-          </o:OLEObject>
-        </w:object>
-      </w:r>
-      <w:r>
-        <w:rPr>
-          <w:rFonts w:hint="eastAsia"/>
-        </w:rPr>
-        <w:t xml:space="preserve"> 个平台的位移、速度与加速度；下一时刻状态为 </w:t>
-      </w:r>
-      <w:r>
-        <w:rPr>
-          <w:position w:val="-12"/>
-        </w:rPr>
-        <w:object>
-          <v:shape id="_x0000_i1092" o:spt="75" type="#_x0000_t75" style="height:18pt;width:118pt;" o:ole="t" filled="f" o:preferrelative="t" stroked="f" coordsize="21600,21600">
+          <o:OLEObject Type="Embed" ProgID="Equation.DSMT4" ShapeID="_x0000_i1109" DrawAspect="Content" ObjectID="_1468075809" r:id="rId183">
+            <o:LockedField>false</o:LockedField>
+          </o:OLEObject>
+        </w:object>
+      </w:r>
+      <w:r>
+        <w:rPr>
+          <w:rFonts w:hint="eastAsia"/>
+        </w:rPr>
+        <w:t>存入经验回放池D中。当经验回放池中样本数量达到设定阈值后，开始从中随机抽取批量经验进行网络参数更新。</w:t>
+      </w:r>
+    </w:p>
+    <w:p>
+      <w:pPr>
+        <w:rPr>
+          <w:rFonts w:hint="eastAsia"/>
+        </w:rPr>
+      </w:pPr>
+      <w:r>
+        <w:rPr>
+          <w:rFonts w:hint="eastAsia"/>
+        </w:rPr>
+        <w:t xml:space="preserve">在训练阶段，目标Actor网络根据回放经验的时间感知状态序列 </w:t>
+      </w:r>
+      <w:r>
+        <w:rPr>
+          <w:position w:val="-14"/>
+        </w:rPr>
+        <w:object>
+          <v:shape id="_x0000_i1110" o:spt="75" type="#_x0000_t75" style="height:19pt;width:18pt;" o:ole="t" filled="f" o:preferrelative="t" stroked="f" coordsize="21600,21600">
             <v:path/>
             <v:fill on="f" focussize="0,0"/>
             <v:stroke on="f"/>
@@ -5733,23 +5812,37 @@
             <w10:wrap type="none"/>
             <w10:anchorlock/>
           </v:shape>
-          <o:OLEObject Type="Embed" ProgID="Equation.DSMT4" ShapeID="_x0000_i1092" DrawAspect="Content" ObjectID="_1468075809" r:id="rId185">
-            <o:LockedField>false</o:LockedField>
-          </o:OLEObject>
-        </w:object>
-      </w:r>
-      <w:r>
-        <w:rPr>
-          <w:rFonts w:hint="eastAsia"/>
-        </w:rPr>
-        <w:t xml:space="preserve">；动作指令为 </w:t>
-      </w:r>
-      <w:r>
-        <w:rPr>
-          <w:position w:val="-12"/>
-        </w:rPr>
-        <w:object>
-          <v:shape id="_x0000_i1093" o:spt="75" type="#_x0000_t75" style="height:18pt;width:12pt;" o:ole="t" filled="f" o:preferrelative="t" stroked="f" coordsize="21600,21600">
+          <o:OLEObject Type="Embed" ProgID="Equation.DSMT4" ShapeID="_x0000_i1110" DrawAspect="Content" ObjectID="_1468075810" r:id="rId185">
+            <o:LockedField>false</o:LockedField>
+          </o:OLEObject>
+        </w:object>
+      </w:r>
+      <w:r>
+        <w:rPr>
+          <w:rFonts w:hint="eastAsia"/>
+        </w:rPr>
+        <w:t xml:space="preserve"> 计算动作</w:t>
+      </w:r>
+      <w:r>
+        <w:rPr>
+          <w:rFonts w:hint="eastAsia"/>
+          <w:i/>
+          <w:iCs/>
+        </w:rPr>
+        <w:t>a</w:t>
+      </w:r>
+      <w:r>
+        <w:rPr>
+          <w:rFonts w:hint="eastAsia"/>
+        </w:rPr>
+        <w:t xml:space="preserve">，Critic网络根据状态序列 </w:t>
+      </w:r>
+      <w:r>
+        <w:rPr>
+          <w:position w:val="-14"/>
+        </w:rPr>
+        <w:object>
+          <v:shape id="_x0000_i1111" o:spt="75" type="#_x0000_t75" style="height:19pt;width:18pt;" o:ole="t" filled="f" o:preferrelative="t" stroked="f" coordsize="21600,21600">
             <v:path/>
             <v:fill on="f" focussize="0,0"/>
             <v:stroke on="f"/>
@@ -5758,36 +5851,37 @@
             <w10:wrap type="none"/>
             <w10:anchorlock/>
           </v:shape>
-          <o:OLEObject Type="Embed" ProgID="Equation.DSMT4" ShapeID="_x0000_i1093" DrawAspect="Content" ObjectID="_1468075810" r:id="rId187">
-            <o:LockedField>false</o:LockedField>
-          </o:OLEObject>
-        </w:object>
-      </w:r>
-      <w:r>
-        <w:rPr>
-          <w:rFonts w:hint="eastAsia"/>
-        </w:rPr>
-        <w:t>；</w:t>
-      </w:r>
-      <w:r>
-        <w:rPr>
-          <w:rFonts w:hint="eastAsia"/>
-          <w:lang w:val="en-US" w:eastAsia="zh-CN"/>
-        </w:rPr>
-        <w:t>被控目标的</w:t>
-      </w:r>
-      <w:r>
-        <w:rPr>
-          <w:rFonts w:hint="eastAsia"/>
-        </w:rPr>
-        <w:t xml:space="preserve">容忍度阈值为 </w:t>
-      </w:r>
-      <w:r>
-        <w:rPr>
-          <w:position w:val="-4"/>
-        </w:rPr>
-        <w:object>
-          <v:shape id="_x0000_i1094" o:spt="75" type="#_x0000_t75" style="height:10pt;width:8pt;" o:ole="t" filled="f" o:preferrelative="t" stroked="f" coordsize="21600,21600">
+          <o:OLEObject Type="Embed" ProgID="Equation.DSMT4" ShapeID="_x0000_i1111" DrawAspect="Content" ObjectID="_1468075811" r:id="rId187">
+            <o:LockedField>false</o:LockedField>
+          </o:OLEObject>
+        </w:object>
+      </w:r>
+      <w:r>
+        <w:rPr>
+          <w:rFonts w:hint="eastAsia"/>
+        </w:rPr>
+        <w:t xml:space="preserve"> 和动作</w:t>
+      </w:r>
+      <w:r>
+        <w:rPr>
+          <w:rFonts w:hint="eastAsia"/>
+          <w:i/>
+          <w:iCs/>
+        </w:rPr>
+        <w:t>a</w:t>
+      </w:r>
+      <w:r>
+        <w:rPr>
+          <w:rFonts w:hint="eastAsia"/>
+        </w:rPr>
+        <w:t>计算 目标网络中两个Critic网络的最小值</w:t>
+      </w:r>
+      <w:r>
+        <w:rPr>
+          <w:position w:val="-12"/>
+        </w:rPr>
+        <w:object>
+          <v:shape id="_x0000_i1112" o:spt="75" type="#_x0000_t75" style="height:18pt;width:23pt;" o:ole="t" filled="f" o:preferrelative="t" stroked="f" coordsize="21600,21600">
             <v:path/>
             <v:fill on="f" focussize="0,0"/>
             <v:stroke on="f"/>
@@ -5796,23 +5890,37 @@
             <w10:wrap type="none"/>
             <w10:anchorlock/>
           </v:shape>
-          <o:OLEObject Type="Embed" ProgID="Equation.DSMT4" ShapeID="_x0000_i1094" DrawAspect="Content" ObjectID="_1468075811" r:id="rId189">
-            <o:LockedField>false</o:LockedField>
-          </o:OLEObject>
-        </w:object>
-      </w:r>
-      <w:r>
-        <w:rPr>
-          <w:rFonts w:hint="eastAsia"/>
-        </w:rPr>
-        <w:t xml:space="preserve">；动作边界为 </w:t>
+          <o:OLEObject Type="Embed" ProgID="Equation.DSMT4" ShapeID="_x0000_i1112" DrawAspect="Content" ObjectID="_1468075812" r:id="rId189">
+            <o:LockedField>false</o:LockedField>
+          </o:OLEObject>
+        </w:object>
+      </w:r>
+      <w:r>
+        <w:rPr>
+          <w:rFonts w:hint="eastAsia"/>
+        </w:rPr>
+        <w:t>。在主网络中，根据奖励值</w:t>
+      </w:r>
+      <w:r>
+        <w:rPr>
+          <w:rFonts w:hint="eastAsia"/>
+          <w:i/>
+          <w:iCs/>
+        </w:rPr>
+        <w:t>r</w:t>
+      </w:r>
+      <w:r>
+        <w:rPr>
+          <w:rFonts w:hint="eastAsia"/>
+        </w:rPr>
+        <w:t>、</w:t>
       </w:r>
       <w:r>
         <w:rPr>
           <w:position w:val="-12"/>
         </w:rPr>
         <w:object>
-          <v:shape id="_x0000_i1096" o:spt="75" type="#_x0000_t75" style="height:18pt;width:24pt;" o:ole="t" filled="f" o:preferrelative="t" stroked="f" coordsize="21600,21600">
+          <v:shape id="_x0000_i1113" o:spt="75" type="#_x0000_t75" style="height:18pt;width:23pt;" o:ole="t" filled="f" o:preferrelative="t" stroked="f" coordsize="21600,21600">
             <v:path/>
             <v:fill on="f" focussize="0,0"/>
             <v:stroke on="f"/>
@@ -5821,37 +5929,23 @@
             <w10:wrap type="none"/>
             <w10:anchorlock/>
           </v:shape>
-          <o:OLEObject Type="Embed" ProgID="Equation.DSMT4" ShapeID="_x0000_i1096" DrawAspect="Content" ObjectID="_1468075812" r:id="rId191">
-            <o:LockedField>false</o:LockedField>
-          </o:OLEObject>
-        </w:object>
-      </w:r>
-      <w:r>
-        <w:rPr>
-          <w:rFonts w:hint="eastAsia"/>
-        </w:rPr>
-        <w:t>（限制动作幅值）。</w:t>
-      </w:r>
-    </w:p>
-    <w:p>
-      <w:pPr>
-        <w:bidi w:val="0"/>
-        <w:rPr>
-          <w:rFonts w:hint="eastAsia"/>
-        </w:rPr>
-      </w:pPr>
-      <w:r>
-        <w:rPr>
-          <w:rFonts w:hint="eastAsia"/>
-        </w:rPr>
-        <w:t xml:space="preserve">奖励函数 </w:t>
-      </w:r>
-      <w:r>
-        <w:rPr>
-          <w:position w:val="-12"/>
-        </w:rPr>
-        <w:object>
-          <v:shape id="_x0000_i1097" o:spt="75" type="#_x0000_t75" style="height:18pt;width:62pt;" o:ole="t" filled="f" o:preferrelative="t" stroked="f" coordsize="21600,21600">
+          <o:OLEObject Type="Embed" ProgID="Equation.DSMT4" ShapeID="_x0000_i1113" DrawAspect="Content" ObjectID="_1468075813" r:id="rId191">
+            <o:LockedField>false</o:LockedField>
+          </o:OLEObject>
+        </w:object>
+      </w:r>
+      <w:r>
+        <w:rPr>
+          <w:rFonts w:hint="eastAsia"/>
+        </w:rPr>
+        <w:t xml:space="preserve"> 和Critic网络产生的 </w:t>
+      </w:r>
+      <w:r>
+        <w:rPr>
+          <w:position w:val="-14"/>
+        </w:rPr>
+        <w:object>
+          <v:shape id="_x0000_i1114" o:spt="75" type="#_x0000_t75" style="height:19pt;width:63pt;" o:ole="t" filled="f" o:preferrelative="t" stroked="f" coordsize="21600,21600">
             <v:path/>
             <v:fill on="f" focussize="0,0"/>
             <v:stroke on="f"/>
@@ -5860,23 +5954,23 @@
             <w10:wrap type="none"/>
             <w10:anchorlock/>
           </v:shape>
-          <o:OLEObject Type="Embed" ProgID="Equation.DSMT4" ShapeID="_x0000_i1097" DrawAspect="Content" ObjectID="_1468075813" r:id="rId193">
-            <o:LockedField>false</o:LockedField>
-          </o:OLEObject>
-        </w:object>
-      </w:r>
-      <w:r>
-        <w:rPr>
-          <w:rFonts w:hint="eastAsia"/>
-        </w:rPr>
-        <w:t xml:space="preserve"> 由位移奖励与动作惩罚两部分构成，最终通过裁剪与缩放确保输出在 </w:t>
-      </w:r>
-      <w:r>
-        <w:rPr>
-          <w:position w:val="-10"/>
-        </w:rPr>
-        <w:object>
-          <v:shape id="_x0000_i1098" o:spt="75" type="#_x0000_t75" style="height:16pt;width:30pt;" o:ole="t" filled="f" o:preferrelative="t" stroked="f" coordsize="21600,21600">
+          <o:OLEObject Type="Embed" ProgID="Equation.DSMT4" ShapeID="_x0000_i1114" DrawAspect="Content" ObjectID="_1468075814" r:id="rId193">
+            <o:LockedField>false</o:LockedField>
+          </o:OLEObject>
+        </w:object>
+      </w:r>
+      <w:r>
+        <w:rPr>
+          <w:rFonts w:hint="eastAsia"/>
+        </w:rPr>
+        <w:t xml:space="preserve"> 计算Critic网络的损失函数，并通过最小化该损失函数更新Critic网络参数。其中</w:t>
+      </w:r>
+      <w:r>
+        <w:rPr>
+          <w:position w:val="-12"/>
+        </w:rPr>
+        <w:object>
+          <v:shape id="_x0000_i1115" o:spt="75" type="#_x0000_t75" style="height:18pt;width:12pt;" o:ole="t" filled="f" o:preferrelative="t" stroked="f" coordsize="21600,21600">
             <v:path/>
             <v:fill on="f" focussize="0,0"/>
             <v:stroke on="f"/>
@@ -5885,97 +5979,119 @@
             <w10:wrap type="none"/>
             <w10:anchorlock/>
           </v:shape>
-          <o:OLEObject Type="Embed" ProgID="Equation.DSMT4" ShapeID="_x0000_i1098" DrawAspect="Content" ObjectID="_1468075814" r:id="rId195">
-            <o:LockedField>false</o:LockedField>
-          </o:OLEObject>
-        </w:object>
-      </w:r>
-      <w:r>
-        <w:rPr>
-          <w:rFonts w:hint="eastAsia"/>
-        </w:rPr>
-        <w:t xml:space="preserve"> 范围内（避免极端值干扰训练稳定性）：</w:t>
+          <o:OLEObject Type="Embed" ProgID="Equation.DSMT4" ShapeID="_x0000_i1115" DrawAspect="Content" ObjectID="_1468075815" r:id="rId195">
+            <o:LockedField>false</o:LockedField>
+          </o:OLEObject>
+        </w:object>
+      </w:r>
+      <w:r>
+        <w:rPr>
+          <w:rFonts w:hint="eastAsia"/>
+        </w:rPr>
+        <w:t xml:space="preserve"> 表示第</w:t>
+      </w:r>
+      <w:r>
+        <w:rPr>
+          <w:rFonts w:hint="eastAsia"/>
+          <w:i/>
+          <w:iCs/>
+        </w:rPr>
+        <w:t>i</w:t>
+      </w:r>
+      <w:r>
+        <w:rPr>
+          <w:rFonts w:hint="eastAsia"/>
+        </w:rPr>
+        <w:t xml:space="preserve">个Critic网络的参数。主网络中Actor网络根据critic网络计算的当前价值 </w:t>
+      </w:r>
+      <w:r>
+        <w:rPr>
+          <w:position w:val="-14"/>
+        </w:rPr>
+        <w:object>
+          <v:shape id="_x0000_i1116" o:spt="75" type="#_x0000_t75" style="height:19pt;width:62pt;" o:ole="t" filled="f" o:preferrelative="t" stroked="f" coordsize="21600,21600">
+            <v:path/>
+            <v:fill on="f" focussize="0,0"/>
+            <v:stroke on="f"/>
+            <v:imagedata r:id="rId198" o:title=""/>
+            <o:lock v:ext="edit" aspectratio="t"/>
+            <w10:wrap type="none"/>
+            <w10:anchorlock/>
+          </v:shape>
+          <o:OLEObject Type="Embed" ProgID="Equation.DSMT4" ShapeID="_x0000_i1116" DrawAspect="Content" ObjectID="_1468075816" r:id="rId197">
+            <o:LockedField>false</o:LockedField>
+          </o:OLEObject>
+        </w:object>
+      </w:r>
+      <w:r>
+        <w:rPr>
+          <w:rFonts w:hint="eastAsia"/>
+        </w:rPr>
+        <w:t xml:space="preserve"> 计算Actor网络的损失函数，并通过最大化该损失函数更新Actor网络参数。其中</w:t>
+      </w:r>
+      <w:r>
+        <w:rPr>
+          <w:position w:val="-6"/>
+        </w:rPr>
+        <w:object>
+          <v:shape id="_x0000_i1117" o:spt="75" type="#_x0000_t75" style="height:11pt;width:12pt;" o:ole="t" filled="f" o:preferrelative="t" stroked="f" coordsize="21600,21600">
+            <v:path/>
+            <v:fill on="f" focussize="0,0"/>
+            <v:stroke on="f"/>
+            <v:imagedata r:id="rId200" o:title=""/>
+            <o:lock v:ext="edit" aspectratio="t"/>
+            <w10:wrap type="none"/>
+            <w10:anchorlock/>
+          </v:shape>
+          <o:OLEObject Type="Embed" ProgID="Equation.DSMT4" ShapeID="_x0000_i1117" DrawAspect="Content" ObjectID="_1468075817" r:id="rId199">
+            <o:LockedField>false</o:LockedField>
+          </o:OLEObject>
+        </w:object>
+      </w:r>
+      <w:r>
+        <w:rPr>
+          <w:rFonts w:hint="eastAsia"/>
+        </w:rPr>
+        <w:t xml:space="preserve"> 表示Actor网络的参数。最后，通过软更新方法更新目标网络参数。重复上述过程直至训练结束，最终得到训练好的 GRU</w:t>
+      </w:r>
+      <w:r>
+        <w:rPr>
+          <w:rFonts w:hint="eastAsia"/>
+          <w:lang w:eastAsia="zh-CN"/>
+        </w:rPr>
+        <w:t>A</w:t>
+      </w:r>
+      <w:r>
+        <w:rPr>
+          <w:rFonts w:hint="eastAsia"/>
+        </w:rPr>
+        <w:t>-TD3控制器。</w:t>
+      </w:r>
+    </w:p>
+    <w:p>
+      <w:pPr>
+        <w:rPr>
+          <w:rFonts w:hint="eastAsia"/>
+        </w:rPr>
+      </w:pPr>
+      <w:r>
+        <w:rPr>
+          <w:rFonts w:hint="eastAsia"/>
+        </w:rPr>
+        <w:t>由于引入了GRU循环神经网络，训练过程中容易出现梯度消失或梯度爆炸问题。为此，在反向传播过程中引入了梯度裁剪（Gradient Clipping）机制。在优化器更新参数前，将所有网络参数的梯度范数限制在阈值以内：</w:t>
       </w:r>
     </w:p>
     <w:p>
       <w:pPr>
         <w:pStyle w:val="37"/>
         <w:bidi w:val="0"/>
-        <w:rPr>
-          <w:rFonts w:hint="eastAsia"/>
-        </w:rPr>
-      </w:pPr>
-      <w:r>
-        <w:rPr>
-          <w:position w:val="-32"/>
-        </w:rPr>
-        <w:object>
-          <v:shape id="_x0000_i1099" o:spt="75" type="#_x0000_t75" style="height:38pt;width:183pt;" o:ole="t" filled="f" o:preferrelative="t" stroked="f" coordsize="21600,21600">
-            <v:path/>
-            <v:fill on="f" focussize="0,0"/>
-            <v:stroke on="f"/>
-            <v:imagedata r:id="rId198" o:title=""/>
-            <o:lock v:ext="edit" aspectratio="t"/>
-            <w10:wrap type="none"/>
-            <w10:anchorlock/>
-          </v:shape>
-          <o:OLEObject Type="Embed" ProgID="Equation.DSMT4" ShapeID="_x0000_i1099" DrawAspect="Content" ObjectID="_1468075815" r:id="rId197">
-            <o:LockedField>false</o:LockedField>
-          </o:OLEObject>
-        </w:object>
-      </w:r>
-    </w:p>
-    <w:p>
-      <w:pPr>
-        <w:ind w:left="0" w:leftChars="0" w:firstLine="0" w:firstLineChars="0"/>
-        <w:rPr>
-          <w:rFonts w:hint="eastAsia"/>
-        </w:rPr>
-      </w:pPr>
-      <w:r>
-        <w:rPr>
-          <w:rFonts w:hint="eastAsia"/>
-        </w:rPr>
-        <w:t xml:space="preserve">（1）位移奖励 </w:t>
-      </w:r>
-      <w:r>
-        <w:rPr>
-          <w:position w:val="-14"/>
-        </w:rPr>
-        <w:object>
-          <v:shape id="_x0000_i1100" o:spt="75" type="#_x0000_t75" style="height:19pt;width:21pt;" o:ole="t" filled="f" o:preferrelative="t" stroked="f" coordsize="21600,21600">
-            <v:path/>
-            <v:fill on="f" focussize="0,0"/>
-            <v:stroke on="f"/>
-            <v:imagedata r:id="rId200" o:title=""/>
-            <o:lock v:ext="edit" aspectratio="t"/>
-            <w10:wrap type="none"/>
-            <w10:anchorlock/>
-          </v:shape>
-          <o:OLEObject Type="Embed" ProgID="Equation.DSMT4" ShapeID="_x0000_i1100" DrawAspect="Content" ObjectID="_1468075816" r:id="rId199">
-            <o:LockedField>false</o:LockedField>
-          </o:OLEObject>
-        </w:object>
-      </w:r>
-    </w:p>
-    <w:p>
-      <w:pPr>
-        <w:rPr>
-          <w:rFonts w:hint="eastAsia"/>
-        </w:rPr>
-      </w:pPr>
-      <w:r>
-        <w:rPr>
-          <w:rFonts w:hint="eastAsia"/>
-        </w:rPr>
-        <w:t xml:space="preserve">位移奖励针对平台2的核心位移 </w:t>
-      </w:r>
-      <w:r>
-        <w:rPr>
-          <w:position w:val="-12"/>
-        </w:rPr>
-        <w:object>
-          <v:shape id="_x0000_i1101" o:spt="75" type="#_x0000_t75" style="height:18pt;width:13pt;" o:ole="t" filled="f" o:preferrelative="t" stroked="f" coordsize="21600,21600">
+      </w:pPr>
+      <w:r>
+        <w:rPr>
+          <w:position w:val="-30"/>
+        </w:rPr>
+        <w:object>
+          <v:shape id="_x0000_i1118" o:spt="75" type="#_x0000_t75" style="height:34pt;width:157pt;" o:ole="t" filled="f" o:preferrelative="t" stroked="f" coordsize="21600,21600">
             <v:path/>
             <v:fill on="f" focussize="0,0"/>
             <v:stroke on="f"/>
@@ -5984,814 +6100,7 @@
             <w10:wrap type="none"/>
             <w10:anchorlock/>
           </v:shape>
-          <o:OLEObject Type="Embed" ProgID="Equation.DSMT4" ShapeID="_x0000_i1101" DrawAspect="Content" ObjectID="_1468075817" r:id="rId201">
-            <o:LockedField>false</o:LockedField>
-          </o:OLEObject>
-        </w:object>
-      </w:r>
-      <w:r>
-        <w:rPr>
-          <w:rFonts w:hint="eastAsia"/>
-        </w:rPr>
-        <w:t xml:space="preserve"> 设计，根据其与容忍度 </w:t>
-      </w:r>
-      <w:r>
-        <w:rPr>
-          <w:position w:val="-4"/>
-        </w:rPr>
-        <w:object>
-          <v:shape id="_x0000_i1102" o:spt="75" type="#_x0000_t75" style="height:10pt;width:8pt;" o:ole="t" filled="f" o:preferrelative="t" stroked="f" coordsize="21600,21600">
-            <v:path/>
-            <v:fill on="f" focussize="0,0"/>
-            <v:stroke on="f"/>
-            <v:imagedata r:id="rId204" o:title=""/>
-            <o:lock v:ext="edit" aspectratio="t"/>
-            <w10:wrap type="none"/>
-            <w10:anchorlock/>
-          </v:shape>
-          <o:OLEObject Type="Embed" ProgID="Equation.DSMT4" ShapeID="_x0000_i1102" DrawAspect="Content" ObjectID="_1468075818" r:id="rId203">
-            <o:LockedField>false</o:LockedField>
-          </o:OLEObject>
-        </w:object>
-      </w:r>
-      <w:r>
-        <w:rPr>
-          <w:rFonts w:hint="eastAsia"/>
-        </w:rPr>
-        <w:t xml:space="preserve"> 的关系分段计算：</w:t>
-      </w:r>
-    </w:p>
-    <w:p>
-      <w:pPr>
-        <w:pStyle w:val="37"/>
-        <w:bidi w:val="0"/>
-        <w:rPr>
-          <w:rFonts w:hint="eastAsia"/>
-        </w:rPr>
-      </w:pPr>
-      <w:r>
-        <w:rPr>
-          <w:position w:val="-152"/>
-        </w:rPr>
-        <w:object>
-          <v:shape id="_x0000_i1103" o:spt="75" type="#_x0000_t75" style="height:157.95pt;width:235pt;" o:ole="t" filled="f" o:preferrelative="t" stroked="f" coordsize="21600,21600">
-            <v:path/>
-            <v:fill on="f" focussize="0,0"/>
-            <v:stroke on="f"/>
-            <v:imagedata r:id="rId206" o:title=""/>
-            <o:lock v:ext="edit" aspectratio="t"/>
-            <w10:wrap type="none"/>
-            <w10:anchorlock/>
-          </v:shape>
-          <o:OLEObject Type="Embed" ProgID="Equation.DSMT4" ShapeID="_x0000_i1103" DrawAspect="Content" ObjectID="_1468075819" r:id="rId205">
-            <o:LockedField>false</o:LockedField>
-          </o:OLEObject>
-        </w:object>
-      </w:r>
-    </w:p>
-    <w:p>
-      <w:pPr>
-        <w:ind w:left="0" w:leftChars="0" w:firstLine="420" w:firstLineChars="0"/>
-        <w:rPr>
-          <w:rFonts w:hint="eastAsia"/>
-        </w:rPr>
-      </w:pPr>
-      <w:r>
-        <w:rPr>
-          <w:rFonts w:hint="eastAsia"/>
-        </w:rPr>
-        <w:t xml:space="preserve">其物理意义为：当 </w:t>
-      </w:r>
-      <w:r>
-        <w:rPr>
-          <w:position w:val="-12"/>
-        </w:rPr>
-        <w:object>
-          <v:shape id="_x0000_i1104" o:spt="75" type="#_x0000_t75" style="height:18pt;width:36pt;" o:ole="t" filled="f" o:preferrelative="t" stroked="f" coordsize="21600,21600">
-            <v:path/>
-            <v:fill on="f" focussize="0,0"/>
-            <v:stroke on="f"/>
-            <v:imagedata r:id="rId208" o:title=""/>
-            <o:lock v:ext="edit" aspectratio="t"/>
-            <w10:wrap type="none"/>
-            <w10:anchorlock/>
-          </v:shape>
-          <o:OLEObject Type="Embed" ProgID="Equation.DSMT4" ShapeID="_x0000_i1104" DrawAspect="Content" ObjectID="_1468075820" r:id="rId207">
-            <o:LockedField>false</o:LockedField>
-          </o:OLEObject>
-        </w:object>
-      </w:r>
-      <w:r>
-        <w:rPr>
-          <w:rFonts w:hint="eastAsia"/>
-        </w:rPr>
-        <w:t xml:space="preserve"> 时，奖励随位移减小线性递增，引导智能体持续逼近目标；当 </w:t>
-      </w:r>
-      <w:r>
-        <w:rPr>
-          <w:position w:val="-12"/>
-        </w:rPr>
-        <w:object>
-          <v:shape id="_x0000_i1105" o:spt="75" type="#_x0000_t75" style="height:18pt;width:36pt;" o:ole="t" filled="f" o:preferrelative="t" stroked="f" coordsize="21600,21600">
-            <v:path/>
-            <v:fill on="f" focussize="0,0"/>
-            <v:stroke on="f"/>
-            <v:imagedata r:id="rId210" o:title=""/>
-            <o:lock v:ext="edit" aspectratio="t"/>
-            <w10:wrap type="none"/>
-            <w10:anchorlock/>
-          </v:shape>
-          <o:OLEObject Type="Embed" ProgID="Equation.DSMT4" ShapeID="_x0000_i1105" DrawAspect="Content" ObjectID="_1468075821" r:id="rId209">
-            <o:LockedField>false</o:LockedField>
-          </o:OLEObject>
-        </w:object>
-      </w:r>
-      <w:r>
-        <w:rPr>
-          <w:rFonts w:hint="eastAsia"/>
-        </w:rPr>
-        <w:t xml:space="preserve"> 时，通过对数级惩罚放大偏离程度的负反馈，同时对“远离目标”的行为额外惩罚，强制智能体纠正偏差。</w:t>
-      </w:r>
-    </w:p>
-    <w:p>
-      <w:pPr>
-        <w:ind w:left="0" w:leftChars="0" w:firstLine="0" w:firstLineChars="0"/>
-        <w:rPr>
-          <w:rFonts w:hint="eastAsia"/>
-        </w:rPr>
-      </w:pPr>
-      <w:r>
-        <w:rPr>
-          <w:rFonts w:hint="eastAsia"/>
-        </w:rPr>
-        <w:t xml:space="preserve">（2）动作惩罚 </w:t>
-      </w:r>
-      <w:r>
-        <w:rPr>
-          <w:position w:val="-12"/>
-        </w:rPr>
-        <w:object>
-          <v:shape id="_x0000_i1106" o:spt="75" type="#_x0000_t75" style="height:18pt;width:20pt;" o:ole="t" filled="f" o:preferrelative="t" stroked="f" coordsize="21600,21600">
-            <v:path/>
-            <v:fill on="f" focussize="0,0"/>
-            <v:stroke on="f"/>
-            <v:imagedata r:id="rId212" o:title=""/>
-            <o:lock v:ext="edit" aspectratio="t"/>
-            <w10:wrap type="none"/>
-            <w10:anchorlock/>
-          </v:shape>
-          <o:OLEObject Type="Embed" ProgID="Equation.DSMT4" ShapeID="_x0000_i1106" DrawAspect="Content" ObjectID="_1468075822" r:id="rId211">
-            <o:LockedField>false</o:LockedField>
-          </o:OLEObject>
-        </w:object>
-      </w:r>
-    </w:p>
-    <w:p>
-      <w:pPr>
-        <w:rPr>
-          <w:rFonts w:hint="eastAsia"/>
-        </w:rPr>
-      </w:pPr>
-      <w:r>
-        <w:rPr>
-          <w:rFonts w:hint="eastAsia"/>
-        </w:rPr>
-        <w:t>为避免动作幅值过大导致系统震荡，引入动作惩罚项：</w:t>
-      </w:r>
-    </w:p>
-    <w:p>
-      <w:pPr>
-        <w:pStyle w:val="37"/>
-        <w:bidi w:val="0"/>
-        <w:rPr>
-          <w:rFonts w:hint="eastAsia"/>
-        </w:rPr>
-      </w:pPr>
-      <w:r>
-        <w:rPr>
-          <w:position w:val="-30"/>
-        </w:rPr>
-        <w:object>
-          <v:shape id="_x0000_i1107" o:spt="75" type="#_x0000_t75" style="height:34pt;width:67pt;" o:ole="t" filled="f" o:preferrelative="t" stroked="f" coordsize="21600,21600">
-            <v:path/>
-            <v:fill on="f" focussize="0,0"/>
-            <v:stroke on="f"/>
-            <v:imagedata r:id="rId214" o:title=""/>
-            <o:lock v:ext="edit" aspectratio="t"/>
-            <w10:wrap type="none"/>
-            <w10:anchorlock/>
-          </v:shape>
-          <o:OLEObject Type="Embed" ProgID="Equation.DSMT4" ShapeID="_x0000_i1107" DrawAspect="Content" ObjectID="_1468075823" r:id="rId213">
-            <o:LockedField>false</o:LockedField>
-          </o:OLEObject>
-        </w:object>
-      </w:r>
-    </w:p>
-    <w:p>
-      <w:pPr>
-        <w:rPr>
-          <w:rFonts w:hint="eastAsia"/>
-        </w:rPr>
-      </w:pPr>
-      <w:r>
-        <w:rPr>
-          <w:rFonts w:hint="eastAsia"/>
-        </w:rPr>
-        <w:t>该惩罚与动作绝对值成正比，确保智能体在收敛过程中保持“平滑控制”，符合实际工程中对执行器寿命与能耗的要求。</w:t>
-      </w:r>
-    </w:p>
-    <w:p>
-      <w:pPr>
-        <w:pStyle w:val="3"/>
-        <w:bidi w:val="0"/>
-        <w:rPr>
-          <w:rFonts w:hint="eastAsia"/>
-        </w:rPr>
-      </w:pPr>
-      <w:bookmarkStart w:id="16" w:name="_Toc21342"/>
-      <w:r>
-        <w:rPr>
-          <w:rFonts w:hint="eastAsia"/>
-        </w:rPr>
-        <w:t>训练策略</w:t>
-      </w:r>
-      <w:bookmarkEnd w:id="16"/>
-    </w:p>
-    <w:p>
-      <w:pPr>
-        <w:rPr>
-          <w:rFonts w:hint="eastAsia"/>
-        </w:rPr>
-      </w:pPr>
-      <w:r>
-        <w:rPr>
-          <w:rFonts w:hint="eastAsia"/>
-        </w:rPr>
-        <w:t xml:space="preserve">与标准TD3算法不同，为了适应变步长和时滞环境，本文在训练过程中引入了随机时滞和随机步长。具体而言，在每个时间步更新前，随机生成一个采样时间间隔 </w:t>
-      </w:r>
-      <w:r>
-        <w:rPr>
-          <w:position w:val="-12"/>
-        </w:rPr>
-        <w:object>
-          <v:shape id="_x0000_i1108" o:spt="75" type="#_x0000_t75" style="height:18pt;width:19pt;" o:ole="t" filled="f" o:preferrelative="t" stroked="f" coordsize="21600,21600">
-            <v:path/>
-            <v:fill on="f" focussize="0,0"/>
-            <v:stroke on="f"/>
-            <v:imagedata r:id="rId216" o:title=""/>
-            <o:lock v:ext="edit" aspectratio="t"/>
-            <w10:wrap type="none"/>
-            <w10:anchorlock/>
-          </v:shape>
-          <o:OLEObject Type="Embed" ProgID="Equation.DSMT4" ShapeID="_x0000_i1108" DrawAspect="Content" ObjectID="_1468075824" r:id="rId215">
-            <o:LockedField>false</o:LockedField>
-          </o:OLEObject>
-        </w:object>
-      </w:r>
-      <w:r>
-        <w:rPr>
-          <w:rFonts w:hint="eastAsia"/>
-        </w:rPr>
-        <w:t xml:space="preserve"> 和一个时滞值 </w:t>
-      </w:r>
-      <w:r>
-        <w:rPr>
-          <w:position w:val="-12"/>
-        </w:rPr>
-        <w:object>
-          <v:shape id="_x0000_i1109" o:spt="75" type="#_x0000_t75" style="height:18pt;width:13pt;" o:ole="t" filled="f" o:preferrelative="t" stroked="f" coordsize="21600,21600">
-            <v:path/>
-            <v:fill on="f" focussize="0,0"/>
-            <v:stroke on="f"/>
-            <v:imagedata r:id="rId218" o:title=""/>
-            <o:lock v:ext="edit" aspectratio="t"/>
-            <w10:wrap type="none"/>
-            <w10:anchorlock/>
-          </v:shape>
-          <o:OLEObject Type="Embed" ProgID="Equation.DSMT4" ShapeID="_x0000_i1109" DrawAspect="Content" ObjectID="_1468075825" r:id="rId217">
-            <o:LockedField>false</o:LockedField>
-          </o:OLEObject>
-        </w:object>
-      </w:r>
-      <w:r>
-        <w:rPr>
-          <w:rFonts w:hint="eastAsia"/>
-        </w:rPr>
-        <w:t>，二者均服从预设的正态分布。</w:t>
-      </w:r>
-    </w:p>
-    <w:p>
-      <w:pPr>
-        <w:rPr>
-          <w:rFonts w:hint="eastAsia"/>
-        </w:rPr>
-      </w:pPr>
-      <w:r>
-        <w:rPr>
-          <w:rFonts w:hint="eastAsia"/>
-        </w:rPr>
-        <w:t>在经验采集阶段，</w:t>
-      </w:r>
-      <w:r>
-        <w:rPr>
-          <w:rFonts w:hint="eastAsia"/>
-          <w:i/>
-          <w:iCs/>
-        </w:rPr>
-        <w:t>t</w:t>
-      </w:r>
-      <w:r>
-        <w:rPr>
-          <w:rFonts w:hint="eastAsia"/>
-        </w:rPr>
-        <w:t xml:space="preserve">时刻，Actor网络根据 </w:t>
-      </w:r>
-      <w:r>
-        <w:rPr>
-          <w:position w:val="-12"/>
-        </w:rPr>
-        <w:object>
-          <v:shape id="_x0000_i1110" o:spt="75" type="#_x0000_t75" style="height:18pt;width:13pt;" o:ole="t" filled="f" o:preferrelative="t" stroked="f" coordsize="21600,21600">
-            <v:path/>
-            <v:fill on="f" focussize="0,0"/>
-            <v:stroke on="f"/>
-            <v:imagedata r:id="rId220" o:title=""/>
-            <o:lock v:ext="edit" aspectratio="t"/>
-            <w10:wrap type="none"/>
-            <w10:anchorlock/>
-          </v:shape>
-          <o:OLEObject Type="Embed" ProgID="Equation.DSMT4" ShapeID="_x0000_i1110" DrawAspect="Content" ObjectID="_1468075826" r:id="rId219">
-            <o:LockedField>false</o:LockedField>
-          </o:OLEObject>
-        </w:object>
-      </w:r>
-      <w:r>
-        <w:rPr>
-          <w:rFonts w:hint="eastAsia"/>
-        </w:rPr>
-        <w:t xml:space="preserve"> 观测到环境的时间感知状态序列</w:t>
-      </w:r>
-      <w:r>
-        <w:rPr>
-          <w:position w:val="-14"/>
-        </w:rPr>
-        <w:object>
-          <v:shape id="_x0000_i1111" o:spt="75" type="#_x0000_t75" style="height:19pt;width:18pt;" o:ole="t" filled="f" o:preferrelative="t" stroked="f" coordsize="21600,21600">
-            <v:path/>
-            <v:fill on="f" focussize="0,0"/>
-            <v:stroke on="f"/>
-            <v:imagedata r:id="rId176" o:title=""/>
-            <o:lock v:ext="edit" aspectratio="t"/>
-            <w10:wrap type="none"/>
-            <w10:anchorlock/>
-          </v:shape>
-          <o:OLEObject Type="Embed" ProgID="Equation.DSMT4" ShapeID="_x0000_i1111" DrawAspect="Content" ObjectID="_1468075827" r:id="rId221">
-            <o:LockedField>false</o:LockedField>
-          </o:OLEObject>
-        </w:object>
-      </w:r>
-      <w:r>
-        <w:rPr>
-          <w:rFonts w:hint="eastAsia"/>
-        </w:rPr>
-        <w:t xml:space="preserve"> 并采取动作</w:t>
-      </w:r>
-      <w:r>
-        <w:rPr>
-          <w:rFonts w:hint="eastAsia"/>
-          <w:i/>
-          <w:iCs/>
-        </w:rPr>
-        <w:t>a</w:t>
-      </w:r>
-      <w:r>
-        <w:rPr>
-          <w:rFonts w:hint="eastAsia"/>
-        </w:rPr>
-        <w:t>，环境根据上一时刻的状态</w:t>
-      </w:r>
-      <w:r>
-        <w:rPr>
-          <w:rFonts w:hint="eastAsia"/>
-          <w:i/>
-          <w:iCs/>
-        </w:rPr>
-        <w:t>s</w:t>
-      </w:r>
-      <w:r>
-        <w:rPr>
-          <w:rFonts w:hint="eastAsia"/>
-        </w:rPr>
-        <w:t>、动作</w:t>
-      </w:r>
-      <w:r>
-        <w:rPr>
-          <w:rFonts w:hint="eastAsia"/>
-          <w:i/>
-          <w:iCs/>
-        </w:rPr>
-        <w:t>a</w:t>
-      </w:r>
-      <w:r>
-        <w:rPr>
-          <w:rFonts w:hint="eastAsia"/>
-        </w:rPr>
-        <w:t>和采样间隔</w:t>
-      </w:r>
-      <w:r>
-        <w:rPr>
-          <w:position w:val="-12"/>
-        </w:rPr>
-        <w:object>
-          <v:shape id="_x0000_i1112" o:spt="75" type="#_x0000_t75" style="height:18pt;width:19pt;" o:ole="t" filled="f" o:preferrelative="t" stroked="f" coordsize="21600,21600">
-            <v:path/>
-            <v:fill on="f" focussize="0,0"/>
-            <v:stroke on="f"/>
-            <v:imagedata r:id="rId223" o:title=""/>
-            <o:lock v:ext="edit" aspectratio="t"/>
-            <w10:wrap type="none"/>
-            <w10:anchorlock/>
-          </v:shape>
-          <o:OLEObject Type="Embed" ProgID="Equation.DSMT4" ShapeID="_x0000_i1112" DrawAspect="Content" ObjectID="_1468075828" r:id="rId222">
-            <o:LockedField>false</o:LockedField>
-          </o:OLEObject>
-        </w:object>
-      </w:r>
-      <w:r>
-        <w:rPr>
-          <w:rFonts w:hint="eastAsia"/>
-        </w:rPr>
-        <w:t>推进到下一时刻状态</w:t>
-      </w:r>
-      <w:r>
-        <w:rPr>
-          <w:rFonts w:hint="eastAsia"/>
-          <w:i/>
-          <w:iCs/>
-        </w:rPr>
-        <w:t>s'</w:t>
-      </w:r>
-      <w:r>
-        <w:rPr>
-          <w:rFonts w:hint="eastAsia"/>
-        </w:rPr>
-        <w:t>，更新时间感知状态序列作为下一时刻Actor网络的观测。根据奖励函数计算奖励</w:t>
-      </w:r>
-      <w:r>
-        <w:rPr>
-          <w:rFonts w:hint="eastAsia"/>
-          <w:i/>
-          <w:iCs/>
-        </w:rPr>
-        <w:t>r</w:t>
-      </w:r>
-      <w:r>
-        <w:rPr>
-          <w:rFonts w:hint="eastAsia"/>
-        </w:rPr>
-        <w:t>，将经验元组</w:t>
-      </w:r>
-      <w:r>
-        <w:rPr>
-          <w:position w:val="-14"/>
-        </w:rPr>
-        <w:object>
-          <v:shape id="_x0000_i1113" o:spt="75" type="#_x0000_t75" style="height:19pt;width:67.95pt;" o:ole="t" filled="f" o:preferrelative="t" stroked="f" coordsize="21600,21600">
-            <v:path/>
-            <v:fill on="f" focussize="0,0"/>
-            <v:stroke on="f"/>
-            <v:imagedata r:id="rId225" o:title=""/>
-            <o:lock v:ext="edit" aspectratio="t"/>
-            <w10:wrap type="none"/>
-            <w10:anchorlock/>
-          </v:shape>
-          <o:OLEObject Type="Embed" ProgID="Equation.DSMT4" ShapeID="_x0000_i1113" DrawAspect="Content" ObjectID="_1468075829" r:id="rId224">
-            <o:LockedField>false</o:LockedField>
-          </o:OLEObject>
-        </w:object>
-      </w:r>
-      <w:r>
-        <w:rPr>
-          <w:rFonts w:hint="eastAsia"/>
-        </w:rPr>
-        <w:t>存入经验回放池D中。当经验回放池中样本数量达到设定阈值后，开始从中随机抽取批量经验进行网络参数更新。</w:t>
-      </w:r>
-    </w:p>
-    <w:p>
-      <w:pPr>
-        <w:rPr>
-          <w:rFonts w:hint="eastAsia"/>
-        </w:rPr>
-      </w:pPr>
-      <w:r>
-        <w:rPr>
-          <w:rFonts w:hint="eastAsia"/>
-        </w:rPr>
-        <w:t xml:space="preserve">在训练阶段，目标Actor网络根据回放经验的时间感知状态序列 </w:t>
-      </w:r>
-      <w:r>
-        <w:rPr>
-          <w:position w:val="-14"/>
-        </w:rPr>
-        <w:object>
-          <v:shape id="_x0000_i1114" o:spt="75" type="#_x0000_t75" style="height:19pt;width:18pt;" o:ole="t" filled="f" o:preferrelative="t" stroked="f" coordsize="21600,21600">
-            <v:path/>
-            <v:fill on="f" focussize="0,0"/>
-            <v:stroke on="f"/>
-            <v:imagedata r:id="rId227" o:title=""/>
-            <o:lock v:ext="edit" aspectratio="t"/>
-            <w10:wrap type="none"/>
-            <w10:anchorlock/>
-          </v:shape>
-          <o:OLEObject Type="Embed" ProgID="Equation.DSMT4" ShapeID="_x0000_i1114" DrawAspect="Content" ObjectID="_1468075830" r:id="rId226">
-            <o:LockedField>false</o:LockedField>
-          </o:OLEObject>
-        </w:object>
-      </w:r>
-      <w:r>
-        <w:rPr>
-          <w:rFonts w:hint="eastAsia"/>
-        </w:rPr>
-        <w:t xml:space="preserve"> 计算动作</w:t>
-      </w:r>
-      <w:r>
-        <w:rPr>
-          <w:rFonts w:hint="eastAsia"/>
-          <w:i/>
-          <w:iCs/>
-        </w:rPr>
-        <w:t>a</w:t>
-      </w:r>
-      <w:r>
-        <w:rPr>
-          <w:rFonts w:hint="eastAsia"/>
-        </w:rPr>
-        <w:t xml:space="preserve">，Critic网络根据状态序列 </w:t>
-      </w:r>
-      <w:r>
-        <w:rPr>
-          <w:position w:val="-14"/>
-        </w:rPr>
-        <w:object>
-          <v:shape id="_x0000_i1115" o:spt="75" type="#_x0000_t75" style="height:19pt;width:18pt;" o:ole="t" filled="f" o:preferrelative="t" stroked="f" coordsize="21600,21600">
-            <v:path/>
-            <v:fill on="f" focussize="0,0"/>
-            <v:stroke on="f"/>
-            <v:imagedata r:id="rId229" o:title=""/>
-            <o:lock v:ext="edit" aspectratio="t"/>
-            <w10:wrap type="none"/>
-            <w10:anchorlock/>
-          </v:shape>
-          <o:OLEObject Type="Embed" ProgID="Equation.DSMT4" ShapeID="_x0000_i1115" DrawAspect="Content" ObjectID="_1468075831" r:id="rId228">
-            <o:LockedField>false</o:LockedField>
-          </o:OLEObject>
-        </w:object>
-      </w:r>
-      <w:r>
-        <w:rPr>
-          <w:rFonts w:hint="eastAsia"/>
-        </w:rPr>
-        <w:t xml:space="preserve"> 和动作</w:t>
-      </w:r>
-      <w:r>
-        <w:rPr>
-          <w:rFonts w:hint="eastAsia"/>
-          <w:i/>
-          <w:iCs/>
-        </w:rPr>
-        <w:t>a</w:t>
-      </w:r>
-      <w:r>
-        <w:rPr>
-          <w:rFonts w:hint="eastAsia"/>
-        </w:rPr>
-        <w:t>计算 目标网络中两个Critic网络的最小值</w:t>
-      </w:r>
-      <w:r>
-        <w:rPr>
-          <w:position w:val="-12"/>
-        </w:rPr>
-        <w:object>
-          <v:shape id="_x0000_i1116" o:spt="75" type="#_x0000_t75" style="height:18pt;width:23pt;" o:ole="t" filled="f" o:preferrelative="t" stroked="f" coordsize="21600,21600">
-            <v:path/>
-            <v:fill on="f" focussize="0,0"/>
-            <v:stroke on="f"/>
-            <v:imagedata r:id="rId231" o:title=""/>
-            <o:lock v:ext="edit" aspectratio="t"/>
-            <w10:wrap type="none"/>
-            <w10:anchorlock/>
-          </v:shape>
-          <o:OLEObject Type="Embed" ProgID="Equation.DSMT4" ShapeID="_x0000_i1116" DrawAspect="Content" ObjectID="_1468075832" r:id="rId230">
-            <o:LockedField>false</o:LockedField>
-          </o:OLEObject>
-        </w:object>
-      </w:r>
-      <w:r>
-        <w:rPr>
-          <w:rFonts w:hint="eastAsia"/>
-        </w:rPr>
-        <w:t>。在主网络中，根据奖励值</w:t>
-      </w:r>
-      <w:r>
-        <w:rPr>
-          <w:rFonts w:hint="eastAsia"/>
-          <w:i/>
-          <w:iCs/>
-        </w:rPr>
-        <w:t>r</w:t>
-      </w:r>
-      <w:r>
-        <w:rPr>
-          <w:rFonts w:hint="eastAsia"/>
-        </w:rPr>
-        <w:t>、</w:t>
-      </w:r>
-      <w:r>
-        <w:rPr>
-          <w:position w:val="-12"/>
-        </w:rPr>
-        <w:object>
-          <v:shape id="_x0000_i1117" o:spt="75" type="#_x0000_t75" style="height:18pt;width:23pt;" o:ole="t" filled="f" o:preferrelative="t" stroked="f" coordsize="21600,21600">
-            <v:path/>
-            <v:fill on="f" focussize="0,0"/>
-            <v:stroke on="f"/>
-            <v:imagedata r:id="rId233" o:title=""/>
-            <o:lock v:ext="edit" aspectratio="t"/>
-            <w10:wrap type="none"/>
-            <w10:anchorlock/>
-          </v:shape>
-          <o:OLEObject Type="Embed" ProgID="Equation.DSMT4" ShapeID="_x0000_i1117" DrawAspect="Content" ObjectID="_1468075833" r:id="rId232">
-            <o:LockedField>false</o:LockedField>
-          </o:OLEObject>
-        </w:object>
-      </w:r>
-      <w:r>
-        <w:rPr>
-          <w:rFonts w:hint="eastAsia"/>
-        </w:rPr>
-        <w:t xml:space="preserve"> 和Critic网络产生的 </w:t>
-      </w:r>
-      <w:r>
-        <w:rPr>
-          <w:position w:val="-14"/>
-        </w:rPr>
-        <w:object>
-          <v:shape id="_x0000_i1118" o:spt="75" type="#_x0000_t75" style="height:19pt;width:63pt;" o:ole="t" filled="f" o:preferrelative="t" stroked="f" coordsize="21600,21600">
-            <v:path/>
-            <v:fill on="f" focussize="0,0"/>
-            <v:stroke on="f"/>
-            <v:imagedata r:id="rId235" o:title=""/>
-            <o:lock v:ext="edit" aspectratio="t"/>
-            <w10:wrap type="none"/>
-            <w10:anchorlock/>
-          </v:shape>
-          <o:OLEObject Type="Embed" ProgID="Equation.DSMT4" ShapeID="_x0000_i1118" DrawAspect="Content" ObjectID="_1468075834" r:id="rId234">
-            <o:LockedField>false</o:LockedField>
-          </o:OLEObject>
-        </w:object>
-      </w:r>
-      <w:r>
-        <w:rPr>
-          <w:rFonts w:hint="eastAsia"/>
-        </w:rPr>
-        <w:t xml:space="preserve"> 计算Critic网络的损失函数，并通过最小化该损失函数更新Critic网络参数。其中</w:t>
-      </w:r>
-      <w:r>
-        <w:rPr>
-          <w:position w:val="-12"/>
-        </w:rPr>
-        <w:object>
-          <v:shape id="_x0000_i1119" o:spt="75" type="#_x0000_t75" style="height:18pt;width:12pt;" o:ole="t" filled="f" o:preferrelative="t" stroked="f" coordsize="21600,21600">
-            <v:path/>
-            <v:fill on="f" focussize="0,0"/>
-            <v:stroke on="f"/>
-            <v:imagedata r:id="rId237" o:title=""/>
-            <o:lock v:ext="edit" aspectratio="t"/>
-            <w10:wrap type="none"/>
-            <w10:anchorlock/>
-          </v:shape>
-          <o:OLEObject Type="Embed" ProgID="Equation.DSMT4" ShapeID="_x0000_i1119" DrawAspect="Content" ObjectID="_1468075835" r:id="rId236">
-            <o:LockedField>false</o:LockedField>
-          </o:OLEObject>
-        </w:object>
-      </w:r>
-      <w:r>
-        <w:rPr>
-          <w:rFonts w:hint="eastAsia"/>
-        </w:rPr>
-        <w:t xml:space="preserve"> 表示第</w:t>
-      </w:r>
-      <w:r>
-        <w:rPr>
-          <w:rFonts w:hint="eastAsia"/>
-          <w:i/>
-          <w:iCs/>
-        </w:rPr>
-        <w:t>i</w:t>
-      </w:r>
-      <w:r>
-        <w:rPr>
-          <w:rFonts w:hint="eastAsia"/>
-        </w:rPr>
-        <w:t xml:space="preserve">个Critic网络的参数。主网络中Actor网络根据critic网络计算的当前价值 </w:t>
-      </w:r>
-      <w:r>
-        <w:rPr>
-          <w:position w:val="-14"/>
-        </w:rPr>
-        <w:object>
-          <v:shape id="_x0000_i1120" o:spt="75" type="#_x0000_t75" style="height:19pt;width:62pt;" o:ole="t" filled="f" o:preferrelative="t" stroked="f" coordsize="21600,21600">
-            <v:path/>
-            <v:fill on="f" focussize="0,0"/>
-            <v:stroke on="f"/>
-            <v:imagedata r:id="rId239" o:title=""/>
-            <o:lock v:ext="edit" aspectratio="t"/>
-            <w10:wrap type="none"/>
-            <w10:anchorlock/>
-          </v:shape>
-          <o:OLEObject Type="Embed" ProgID="Equation.DSMT4" ShapeID="_x0000_i1120" DrawAspect="Content" ObjectID="_1468075836" r:id="rId238">
-            <o:LockedField>false</o:LockedField>
-          </o:OLEObject>
-        </w:object>
-      </w:r>
-      <w:r>
-        <w:rPr>
-          <w:rFonts w:hint="eastAsia"/>
-        </w:rPr>
-        <w:t xml:space="preserve"> 计算Actor网络的损失函数，并通过最大化该损失函数更新Actor网络参数。其中</w:t>
-      </w:r>
-      <w:r>
-        <w:rPr>
-          <w:position w:val="-6"/>
-        </w:rPr>
-        <w:object>
-          <v:shape id="_x0000_i1121" o:spt="75" type="#_x0000_t75" style="height:11pt;width:12pt;" o:ole="t" filled="f" o:preferrelative="t" stroked="f" coordsize="21600,21600">
-            <v:path/>
-            <v:fill on="f" focussize="0,0"/>
-            <v:stroke on="f"/>
-            <v:imagedata r:id="rId241" o:title=""/>
-            <o:lock v:ext="edit" aspectratio="t"/>
-            <w10:wrap type="none"/>
-            <w10:anchorlock/>
-          </v:shape>
-          <o:OLEObject Type="Embed" ProgID="Equation.DSMT4" ShapeID="_x0000_i1121" DrawAspect="Content" ObjectID="_1468075837" r:id="rId240">
-            <o:LockedField>false</o:LockedField>
-          </o:OLEObject>
-        </w:object>
-      </w:r>
-      <w:r>
-        <w:rPr>
-          <w:rFonts w:hint="eastAsia"/>
-        </w:rPr>
-        <w:t xml:space="preserve"> 表示Actor网络的参数。最后，通过软更新方法更新目标网络参数。重复上述过程直至训练结束，最终得到训练好的 GRU</w:t>
-      </w:r>
-      <w:r>
-        <w:rPr>
-          <w:rFonts w:hint="eastAsia"/>
-          <w:lang w:eastAsia="zh-CN"/>
-        </w:rPr>
-        <w:t>A</w:t>
-      </w:r>
-      <w:r>
-        <w:rPr>
-          <w:rFonts w:hint="eastAsia"/>
-        </w:rPr>
-        <w:t>-TD3控制器。</w:t>
-      </w:r>
-    </w:p>
-    <w:p>
-      <w:pPr>
-        <w:rPr>
-          <w:rFonts w:hint="eastAsia"/>
-        </w:rPr>
-      </w:pPr>
-      <w:r>
-        <w:rPr>
-          <w:rFonts w:hint="eastAsia"/>
-        </w:rPr>
-        <w:t>由于引入了GRU循环神经网络，训练过程中容易出现梯度消失或梯度爆炸问题。为此，在反向传播过程中引入了梯度裁剪（Gradient Clipping）机制。在优化器更新参数前，将所有网络参数的梯度范数限制在阈值以内：</w:t>
-      </w:r>
-    </w:p>
-    <w:p>
-      <w:pPr>
-        <w:pStyle w:val="37"/>
-        <w:bidi w:val="0"/>
-      </w:pPr>
-      <w:r>
-        <w:rPr>
-          <w:position w:val="-30"/>
-        </w:rPr>
-        <w:object>
-          <v:shape id="_x0000_i1122" o:spt="75" type="#_x0000_t75" style="height:34pt;width:157pt;" o:ole="t" filled="f" o:preferrelative="t" stroked="f" coordsize="21600,21600">
-            <v:path/>
-            <v:fill on="f" focussize="0,0"/>
-            <v:stroke on="f"/>
-            <v:imagedata r:id="rId243" o:title=""/>
-            <o:lock v:ext="edit" aspectratio="t"/>
-            <w10:wrap type="none"/>
-            <w10:anchorlock/>
-          </v:shape>
-          <o:OLEObject Type="Embed" ProgID="Equation.DSMT4" ShapeID="_x0000_i1122" DrawAspect="Content" ObjectID="_1468075838" r:id="rId242">
+          <o:OLEObject Type="Embed" ProgID="Equation.DSMT4" ShapeID="_x0000_i1118" DrawAspect="Content" ObjectID="_1468075818" r:id="rId201">
             <o:LockedField>false</o:LockedField>
           </o:OLEObject>
         </w:object>
@@ -6854,7 +6163,7 @@
                     </pic:cNvPicPr>
                   </pic:nvPicPr>
                   <pic:blipFill>
-                    <a:blip r:embed="rId244"/>
+                    <a:blip r:embed="rId203"/>
                     <a:stretch>
                       <a:fillRect/>
                     </a:stretch>
@@ -6944,7 +6253,7 @@
           <w:lang w:eastAsia="zh-CN"/>
         </w:rPr>
       </w:pPr>
-      <w:bookmarkStart w:id="17" w:name="_Toc11602"/>
+      <w:bookmarkStart w:id="16" w:name="_Toc11602"/>
       <w:r>
         <w:rPr>
           <w:rFonts w:hint="eastAsia"/>
@@ -6952,47 +6261,76 @@
         </w:rPr>
         <w:t>仿真实验设计与分析</w:t>
       </w:r>
-      <w:bookmarkEnd w:id="17"/>
+      <w:bookmarkEnd w:id="16"/>
+    </w:p>
+    <w:p>
+      <w:bookmarkStart w:id="17" w:name="_Toc19274"/>
+      <w:r>
+        <w:rPr>
+          <w:rFonts w:hint="eastAsia"/>
+          <w:lang w:eastAsia="zh-CN"/>
+        </w:rPr>
+        <w:t>针对上述提出的GRUA-TD3控制算法，采用pytorch深度学习框架在python中搭建仿真环境，并进行数值仿真验证。</w:t>
+      </w:r>
     </w:p>
     <w:p>
       <w:pPr>
         <w:pStyle w:val="3"/>
         <w:bidi w:val="0"/>
-        <w:rPr>
-          <w:rFonts w:hint="eastAsia"/>
-          <w:lang w:eastAsia="zh-CN"/>
-        </w:rPr>
-      </w:pPr>
-      <w:bookmarkStart w:id="18" w:name="_Toc19274"/>
-      <w:r>
-        <w:rPr>
-          <w:rFonts w:hint="eastAsia"/>
-          <w:lang w:eastAsia="zh-CN"/>
-        </w:rPr>
-        <w:t>实验设置</w:t>
-      </w:r>
-      <w:bookmarkEnd w:id="18"/>
-      <w:r>
-        <w:rPr>
-          <w:rFonts w:hint="eastAsia"/>
-          <w:lang w:eastAsia="zh-CN"/>
-        </w:rPr>
-        <w:t xml:space="preserve"> </w:t>
-      </w:r>
-    </w:p>
-    <w:p>
-      <w:pPr>
-        <w:rPr>
-          <w:rFonts w:hint="eastAsia"/>
-          <w:lang w:eastAsia="zh-CN"/>
-        </w:rPr>
-      </w:pPr>
-      <w:r>
-        <w:rPr>
-          <w:rFonts w:hint="eastAsia"/>
-          <w:lang w:eastAsia="zh-CN"/>
-        </w:rPr>
-        <w:t>针对上述提出的GRUA-TD3控制算法，采用pytorch深度学习框架在python中搭建仿真环境，并进行数值仿真验证。仿真对象为前文所述的二自由度结构系统，系统参数如表所示：</w:t>
+      </w:pPr>
+      <w:r>
+        <w:rPr>
+          <w:rFonts w:hint="eastAsia"/>
+        </w:rPr>
+        <w:t>受控对象动力学模型</w:t>
+      </w:r>
+    </w:p>
+    <w:p>
+      <w:pPr>
+        <w:pStyle w:val="34"/>
+        <w:bidi w:val="0"/>
+        <w:rPr>
+          <w:rFonts w:hint="eastAsia"/>
+        </w:rPr>
+      </w:pPr>
+      <w:r>
+        <w:drawing>
+          <wp:inline distT="0" distB="0" distL="0" distR="0">
+            <wp:extent cx="3629660" cy="2278380"/>
+            <wp:effectExtent l="0" t="0" r="2540" b="7620"/>
+            <wp:docPr id="14" name="图片 14"/>
+            <wp:cNvGraphicFramePr>
+              <a:graphicFrameLocks xmlns:a="http://schemas.openxmlformats.org/drawingml/2006/main" noChangeAspect="1"/>
+            </wp:cNvGraphicFramePr>
+            <a:graphic xmlns:a="http://schemas.openxmlformats.org/drawingml/2006/main">
+              <a:graphicData uri="http://schemas.openxmlformats.org/drawingml/2006/picture">
+                <pic:pic xmlns:pic="http://schemas.openxmlformats.org/drawingml/2006/picture">
+                  <pic:nvPicPr>
+                    <pic:cNvPr id="14" name="图片 14"/>
+                    <pic:cNvPicPr>
+                      <a:picLocks noChangeAspect="1"/>
+                    </pic:cNvPicPr>
+                  </pic:nvPicPr>
+                  <pic:blipFill>
+                    <a:blip r:embed="rId204"/>
+                    <a:stretch>
+                      <a:fillRect/>
+                    </a:stretch>
+                  </pic:blipFill>
+                  <pic:spPr>
+                    <a:xfrm>
+                      <a:off x="0" y="0"/>
+                      <a:ext cx="3650562" cy="2291160"/>
+                    </a:xfrm>
+                    <a:prstGeom prst="rect">
+                      <a:avLst/>
+                    </a:prstGeom>
+                  </pic:spPr>
+                </pic:pic>
+              </a:graphicData>
+            </a:graphic>
+          </wp:inline>
+        </w:drawing>
       </w:r>
     </w:p>
     <w:p>
@@ -7002,16 +6340,14 @@
         <w:rPr>
           <w:rFonts w:hint="eastAsia"/>
           <w:highlight w:val="yellow"/>
-          <w:lang w:eastAsia="zh-CN"/>
         </w:rPr>
       </w:pPr>
       <w:r>
         <w:rPr>
           <w:rFonts w:hint="eastAsia"/>
           <w:highlight w:val="yellow"/>
-          <w:lang w:eastAsia="zh-CN"/>
-        </w:rPr>
-        <w:t>表</w:t>
+        </w:rPr>
+        <w:t>图</w:t>
       </w:r>
       <w:r>
         <w:rPr>
@@ -7025,11 +6361,604 @@
         <w:rPr>
           <w:rFonts w:hint="eastAsia"/>
           <w:highlight w:val="yellow"/>
-          <w:lang w:eastAsia="zh-CN"/>
-        </w:rPr>
-        <w:t xml:space="preserve"> 二自由度系统参数表</w:t>
-      </w:r>
-    </w:p>
+        </w:rPr>
+        <w:t xml:space="preserve"> 二自由度结构系统示意图</w:t>
+      </w:r>
+    </w:p>
+    <w:p>
+      <w:pPr>
+        <w:bidi w:val="0"/>
+        <w:rPr>
+          <w:rFonts w:hint="eastAsia"/>
+        </w:rPr>
+      </w:pPr>
+      <w:r>
+        <w:rPr>
+          <w:rFonts w:hint="eastAsia"/>
+        </w:rPr>
+        <w:t>本文以如图所示的二自由度结构系统为例，其中，</w:t>
+      </w:r>
+      <w:r>
+        <w:rPr>
+          <w:rFonts w:hint="eastAsia"/>
+          <w:position w:val="-12"/>
+        </w:rPr>
+        <w:object>
+          <v:shape id="_x0000_i1119" o:spt="75" type="#_x0000_t75" style="height:18pt;width:15pt;" o:ole="t" filled="f" o:preferrelative="t" stroked="f" coordsize="21600,21600">
+            <v:path/>
+            <v:fill on="f" focussize="0,0"/>
+            <v:stroke on="f"/>
+            <v:imagedata r:id="rId206" o:title=""/>
+            <o:lock v:ext="edit" aspectratio="f"/>
+            <w10:wrap type="none"/>
+            <w10:anchorlock/>
+          </v:shape>
+          <o:OLEObject Type="Embed" ProgID="Equation.DSMT4" ShapeID="_x0000_i1119" DrawAspect="Content" ObjectID="_1468075819" r:id="rId205">
+            <o:LockedField>false</o:LockedField>
+          </o:OLEObject>
+        </w:object>
+      </w:r>
+      <w:r>
+        <w:rPr>
+          <w:rFonts w:hint="eastAsia"/>
+        </w:rPr>
+        <w:t>为电磁作动器质量，</w:t>
+      </w:r>
+      <w:r>
+        <w:rPr>
+          <w:rFonts w:hint="eastAsia"/>
+          <w:position w:val="-12"/>
+        </w:rPr>
+        <w:object>
+          <v:shape id="_x0000_i1120" o:spt="75" type="#_x0000_t75" style="height:18pt;width:16pt;" o:ole="t" filled="f" o:preferrelative="t" stroked="f" coordsize="21600,21600">
+            <v:path/>
+            <v:fill on="f" focussize="0,0"/>
+            <v:stroke on="f"/>
+            <v:imagedata r:id="rId208" o:title=""/>
+            <o:lock v:ext="edit" aspectratio="f"/>
+            <w10:wrap type="none"/>
+            <w10:anchorlock/>
+          </v:shape>
+          <o:OLEObject Type="Embed" ProgID="Equation.DSMT4" ShapeID="_x0000_i1120" DrawAspect="Content" ObjectID="_1468075820" r:id="rId207">
+            <o:LockedField>false</o:LockedField>
+          </o:OLEObject>
+        </w:object>
+      </w:r>
+      <w:r>
+        <w:rPr>
+          <w:rFonts w:hint="eastAsia"/>
+        </w:rPr>
+        <w:t>为待减振对象即主结构质量，</w:t>
+      </w:r>
+      <w:r>
+        <w:rPr>
+          <w:rFonts w:hint="eastAsia"/>
+          <w:position w:val="-12"/>
+        </w:rPr>
+        <w:object>
+          <v:shape id="_x0000_i1121" o:spt="75" type="#_x0000_t75" style="height:18pt;width:11pt;" o:ole="t" filled="f" o:preferrelative="t" stroked="f" coordsize="21600,21600">
+            <v:path/>
+            <v:fill on="f" focussize="0,0"/>
+            <v:stroke on="f"/>
+            <v:imagedata r:id="rId210" o:title=""/>
+            <o:lock v:ext="edit" aspectratio="f"/>
+            <w10:wrap type="none"/>
+            <w10:anchorlock/>
+          </v:shape>
+          <o:OLEObject Type="Embed" ProgID="Equation.DSMT4" ShapeID="_x0000_i1121" DrawAspect="Content" ObjectID="_1468075821" r:id="rId209">
+            <o:LockedField>false</o:LockedField>
+          </o:OLEObject>
+        </w:object>
+      </w:r>
+      <w:r>
+        <w:rPr>
+          <w:rFonts w:hint="eastAsia"/>
+        </w:rPr>
+        <w:t xml:space="preserve"> 和</w:t>
+      </w:r>
+      <w:r>
+        <w:rPr>
+          <w:rFonts w:hint="eastAsia"/>
+          <w:position w:val="-12"/>
+        </w:rPr>
+        <w:object>
+          <v:shape id="_x0000_i1122" o:spt="75" type="#_x0000_t75" style="height:18pt;width:12pt;" o:ole="t" filled="f" o:preferrelative="t" stroked="f" coordsize="21600,21600">
+            <v:path/>
+            <v:fill on="f" focussize="0,0"/>
+            <v:stroke on="f"/>
+            <v:imagedata r:id="rId212" o:title=""/>
+            <o:lock v:ext="edit" aspectratio="f"/>
+            <w10:wrap type="none"/>
+            <w10:anchorlock/>
+          </v:shape>
+          <o:OLEObject Type="Embed" ProgID="Equation.DSMT4" ShapeID="_x0000_i1122" DrawAspect="Content" ObjectID="_1468075822" r:id="rId211">
+            <o:LockedField>false</o:LockedField>
+          </o:OLEObject>
+        </w:object>
+      </w:r>
+      <w:r>
+        <w:rPr>
+          <w:rFonts w:hint="eastAsia"/>
+        </w:rPr>
+        <w:t>为分别为电磁吸振器阻尼和主结构阻尼，</w:t>
+      </w:r>
+      <w:r>
+        <w:rPr>
+          <w:rFonts w:hint="eastAsia"/>
+          <w:position w:val="-12"/>
+        </w:rPr>
+        <w:object>
+          <v:shape id="_x0000_i1123" o:spt="75" type="#_x0000_t75" style="height:18pt;width:12pt;" o:ole="t" filled="f" o:preferrelative="t" stroked="f" coordsize="21600,21600">
+            <v:path/>
+            <v:fill on="f" focussize="0,0"/>
+            <v:stroke on="f"/>
+            <v:imagedata r:id="rId214" o:title=""/>
+            <o:lock v:ext="edit" aspectratio="f"/>
+            <w10:wrap type="none"/>
+            <w10:anchorlock/>
+          </v:shape>
+          <o:OLEObject Type="Embed" ProgID="Equation.DSMT4" ShapeID="_x0000_i1123" DrawAspect="Content" ObjectID="_1468075823" r:id="rId213">
+            <o:LockedField>false</o:LockedField>
+          </o:OLEObject>
+        </w:object>
+      </w:r>
+      <w:r>
+        <w:rPr>
+          <w:rFonts w:hint="eastAsia"/>
+        </w:rPr>
+        <w:t xml:space="preserve"> 和</w:t>
+      </w:r>
+      <w:r>
+        <w:rPr>
+          <w:rFonts w:hint="eastAsia"/>
+          <w:position w:val="-12"/>
+        </w:rPr>
+        <w:object>
+          <v:shape id="_x0000_i1124" o:spt="75" type="#_x0000_t75" style="height:18pt;width:13pt;" o:ole="t" filled="f" o:preferrelative="t" stroked="f" coordsize="21600,21600">
+            <v:path/>
+            <v:fill on="f" focussize="0,0"/>
+            <v:stroke on="f"/>
+            <v:imagedata r:id="rId216" o:title=""/>
+            <o:lock v:ext="edit" aspectratio="f"/>
+            <w10:wrap type="none"/>
+            <w10:anchorlock/>
+          </v:shape>
+          <o:OLEObject Type="Embed" ProgID="Equation.DSMT4" ShapeID="_x0000_i1124" DrawAspect="Content" ObjectID="_1468075824" r:id="rId215">
+            <o:LockedField>false</o:LockedField>
+          </o:OLEObject>
+        </w:object>
+      </w:r>
+      <w:r>
+        <w:rPr>
+          <w:rFonts w:hint="eastAsia"/>
+        </w:rPr>
+        <w:t>为分别为电磁吸振器器刚度和主结构刚度，</w:t>
+      </w:r>
+      <w:r>
+        <w:rPr>
+          <w:rFonts w:hint="eastAsia"/>
+          <w:position w:val="-12"/>
+        </w:rPr>
+        <w:object>
+          <v:shape id="_x0000_i1125" o:spt="75" type="#_x0000_t75" style="height:18pt;width:13.95pt;" o:ole="t" filled="f" o:preferrelative="t" stroked="f" coordsize="21600,21600">
+            <v:path/>
+            <v:fill on="f" focussize="0,0"/>
+            <v:stroke on="f"/>
+            <v:imagedata r:id="rId218" o:title=""/>
+            <o:lock v:ext="edit" aspectratio="f"/>
+            <w10:wrap type="none"/>
+            <w10:anchorlock/>
+          </v:shape>
+          <o:OLEObject Type="Embed" ProgID="Equation.DSMT4" ShapeID="_x0000_i1125" DrawAspect="Content" ObjectID="_1468075825" r:id="rId217">
+            <o:LockedField>false</o:LockedField>
+          </o:OLEObject>
+        </w:object>
+      </w:r>
+      <w:r>
+        <w:rPr>
+          <w:rFonts w:hint="eastAsia"/>
+        </w:rPr>
+        <w:t>为电磁作动器位移，</w:t>
+      </w:r>
+      <w:r>
+        <w:rPr>
+          <w:rFonts w:hint="eastAsia"/>
+          <w:position w:val="-12"/>
+        </w:rPr>
+        <w:object>
+          <v:shape id="_x0000_i1126" o:spt="75" type="#_x0000_t75" style="height:18pt;width:15pt;" o:ole="t" filled="f" o:preferrelative="t" stroked="f" coordsize="21600,21600">
+            <v:path/>
+            <v:fill on="f" focussize="0,0"/>
+            <v:stroke on="f"/>
+            <v:imagedata r:id="rId220" o:title=""/>
+            <o:lock v:ext="edit" aspectratio="f"/>
+            <w10:wrap type="none"/>
+            <w10:anchorlock/>
+          </v:shape>
+          <o:OLEObject Type="Embed" ProgID="Equation.DSMT4" ShapeID="_x0000_i1126" DrawAspect="Content" ObjectID="_1468075826" r:id="rId219">
+            <o:LockedField>false</o:LockedField>
+          </o:OLEObject>
+        </w:object>
+      </w:r>
+      <w:r>
+        <w:rPr>
+          <w:rFonts w:hint="eastAsia"/>
+        </w:rPr>
+        <w:t>为主结构位移，</w:t>
+      </w:r>
+      <w:r>
+        <w:rPr>
+          <w:rFonts w:hint="eastAsia"/>
+          <w:position w:val="-4"/>
+        </w:rPr>
+        <w:object>
+          <v:shape id="_x0000_i1127" o:spt="75" type="#_x0000_t75" style="height:10pt;width:10pt;" o:ole="t" filled="f" o:preferrelative="t" stroked="f" coordsize="21600,21600">
+            <v:path/>
+            <v:fill on="f" focussize="0,0"/>
+            <v:stroke on="f"/>
+            <v:imagedata r:id="rId222" o:title=""/>
+            <o:lock v:ext="edit" aspectratio="f"/>
+            <w10:wrap type="none"/>
+            <w10:anchorlock/>
+          </v:shape>
+          <o:OLEObject Type="Embed" ProgID="Equation.DSMT4" ShapeID="_x0000_i1127" DrawAspect="Content" ObjectID="_1468075827" r:id="rId221">
+            <o:LockedField>false</o:LockedField>
+          </o:OLEObject>
+        </w:object>
+      </w:r>
+      <w:r>
+        <w:rPr>
+          <w:rFonts w:hint="eastAsia"/>
+        </w:rPr>
+        <w:t>为地基位移，</w:t>
+      </w:r>
+      <w:r>
+        <w:rPr>
+          <w:rFonts w:hint="eastAsia"/>
+          <w:position w:val="-10"/>
+        </w:rPr>
+        <w:object>
+          <v:shape id="_x0000_i1128" o:spt="75" type="#_x0000_t75" style="height:16pt;width:12pt;" o:ole="t" filled="f" o:preferrelative="t" stroked="f" coordsize="21600,21600">
+            <v:path/>
+            <v:fill on="f" focussize="0,0"/>
+            <v:stroke on="f"/>
+            <v:imagedata r:id="rId224" o:title=""/>
+            <o:lock v:ext="edit" aspectratio="f"/>
+            <w10:wrap type="none"/>
+            <w10:anchorlock/>
+          </v:shape>
+          <o:OLEObject Type="Embed" ProgID="Equation.DSMT4" ShapeID="_x0000_i1128" DrawAspect="Content" ObjectID="_1468075828" r:id="rId223">
+            <o:LockedField>false</o:LockedField>
+          </o:OLEObject>
+        </w:object>
+      </w:r>
+      <w:r>
+        <w:rPr>
+          <w:rFonts w:hint="eastAsia"/>
+        </w:rPr>
+        <w:t>为外激励，</w:t>
+      </w:r>
+      <w:r>
+        <w:rPr>
+          <w:rFonts w:hint="eastAsia"/>
+          <w:i w:val="0"/>
+          <w:iCs w:val="0"/>
+          <w:position w:val="-4"/>
+        </w:rPr>
+        <w:object>
+          <v:shape id="_x0000_i1129" o:spt="75" type="#_x0000_t75" style="height:13pt;width:13pt;" o:ole="t" filled="f" o:preferrelative="t" stroked="f" coordsize="21600,21600">
+            <v:path/>
+            <v:fill on="f" focussize="0,0"/>
+            <v:stroke on="f"/>
+            <v:imagedata r:id="rId226" o:title=""/>
+            <o:lock v:ext="edit" aspectratio="f"/>
+            <w10:wrap type="none"/>
+            <w10:anchorlock/>
+          </v:shape>
+          <o:OLEObject Type="Embed" ProgID="Equation.DSMT4" ShapeID="_x0000_i1129" DrawAspect="Content" ObjectID="_1468075829" r:id="rId225">
+            <o:LockedField>false</o:LockedField>
+          </o:OLEObject>
+        </w:object>
+      </w:r>
+      <w:r>
+        <w:rPr>
+          <w:rFonts w:hint="eastAsia"/>
+        </w:rPr>
+        <w:t>为电磁吸振器给予的控制力。</w:t>
+      </w:r>
+    </w:p>
+    <w:p>
+      <w:pPr>
+        <w:rPr>
+          <w:rFonts w:hint="eastAsia"/>
+        </w:rPr>
+      </w:pPr>
+      <w:r>
+        <w:rPr>
+          <w:rFonts w:hint="eastAsia"/>
+        </w:rPr>
+        <w:t>则该系统的动力学方程为：</w:t>
+      </w:r>
+    </w:p>
+    <w:p>
+      <w:pPr>
+        <w:jc w:val="center"/>
+        <w:rPr>
+          <w:rFonts w:hint="eastAsia"/>
+        </w:rPr>
+      </w:pPr>
+      <w:r>
+        <w:rPr>
+          <w:position w:val="-12"/>
+        </w:rPr>
+        <w:object>
+          <v:shape id="_x0000_i1130" o:spt="75" type="#_x0000_t75" style="height:24.95pt;width:186.95pt;" o:ole="t" filled="f" o:preferrelative="t" stroked="f" coordsize="21600,21600">
+            <v:path/>
+            <v:fill on="f" focussize="0,0"/>
+            <v:stroke on="f"/>
+            <v:imagedata r:id="rId228" o:title=""/>
+            <o:lock v:ext="edit" aspectratio="t"/>
+            <w10:wrap type="none"/>
+            <w10:anchorlock/>
+          </v:shape>
+          <o:OLEObject Type="Embed" ProgID="Equation.DSMT4" ShapeID="_x0000_i1130" DrawAspect="Content" ObjectID="_1468075830" r:id="rId227">
+            <o:LockedField>false</o:LockedField>
+          </o:OLEObject>
+        </w:object>
+      </w:r>
+    </w:p>
+    <w:p>
+      <w:pPr>
+        <w:jc w:val="center"/>
+        <w:rPr>
+          <w:position w:val="-12"/>
+        </w:rPr>
+      </w:pPr>
+      <w:r>
+        <w:rPr>
+          <w:position w:val="-12"/>
+        </w:rPr>
+        <w:object>
+          <v:shape id="_x0000_i1131" o:spt="75" type="#_x0000_t75" style="height:24.95pt;width:179pt;" o:ole="t" filled="f" o:preferrelative="t" stroked="f" coordsize="21600,21600">
+            <v:path/>
+            <v:fill on="f" focussize="0,0"/>
+            <v:stroke on="f"/>
+            <v:imagedata r:id="rId230" o:title=""/>
+            <o:lock v:ext="edit" aspectratio="t"/>
+            <w10:wrap type="none"/>
+            <w10:anchorlock/>
+          </v:shape>
+          <o:OLEObject Type="Embed" ProgID="Equation.DSMT4" ShapeID="_x0000_i1131" DrawAspect="Content" ObjectID="_1468075831" r:id="rId229">
+            <o:LockedField>false</o:LockedField>
+          </o:OLEObject>
+        </w:object>
+      </w:r>
+    </w:p>
+    <w:p>
+      <w:pPr>
+        <w:bidi w:val="0"/>
+        <w:rPr>
+          <w:rFonts w:hint="eastAsia"/>
+        </w:rPr>
+      </w:pPr>
+      <w:r>
+        <w:rPr>
+          <w:rFonts w:hint="eastAsia"/>
+        </w:rPr>
+        <w:t>结合电磁作动器的电路特性，选取状态变量</w:t>
+      </w:r>
+      <w:r>
+        <w:rPr>
+          <w:position w:val="-12"/>
+        </w:rPr>
+        <w:object>
+          <v:shape id="_x0000_i1132" o:spt="75" type="#_x0000_t75" style="height:18pt;width:184pt;" o:ole="t" filled="f" o:preferrelative="t" stroked="f" coordsize="21600,21600">
+            <v:path/>
+            <v:fill on="f" focussize="0,0"/>
+            <v:stroke on="f"/>
+            <v:imagedata r:id="rId232" o:title=""/>
+            <o:lock v:ext="edit" aspectratio="t"/>
+            <w10:wrap type="none"/>
+            <w10:anchorlock/>
+          </v:shape>
+          <o:OLEObject Type="Embed" ProgID="Equation.DSMT4" ShapeID="_x0000_i1132" DrawAspect="Content" ObjectID="_1468075832" r:id="rId231">
+            <o:LockedField>false</o:LockedField>
+          </o:OLEObject>
+        </w:object>
+      </w:r>
+      <w:r>
+        <w:rPr>
+          <w:rFonts w:hint="eastAsia"/>
+        </w:rPr>
+        <w:t>，可得到状态空间形式为：</w:t>
+      </w:r>
+    </w:p>
+    <w:p>
+      <w:pPr>
+        <w:pStyle w:val="37"/>
+        <w:bidi w:val="0"/>
+        <w:rPr>
+          <w:rFonts w:hint="eastAsia"/>
+        </w:rPr>
+      </w:pPr>
+      <w:r>
+        <w:rPr>
+          <w:position w:val="-30"/>
+        </w:rPr>
+        <w:object>
+          <v:shape id="_x0000_i1133" o:spt="75" type="#_x0000_t75" style="height:36pt;width:92pt;" o:ole="t" filled="f" o:preferrelative="t" stroked="f" coordsize="21600,21600">
+            <v:path/>
+            <v:fill on="f" focussize="0,0"/>
+            <v:stroke on="f"/>
+            <v:imagedata r:id="rId234" o:title=""/>
+            <o:lock v:ext="edit" aspectratio="t"/>
+            <w10:wrap type="none"/>
+            <w10:anchorlock/>
+          </v:shape>
+          <o:OLEObject Type="Embed" ProgID="Equation.DSMT4" ShapeID="_x0000_i1133" DrawAspect="Content" ObjectID="_1468075833" r:id="rId233">
+            <o:LockedField>false</o:LockedField>
+          </o:OLEObject>
+        </w:object>
+      </w:r>
+    </w:p>
+    <w:p>
+      <w:pPr>
+        <w:bidi w:val="0"/>
+        <w:ind w:left="0" w:leftChars="0" w:firstLine="0" w:firstLineChars="0"/>
+        <w:rPr>
+          <w:rFonts w:hint="eastAsia"/>
+        </w:rPr>
+      </w:pPr>
+      <w:r>
+        <w:rPr>
+          <w:rFonts w:hint="eastAsia"/>
+        </w:rPr>
+        <w:t>其中</w:t>
+      </w:r>
+      <w:r>
+        <w:rPr>
+          <w:position w:val="-102"/>
+        </w:rPr>
+        <w:object>
+          <v:shape id="_x0000_i1134" o:spt="75" type="#_x0000_t75" style="height:108pt;width:193pt;" o:ole="t" filled="f" o:preferrelative="t" stroked="f" coordsize="21600,21600">
+            <v:path/>
+            <v:fill on="f" focussize="0,0"/>
+            <v:stroke on="f"/>
+            <v:imagedata r:id="rId236" o:title=""/>
+            <o:lock v:ext="edit" aspectratio="t"/>
+            <w10:wrap type="none"/>
+            <w10:anchorlock/>
+          </v:shape>
+          <o:OLEObject Type="Embed" ProgID="Equation.DSMT4" ShapeID="_x0000_i1134" DrawAspect="Content" ObjectID="_1468075834" r:id="rId235">
+            <o:LockedField>false</o:LockedField>
+          </o:OLEObject>
+        </w:object>
+      </w:r>
+      <w:r>
+        <w:rPr>
+          <w:rFonts w:hint="eastAsia"/>
+        </w:rPr>
+        <w:t>，</w:t>
+      </w:r>
+      <w:r>
+        <w:rPr>
+          <w:position w:val="-102"/>
+        </w:rPr>
+        <w:object>
+          <v:shape id="_x0000_i1135" o:spt="75" type="#_x0000_t75" style="height:108pt;width:58pt;" o:ole="t" filled="f" o:preferrelative="t" stroked="f" coordsize="21600,21600">
+            <v:path/>
+            <v:fill on="f" focussize="0,0"/>
+            <v:stroke on="f"/>
+            <v:imagedata r:id="rId238" o:title=""/>
+            <o:lock v:ext="edit" aspectratio="t"/>
+            <w10:wrap type="none"/>
+            <w10:anchorlock/>
+          </v:shape>
+          <o:OLEObject Type="Embed" ProgID="Equation.DSMT4" ShapeID="_x0000_i1135" DrawAspect="Content" ObjectID="_1468075835" r:id="rId237">
+            <o:LockedField>false</o:LockedField>
+          </o:OLEObject>
+        </w:object>
+      </w:r>
+      <w:r>
+        <w:rPr>
+          <w:rFonts w:hint="eastAsia"/>
+        </w:rPr>
+        <w:t>，</w:t>
+      </w:r>
+      <w:r>
+        <w:rPr>
+          <w:position w:val="-84"/>
+        </w:rPr>
+        <w:object>
+          <v:shape id="_x0000_i1136" o:spt="75" type="#_x0000_t75" style="height:90pt;width:67pt;" o:ole="t" filled="f" o:preferrelative="t" stroked="f" coordsize="21600,21600">
+            <v:path/>
+            <v:fill on="f" focussize="0,0"/>
+            <v:stroke on="f"/>
+            <v:imagedata r:id="rId240" o:title=""/>
+            <o:lock v:ext="edit" aspectratio="t"/>
+            <w10:wrap type="none"/>
+            <w10:anchorlock/>
+          </v:shape>
+          <o:OLEObject Type="Embed" ProgID="Equation.DSMT4" ShapeID="_x0000_i1136" DrawAspect="Content" ObjectID="_1468075836" r:id="rId239">
+            <o:LockedField>false</o:LockedField>
+          </o:OLEObject>
+        </w:object>
+      </w:r>
+      <w:r>
+        <w:rPr>
+          <w:rFonts w:hint="eastAsia"/>
+        </w:rPr>
+        <w:t>，</w:t>
+      </w:r>
+      <w:r>
+        <w:rPr>
+          <w:position w:val="-12"/>
+        </w:rPr>
+        <w:object>
+          <v:shape id="_x0000_i1137" o:spt="75" type="#_x0000_t75" style="height:18pt;width:40pt;" o:ole="t" filled="f" o:preferrelative="t" stroked="f" coordsize="21600,21600">
+            <v:path/>
+            <v:fill on="f" focussize="0,0"/>
+            <v:stroke on="f"/>
+            <v:imagedata r:id="rId242" o:title=""/>
+            <o:lock v:ext="edit" aspectratio="t"/>
+            <w10:wrap type="none"/>
+            <w10:anchorlock/>
+          </v:shape>
+          <o:OLEObject Type="Embed" ProgID="Equation.DSMT4" ShapeID="_x0000_i1137" DrawAspect="Content" ObjectID="_1468075837" r:id="rId241">
+            <o:LockedField>false</o:LockedField>
+          </o:OLEObject>
+        </w:object>
+      </w:r>
+      <w:r>
+        <w:rPr>
+          <w:rFonts w:hint="eastAsia"/>
+        </w:rPr>
+        <w:t>，</w:t>
+      </w:r>
+      <w:r>
+        <w:rPr>
+          <w:position w:val="-6"/>
+        </w:rPr>
+        <w:object>
+          <v:shape id="_x0000_i1138" o:spt="75" type="#_x0000_t75" style="height:13.95pt;width:31pt;" o:ole="t" filled="f" o:preferrelative="t" stroked="f" coordsize="21600,21600">
+            <v:path/>
+            <v:fill on="f" focussize="0,0"/>
+            <v:stroke on="f"/>
+            <v:imagedata r:id="rId244" o:title=""/>
+            <o:lock v:ext="edit" aspectratio="t"/>
+            <w10:wrap type="none"/>
+            <w10:anchorlock/>
+          </v:shape>
+          <o:OLEObject Type="Embed" ProgID="Equation.DSMT4" ShapeID="_x0000_i1138" DrawAspect="Content" ObjectID="_1468075838" r:id="rId243">
+            <o:LockedField>false</o:LockedField>
+          </o:OLEObject>
+        </w:object>
+      </w:r>
+      <w:r>
+        <w:rPr>
+          <w:rFonts w:hint="eastAsia"/>
+        </w:rPr>
+        <w:t>。</w:t>
+      </w:r>
+    </w:p>
+    <w:p>
+      <w:pPr>
+        <w:bidi w:val="0"/>
+        <w:ind w:left="0" w:leftChars="0" w:firstLine="420" w:firstLineChars="0"/>
+        <w:rPr>
+          <w:rFonts w:hint="default" w:eastAsia="宋体"/>
+          <w:lang w:val="en-US" w:eastAsia="zh-CN"/>
+        </w:rPr>
+      </w:pPr>
+      <w:r>
+        <w:rPr>
+          <w:rFonts w:hint="eastAsia"/>
+          <w:lang w:val="en-US" w:eastAsia="zh-CN"/>
+        </w:rPr>
+        <w:t>系统参数表如图所示：</w:t>
+      </w:r>
+    </w:p>
+    <w:bookmarkEnd w:id="17"/>
     <w:p>
       <w:pPr>
         <w:pStyle w:val="3"/>
@@ -7039,7 +6968,7 @@
           <w:lang w:eastAsia="zh-CN"/>
         </w:rPr>
       </w:pPr>
-      <w:bookmarkStart w:id="19" w:name="_Toc11802"/>
+      <w:bookmarkStart w:id="18" w:name="_Toc11802"/>
       <w:r>
         <w:rPr>
           <w:rFonts w:hint="eastAsia"/>
@@ -7047,7 +6976,7 @@
         </w:rPr>
         <w:t>对比试验设计</w:t>
       </w:r>
-      <w:bookmarkEnd w:id="19"/>
+      <w:bookmarkEnd w:id="18"/>
     </w:p>
     <w:p>
       <w:pPr>
@@ -7136,7 +7065,33 @@
           <w:rFonts w:hint="eastAsia"/>
           <w:lang w:eastAsia="zh-CN"/>
         </w:rPr>
-        <w:t>4. GRUA-TD3控制：集成GRU网络和注意力机制的改进TD3算法，网络的输入为时间感知状态向量序列。</w:t>
+        <w:t>4. GRUA-TD3控制：集成GRU网络和注意力机制的改进TD3算法，网络的输入为时间感知状态向量序列</w:t>
+      </w:r>
+      <w:r>
+        <w:rPr>
+          <w:position w:val="-14"/>
+        </w:rPr>
+        <w:object>
+          <v:shape id="_x0000_i1139" o:spt="75" type="#_x0000_t75" style="height:19pt;width:18pt;" o:ole="t" filled="f" o:preferrelative="t" stroked="f" coordsize="21600,21600">
+            <v:path/>
+            <v:fill on="f" focussize="0,0"/>
+            <v:stroke on="f"/>
+            <v:imagedata r:id="rId135" o:title=""/>
+            <o:lock v:ext="edit" aspectratio="t"/>
+            <w10:wrap type="none"/>
+            <w10:anchorlock/>
+          </v:shape>
+          <o:OLEObject Type="Embed" ProgID="Equation.DSMT4" ShapeID="_x0000_i1139" DrawAspect="Content" ObjectID="_1468075839" r:id="rId245">
+            <o:LockedField>false</o:LockedField>
+          </o:OLEObject>
+        </w:object>
+      </w:r>
+      <w:r>
+        <w:rPr>
+          <w:rFonts w:hint="eastAsia"/>
+          <w:lang w:eastAsia="zh-CN"/>
+        </w:rPr>
+        <w:t>。</w:t>
       </w:r>
     </w:p>
     <w:p>
@@ -7148,7 +7103,7 @@
           <w:lang w:eastAsia="zh-CN"/>
         </w:rPr>
       </w:pPr>
-      <w:bookmarkStart w:id="20" w:name="_Toc20206"/>
+      <w:bookmarkStart w:id="19" w:name="_Toc20206"/>
       <w:r>
         <w:rPr>
           <w:rFonts w:hint="eastAsia"/>
@@ -7156,7 +7111,7 @@
         </w:rPr>
         <w:t>超参数设计</w:t>
       </w:r>
-      <w:bookmarkEnd w:id="20"/>
+      <w:bookmarkEnd w:id="19"/>
     </w:p>
     <w:p>
       <w:pPr>
@@ -7267,7 +7222,7 @@
           <w:lang w:eastAsia="zh-CN"/>
         </w:rPr>
       </w:pPr>
-      <w:bookmarkStart w:id="21" w:name="_Toc21077"/>
+      <w:bookmarkStart w:id="20" w:name="_Toc21077"/>
       <w:r>
         <w:rPr>
           <w:rFonts w:hint="eastAsia"/>
@@ -7275,7 +7230,7 @@
         </w:rPr>
         <w:t>仿真结果与分析</w:t>
       </w:r>
-      <w:bookmarkEnd w:id="21"/>
+      <w:bookmarkEnd w:id="20"/>
     </w:p>
     <w:p>
       <w:pPr>
@@ -7344,7 +7299,7 @@
                     </pic:cNvPicPr>
                   </pic:nvPicPr>
                   <pic:blipFill>
-                    <a:blip r:embed="rId245"/>
+                    <a:blip r:embed="rId246"/>
                     <a:srcRect l="6498" r="6498"/>
                     <a:stretch>
                       <a:fillRect/>
@@ -7384,7 +7339,7 @@
                     </pic:cNvPicPr>
                   </pic:nvPicPr>
                   <pic:blipFill>
-                    <a:blip r:embed="rId246"/>
+                    <a:blip r:embed="rId247"/>
                     <a:srcRect l="6498" r="6498"/>
                     <a:stretch>
                       <a:fillRect/>
@@ -7414,6 +7369,7 @@
           <w:lang w:eastAsia="zh-CN"/>
         </w:rPr>
       </w:pPr>
+      <w:bookmarkStart w:id="22" w:name="_GoBack"/>
       <w:r>
         <w:drawing>
           <wp:inline distT="0" distB="0" distL="114300" distR="114300">
@@ -7433,7 +7389,7 @@
                     </pic:cNvPicPr>
                   </pic:nvPicPr>
                   <pic:blipFill>
-                    <a:blip r:embed="rId247"/>
+                    <a:blip r:embed="rId248"/>
                     <a:srcRect l="6498" r="6498"/>
                     <a:stretch>
                       <a:fillRect/>
@@ -7454,6 +7410,7 @@
           </wp:inline>
         </w:drawing>
       </w:r>
+      <w:bookmarkEnd w:id="22"/>
       <w:r>
         <w:drawing>
           <wp:inline distT="0" distB="0" distL="114300" distR="114300">
@@ -7473,7 +7430,7 @@
                     </pic:cNvPicPr>
                   </pic:nvPicPr>
                   <pic:blipFill>
-                    <a:blip r:embed="rId248"/>
+                    <a:blip r:embed="rId249"/>
                     <a:srcRect l="6498" r="6498"/>
                     <a:stretch>
                       <a:fillRect/>
@@ -7511,7 +7468,23 @@
           <w:highlight w:val="yellow"/>
           <w:lang w:eastAsia="zh-CN"/>
         </w:rPr>
-        <w:t>@ 图5 理想环境下两种算法的训练过程对比图</w:t>
+        <w:t>@ 图</w:t>
+      </w:r>
+      <w:r>
+        <w:rPr>
+          <w:rFonts w:hint="eastAsia"/>
+          <w:highlight w:val="yellow"/>
+          <w:lang w:val="en-US" w:eastAsia="zh-CN"/>
+        </w:rPr>
+        <w:t>4-2</w:t>
+      </w:r>
+      <w:r>
+        <w:rPr>
+          <w:rFonts w:hint="eastAsia"/>
+          <w:highlight w:val="yellow"/>
+          <w:lang w:eastAsia="zh-CN"/>
+        </w:rPr>
+        <w:t xml:space="preserve"> 理想环境下两种算法的训练过程对比图</w:t>
       </w:r>
     </w:p>
     <w:p>
@@ -7553,7 +7526,23 @@
           <w:highlight w:val="yellow"/>
           <w:lang w:eastAsia="zh-CN"/>
         </w:rPr>
-        <w:t>@ 图6 含变步长与固定-1的时滞环境下不同算法的位移响应对比图</w:t>
+        <w:t>@ 图</w:t>
+      </w:r>
+      <w:r>
+        <w:rPr>
+          <w:rFonts w:hint="eastAsia"/>
+          <w:highlight w:val="yellow"/>
+          <w:lang w:val="en-US" w:eastAsia="zh-CN"/>
+        </w:rPr>
+        <w:t>4-3</w:t>
+      </w:r>
+      <w:r>
+        <w:rPr>
+          <w:rFonts w:hint="eastAsia"/>
+          <w:highlight w:val="yellow"/>
+          <w:lang w:eastAsia="zh-CN"/>
+        </w:rPr>
+        <w:t xml:space="preserve"> 含变步长与固定-1的时滞环境下不同算法的位移响应对比图</w:t>
       </w:r>
     </w:p>
     <w:p>
@@ -7577,73 +7566,6 @@
                 <pic:pic xmlns:pic="http://schemas.openxmlformats.org/drawingml/2006/picture">
                   <pic:nvPicPr>
                     <pic:cNvPr id="10" name="图片 9" descr="E:/100_Study/130_SubjectLearn/1310_DySysIdCtrl/电磁式阻尼器深度强化学习/GRU-TD3训练（共享底层网络，考虑反应时间）/savedata/S6_2_1201感知延迟训练（初速度初始-2时间步）探索增强/plots/ep700 状态 平台位移 (x2) 对比.pngep700 状态 平台位移 (x2) 对比"/>
-                    <pic:cNvPicPr>
-                      <a:picLocks noChangeAspect="1"/>
-                    </pic:cNvPicPr>
-                  </pic:nvPicPr>
-                  <pic:blipFill>
-                    <a:blip r:embed="rId249"/>
-                    <a:srcRect l="22"/>
-                    <a:stretch>
-                      <a:fillRect/>
-                    </a:stretch>
-                  </pic:blipFill>
-                  <pic:spPr>
-                    <a:xfrm>
-                      <a:off x="0" y="0"/>
-                      <a:ext cx="4785360" cy="2871470"/>
-                    </a:xfrm>
-                    <a:prstGeom prst="rect">
-                      <a:avLst/>
-                    </a:prstGeom>
-                  </pic:spPr>
-                </pic:pic>
-              </a:graphicData>
-            </a:graphic>
-          </wp:inline>
-        </w:drawing>
-      </w:r>
-    </w:p>
-    <w:p>
-      <w:pPr>
-        <w:pStyle w:val="36"/>
-        <w:bidi w:val="0"/>
-        <w:rPr>
-          <w:rFonts w:hint="eastAsia"/>
-          <w:highlight w:val="yellow"/>
-          <w:lang w:eastAsia="zh-CN"/>
-        </w:rPr>
-      </w:pPr>
-      <w:r>
-        <w:rPr>
-          <w:rFonts w:hint="eastAsia"/>
-          <w:highlight w:val="yellow"/>
-          <w:lang w:eastAsia="zh-CN"/>
-        </w:rPr>
-        <w:t>@ 图7 含变步长与固定-2的时滞环境下不同算法的位移响应对比图</w:t>
-      </w:r>
-    </w:p>
-    <w:p>
-      <w:pPr>
-        <w:rPr>
-          <w:rFonts w:hint="eastAsia"/>
-          <w:lang w:eastAsia="zh-CN"/>
-        </w:rPr>
-      </w:pPr>
-      <w:r>
-        <w:drawing>
-          <wp:inline distT="0" distB="0" distL="114300" distR="114300">
-            <wp:extent cx="4785360" cy="2871470"/>
-            <wp:effectExtent l="0" t="0" r="0" b="8890"/>
-            <wp:docPr id="8" name="图片 9" descr="E:/100_Study/130_SubjectLearn/1310_DySysIdCtrl/电磁式阻尼器深度强化学习/GRU-TD3训练（共享底层网络，考虑反应时间）/savedata/S6_3_1128感知延迟训练（初速度初始-3时间步）调节超参数抑制奖励崩塌/plots/1129_1146_ep750_expl_datasets 状态 平台位移 (x2) 对比.png1129_1146_ep750_expl_datasets 状态 平台位移 (x2) 对比"/>
-            <wp:cNvGraphicFramePr>
-              <a:graphicFrameLocks xmlns:a="http://schemas.openxmlformats.org/drawingml/2006/main" noChangeAspect="1"/>
-            </wp:cNvGraphicFramePr>
-            <a:graphic xmlns:a="http://schemas.openxmlformats.org/drawingml/2006/main">
-              <a:graphicData uri="http://schemas.openxmlformats.org/drawingml/2006/picture">
-                <pic:pic xmlns:pic="http://schemas.openxmlformats.org/drawingml/2006/picture">
-                  <pic:nvPicPr>
-                    <pic:cNvPr id="8" name="图片 9" descr="E:/100_Study/130_SubjectLearn/1310_DySysIdCtrl/电磁式阻尼器深度强化学习/GRU-TD3训练（共享底层网络，考虑反应时间）/savedata/S6_3_1128感知延迟训练（初速度初始-3时间步）调节超参数抑制奖励崩塌/plots/1129_1146_ep750_expl_datasets 状态 平台位移 (x2) 对比.png1129_1146_ep750_expl_datasets 状态 平台位移 (x2) 对比"/>
                     <pic:cNvPicPr>
                       <a:picLocks noChangeAspect="1"/>
                     </pic:cNvPicPr>
@@ -7687,6 +7609,89 @@
           <w:highlight w:val="yellow"/>
           <w:lang w:eastAsia="zh-CN"/>
         </w:rPr>
+        <w:t>@ 图</w:t>
+      </w:r>
+      <w:r>
+        <w:rPr>
+          <w:rFonts w:hint="eastAsia"/>
+          <w:highlight w:val="yellow"/>
+          <w:lang w:val="en-US" w:eastAsia="zh-CN"/>
+        </w:rPr>
+        <w:t>4-4</w:t>
+      </w:r>
+      <w:r>
+        <w:rPr>
+          <w:rFonts w:hint="eastAsia"/>
+          <w:highlight w:val="yellow"/>
+          <w:lang w:eastAsia="zh-CN"/>
+        </w:rPr>
+        <w:t xml:space="preserve"> 含变步长与固定-2的时滞环境下不同算法的位移响应对比图</w:t>
+      </w:r>
+    </w:p>
+    <w:p>
+      <w:pPr>
+        <w:rPr>
+          <w:rFonts w:hint="eastAsia"/>
+          <w:lang w:eastAsia="zh-CN"/>
+        </w:rPr>
+      </w:pPr>
+      <w:r>
+        <w:drawing>
+          <wp:inline distT="0" distB="0" distL="114300" distR="114300">
+            <wp:extent cx="4785360" cy="2871470"/>
+            <wp:effectExtent l="0" t="0" r="0" b="8890"/>
+            <wp:docPr id="8" name="图片 9" descr="E:/100_Study/130_SubjectLearn/1310_DySysIdCtrl/电磁式阻尼器深度强化学习/GRU-TD3训练（共享底层网络，考虑反应时间）/savedata/S6_3_1128感知延迟训练（初速度初始-3时间步）调节超参数抑制奖励崩塌/plots/1129_1146_ep750_expl_datasets 状态 平台位移 (x2) 对比.png1129_1146_ep750_expl_datasets 状态 平台位移 (x2) 对比"/>
+            <wp:cNvGraphicFramePr>
+              <a:graphicFrameLocks xmlns:a="http://schemas.openxmlformats.org/drawingml/2006/main" noChangeAspect="1"/>
+            </wp:cNvGraphicFramePr>
+            <a:graphic xmlns:a="http://schemas.openxmlformats.org/drawingml/2006/main">
+              <a:graphicData uri="http://schemas.openxmlformats.org/drawingml/2006/picture">
+                <pic:pic xmlns:pic="http://schemas.openxmlformats.org/drawingml/2006/picture">
+                  <pic:nvPicPr>
+                    <pic:cNvPr id="8" name="图片 9" descr="E:/100_Study/130_SubjectLearn/1310_DySysIdCtrl/电磁式阻尼器深度强化学习/GRU-TD3训练（共享底层网络，考虑反应时间）/savedata/S6_3_1128感知延迟训练（初速度初始-3时间步）调节超参数抑制奖励崩塌/plots/1129_1146_ep750_expl_datasets 状态 平台位移 (x2) 对比.png1129_1146_ep750_expl_datasets 状态 平台位移 (x2) 对比"/>
+                    <pic:cNvPicPr>
+                      <a:picLocks noChangeAspect="1"/>
+                    </pic:cNvPicPr>
+                  </pic:nvPicPr>
+                  <pic:blipFill>
+                    <a:blip r:embed="rId251"/>
+                    <a:srcRect l="22"/>
+                    <a:stretch>
+                      <a:fillRect/>
+                    </a:stretch>
+                  </pic:blipFill>
+                  <pic:spPr>
+                    <a:xfrm>
+                      <a:off x="0" y="0"/>
+                      <a:ext cx="4785360" cy="2871470"/>
+                    </a:xfrm>
+                    <a:prstGeom prst="rect">
+                      <a:avLst/>
+                    </a:prstGeom>
+                  </pic:spPr>
+                </pic:pic>
+              </a:graphicData>
+            </a:graphic>
+          </wp:inline>
+        </w:drawing>
+      </w:r>
+    </w:p>
+    <w:p>
+      <w:pPr>
+        <w:pStyle w:val="36"/>
+        <w:bidi w:val="0"/>
+        <w:rPr>
+          <w:rFonts w:hint="eastAsia"/>
+          <w:highlight w:val="yellow"/>
+          <w:lang w:eastAsia="zh-CN"/>
+        </w:rPr>
+      </w:pPr>
+      <w:r>
+        <w:rPr>
+          <w:rFonts w:hint="eastAsia"/>
+          <w:highlight w:val="yellow"/>
+          <w:lang w:eastAsia="zh-CN"/>
+        </w:rPr>
         <w:t>@ 图8 含变步长与固定-3的时滞环境下不同算法的位移响应对比图</w:t>
       </w:r>
     </w:p>
@@ -7716,7 +7721,7 @@
                     </pic:cNvPicPr>
                   </pic:nvPicPr>
                   <pic:blipFill>
-                    <a:blip r:embed="rId251"/>
+                    <a:blip r:embed="rId252"/>
                     <a:srcRect l="11" r="11"/>
                     <a:stretch>
                       <a:fillRect/>
@@ -7781,7 +7786,7 @@
           <w:lang w:eastAsia="zh-CN"/>
         </w:rPr>
       </w:pPr>
-      <w:bookmarkStart w:id="22" w:name="_Toc4459"/>
+      <w:bookmarkStart w:id="21" w:name="_Toc4459"/>
       <w:r>
         <w:rPr>
           <w:rFonts w:hint="eastAsia"/>
@@ -7789,7 +7794,7 @@
         </w:rPr>
         <w:t>结论</w:t>
       </w:r>
-      <w:bookmarkEnd w:id="22"/>
+      <w:bookmarkEnd w:id="21"/>
     </w:p>
     <w:p>
       <w:pPr>
